--- a/courts/ninth-circuit/bankruptcy-appellate-panel/opening-brief/usage/OUTPUT-opening-brief.docx
+++ b/courts/ninth-circuit/bankruptcy-appellate-panel/opening-brief/usage/OUTPUT-opening-brief.docx
@@ -4,27 +4,115 @@
   <w:body>
     <w:p>
       <w:pPr>
-        <w:pStyle w:val="Centered"/>
-      </w:pPr>
-      <w:r>
-        <w:rPr>
-          <w:b/>
-          <w:bCs/>
-        </w:rPr>
-        <w:t xml:space="preserve">BAP No. SC-16-1227</w:t>
-      </w:r>
-    </w:p>
-    <w:p>
-      <w:pPr>
-        <w:pStyle w:val="Centered"/>
-      </w:pPr>
-      <w:r>
-        <w:t xml:space="preserve">Chapter 7 Bankruptcy Case No. 16-00629-MM7 (Bankr. S.D. Cal.)</w:t>
-      </w:r>
-    </w:p>
-    <w:p>
-      <w:pPr>
-        <w:pStyle w:val="CenterGap"/>
+        <w:spacing w:before="0" w:after="0" w:line="340" w:lineRule="exact"/>
+        <w:ind w:left="0" w:firstLine="0"/>
+        <w:jc w:val="center"/>
+      </w:pPr>
+      <w:r>
+        <w:rPr>
+          <w:b/>
+          <w:bCs/>
+        </w:rPr>
+        <w:t xml:space="preserve">BAP</w:t>
+      </w:r>
+      <w:r>
+        <w:rPr>
+          <w:b/>
+          <w:bCs/>
+        </w:rPr>
+        <w:t xml:space="preserve"> </w:t>
+      </w:r>
+      <w:r>
+        <w:rPr>
+          <w:b/>
+          <w:bCs/>
+        </w:rPr>
+        <w:t xml:space="preserve">No.</w:t>
+      </w:r>
+      <w:r>
+        <w:rPr>
+          <w:b/>
+          <w:bCs/>
+        </w:rPr>
+        <w:t xml:space="preserve"> </w:t>
+      </w:r>
+      <w:r>
+        <w:rPr>
+          <w:b/>
+          <w:bCs/>
+        </w:rPr>
+        <w:t xml:space="preserve">SC</w:t>
+        <w:noBreakHyphen/>
+        <w:t xml:space="preserve">16</w:t>
+        <w:noBreakHyphen/>
+        <w:t xml:space="preserve">1227</w:t>
+      </w:r>
+    </w:p>
+    <w:p>
+      <w:pPr>
+        <w:spacing w:before="0" w:after="0" w:line="340" w:lineRule="exact"/>
+        <w:ind w:left="0" w:firstLine="0"/>
+        <w:jc w:val="center"/>
+      </w:pPr>
+      <w:r>
+        <w:t xml:space="preserve">Chapter</w:t>
+      </w:r>
+      <w:r>
+        <w:t xml:space="preserve"> </w:t>
+      </w:r>
+      <w:r>
+        <w:t xml:space="preserve">7</w:t>
+      </w:r>
+      <w:r>
+        <w:t xml:space="preserve"> </w:t>
+      </w:r>
+      <w:r>
+        <w:t xml:space="preserve">Bankruptcy</w:t>
+      </w:r>
+      <w:r>
+        <w:t xml:space="preserve"> </w:t>
+      </w:r>
+      <w:r>
+        <w:t xml:space="preserve">Case</w:t>
+      </w:r>
+      <w:r>
+        <w:t xml:space="preserve"> </w:t>
+      </w:r>
+      <w:r>
+        <w:t xml:space="preserve">No.</w:t>
+      </w:r>
+      <w:r>
+        <w:t xml:space="preserve"> </w:t>
+      </w:r>
+      <w:r>
+        <w:t xml:space="preserve">16</w:t>
+        <w:noBreakHyphen/>
+        <w:t xml:space="preserve">00629-MM7</w:t>
+      </w:r>
+      <w:r>
+        <w:t xml:space="preserve"> </w:t>
+      </w:r>
+      <w:r>
+        <w:t xml:space="preserve">(Bankr.</w:t>
+      </w:r>
+      <w:r>
+        <w:t xml:space="preserve"> </w:t>
+      </w:r>
+      <w:r>
+        <w:t xml:space="preserve">S.D.</w:t>
+      </w:r>
+      <w:r>
+        <w:t xml:space="preserve"> </w:t>
+      </w:r>
+      <w:r>
+        <w:t xml:space="preserve">Cal.)</w:t>
+      </w:r>
+    </w:p>
+    <w:p>
+      <w:pPr>
+        <w:spacing w:before="360" w:after="0" w:line="340" w:lineRule="exact"/>
+        <w:ind w:left="0" w:firstLine="0"/>
+        <w:jc w:val="center"/>
       </w:pPr>
       <w:r>
         <w:rPr>
@@ -36,15 +124,82 @@
     </w:p>
     <w:p>
       <w:pPr>
-        <w:pStyle w:val="Centered"/>
-      </w:pPr>
-      <w:r>
-        <w:t xml:space="preserve">COUNTY OF IMPERIAL TREASURER-TAX COLLECTOR,</w:t>
-      </w:r>
-    </w:p>
-    <w:p>
-      <w:pPr>
-        <w:pStyle w:val="Centered"/>
+        <w:spacing w:before="360" w:after="0" w:line="340" w:lineRule="exact"/>
+        <w:ind w:left="0" w:firstLine="0"/>
+        <w:jc w:val="center"/>
+      </w:pPr>
+      <w:r>
+        <w:rPr>
+          <w:i/>
+          <w:iCs/>
+        </w:rPr>
+        <w:t xml:space="preserve">COUNTY</w:t>
+      </w:r>
+      <w:r>
+        <w:rPr>
+          <w:i/>
+          <w:iCs/>
+        </w:rPr>
+        <w:t xml:space="preserve"> </w:t>
+      </w:r>
+      <w:r>
+        <w:rPr>
+          <w:i/>
+          <w:iCs/>
+        </w:rPr>
+        <w:t xml:space="preserve">OF</w:t>
+      </w:r>
+      <w:r>
+        <w:rPr>
+          <w:i/>
+          <w:iCs/>
+        </w:rPr>
+        <w:t xml:space="preserve"> </w:t>
+      </w:r>
+      <w:r>
+        <w:rPr>
+          <w:i/>
+          <w:iCs/>
+        </w:rPr>
+        <w:t xml:space="preserve">IMPERIAL</w:t>
+      </w:r>
+      <w:r>
+        <w:rPr>
+          <w:i/>
+          <w:iCs/>
+        </w:rPr>
+        <w:t xml:space="preserve"> </w:t>
+      </w:r>
+      <w:r>
+        <w:rPr>
+          <w:i/>
+          <w:iCs/>
+        </w:rPr>
+        <w:t xml:space="preserve">TREASURER-TAX</w:t>
+      </w:r>
+      <w:r>
+        <w:rPr>
+          <w:i/>
+          <w:iCs/>
+        </w:rPr>
+        <w:t xml:space="preserve"> </w:t>
+      </w:r>
+      <w:r>
+        <w:rPr>
+          <w:i/>
+          <w:iCs/>
+        </w:rPr>
+        <w:t xml:space="preserve">COLLECTOR</w:t>
+      </w:r>
+      <w:r>
+        <w:t xml:space="preserve">,</w:t>
+      </w:r>
+    </w:p>
+    <w:p>
+      <w:pPr>
+        <w:spacing w:before="0" w:after="0" w:line="340" w:lineRule="exact"/>
+        <w:ind w:left="0" w:firstLine="0"/>
+        <w:jc w:val="center"/>
       </w:pPr>
       <w:r>
         <w:t xml:space="preserve">Appellant,</w:t>
@@ -52,7 +207,9 @@
     </w:p>
     <w:p>
       <w:pPr>
-        <w:pStyle w:val="CenterGap"/>
+        <w:spacing w:before="200" w:after="0" w:line="340" w:lineRule="exact"/>
+        <w:ind w:left="0" w:firstLine="0"/>
+        <w:jc w:val="center"/>
       </w:pPr>
       <w:r>
         <w:t xml:space="preserve">v.</w:t>
@@ -60,15 +217,101 @@
     </w:p>
     <w:p>
       <w:pPr>
-        <w:pStyle w:val="Centered"/>
-      </w:pPr>
-      <w:r>
-        <w:t xml:space="preserve">RONALD E. STADTMUELLER, Trustee; RW MERIDIAN, LLC,</w:t>
-      </w:r>
-    </w:p>
-    <w:p>
-      <w:pPr>
-        <w:pStyle w:val="Centered"/>
+        <w:spacing w:before="200" w:after="0" w:line="340" w:lineRule="exact"/>
+        <w:ind w:left="0" w:firstLine="0"/>
+        <w:jc w:val="center"/>
+      </w:pPr>
+      <w:r>
+        <w:rPr>
+          <w:i/>
+          <w:iCs/>
+        </w:rPr>
+        <w:t xml:space="preserve">RONALD</w:t>
+      </w:r>
+      <w:r>
+        <w:rPr>
+          <w:i/>
+          <w:iCs/>
+        </w:rPr>
+        <w:t xml:space="preserve"> </w:t>
+      </w:r>
+      <w:r>
+        <w:rPr>
+          <w:i/>
+          <w:iCs/>
+        </w:rPr>
+        <w:t xml:space="preserve">E.</w:t>
+      </w:r>
+      <w:r>
+        <w:rPr>
+          <w:i/>
+          <w:iCs/>
+        </w:rPr>
+        <w:t xml:space="preserve"> </w:t>
+      </w:r>
+      <w:r>
+        <w:rPr>
+          <w:i/>
+          <w:iCs/>
+        </w:rPr>
+        <w:t xml:space="preserve">STADTMUELLER</w:t>
+      </w:r>
+      <w:r>
+        <w:t xml:space="preserve">,</w:t>
+      </w:r>
+      <w:r>
+        <w:t xml:space="preserve"> </w:t>
+      </w:r>
+      <w:r>
+        <w:t xml:space="preserve">Trustee;</w:t>
+      </w:r>
+      <w:r>
+        <w:t xml:space="preserve"> </w:t>
+      </w:r>
+      <w:r>
+        <w:rPr>
+          <w:i/>
+          <w:iCs/>
+        </w:rPr>
+        <w:t xml:space="preserve">RW</w:t>
+      </w:r>
+      <w:r>
+        <w:rPr>
+          <w:i/>
+          <w:iCs/>
+        </w:rPr>
+        <w:t xml:space="preserve"> </w:t>
+      </w:r>
+      <w:r>
+        <w:rPr>
+          <w:i/>
+          <w:iCs/>
+        </w:rPr>
+        <w:t xml:space="preserve">MERIDIAN,</w:t>
+      </w:r>
+      <w:r>
+        <w:rPr>
+          <w:i/>
+          <w:iCs/>
+        </w:rPr>
+        <w:t xml:space="preserve"> </w:t>
+      </w:r>
+      <w:r>
+        <w:rPr>
+          <w:i/>
+          <w:iCs/>
+        </w:rPr>
+        <w:t xml:space="preserve">LLC</w:t>
+      </w:r>
+      <w:r>
+        <w:t xml:space="preserve">,</w:t>
+      </w:r>
+    </w:p>
+    <w:p>
+      <w:pPr>
+        <w:spacing w:before="0" w:after="0" w:line="340" w:lineRule="exact"/>
+        <w:ind w:left="0" w:firstLine="0"/>
+        <w:jc w:val="center"/>
       </w:pPr>
       <w:r>
         <w:t xml:space="preserve">Appellees.</w:t>
@@ -76,84 +319,475 @@
     </w:p>
     <w:p>
       <w:pPr>
-        <w:pStyle w:val="CenterGap"/>
-      </w:pPr>
-      <w:r>
-        <w:t xml:space="preserve">On Appeal from the United States Bankruptcy Court for the Southern District of California, Honorable Margaret M. Mann, Presiding</w:t>
-      </w:r>
-    </w:p>
-    <w:p>
-      <w:pPr>
-        <w:pStyle w:val="CenterGap"/>
-      </w:pPr>
-      <w:r>
-        <w:rPr>
-          <w:b/>
-          <w:bCs/>
-        </w:rPr>
-        <w:t xml:space="preserve">APPELLANT'S OPENING BRIEF</w:t>
-      </w:r>
-    </w:p>
-    <w:p>
-      <w:pPr>
-        <w:pStyle w:val="Centered"/>
-      </w:pPr>
-      <w:r>
-        <w:t xml:space="preserve">Laurel Lee Hyde, Esq. (CSB No. 95197)</w:t>
-      </w:r>
-    </w:p>
-    <w:p>
-      <w:pPr>
-        <w:pStyle w:val="Centered"/>
-      </w:pPr>
-      <w:r>
-        <w:t xml:space="preserve">Schwartz Hyde &amp; Sullivan, LLP</w:t>
-      </w:r>
-    </w:p>
-    <w:p>
-      <w:pPr>
-        <w:pStyle w:val="Centered"/>
-      </w:pPr>
-      <w:r>
-        <w:t xml:space="preserve">401 “B” Street, Suite 2400</w:t>
-      </w:r>
-    </w:p>
-    <w:p>
-      <w:pPr>
-        <w:pStyle w:val="Centered"/>
-      </w:pPr>
-      <w:r>
-        <w:t xml:space="preserve">San Diego, CA 92101-4200</w:t>
-      </w:r>
-    </w:p>
-    <w:p>
-      <w:pPr>
-        <w:pStyle w:val="Centered"/>
-      </w:pPr>
-      <w:r>
-        <w:t xml:space="preserve">Attorneys for Appellant County of Imperial Treasurer-Tax Collector</w:t>
-      </w:r>
-    </w:p>
-    <w:p>
-      <w:pPr>
-        <w:pStyle w:val="Centered"/>
-      </w:pPr>
-      <w:r>
-        <w:t xml:space="preserve">Telephone (619) 696-3500</w:t>
-      </w:r>
-    </w:p>
-    <w:p>
-      <w:pPr>
+        <w:spacing w:before="360" w:after="0" w:line="340" w:lineRule="exact"/>
+        <w:ind w:left="0" w:firstLine="0"/>
+        <w:jc w:val="center"/>
+      </w:pPr>
+      <w:r>
+        <w:t xml:space="preserve">On</w:t>
+      </w:r>
+      <w:r>
+        <w:t xml:space="preserve"> </w:t>
+      </w:r>
+      <w:r>
+        <w:t xml:space="preserve">Appeal</w:t>
+      </w:r>
+      <w:r>
+        <w:t xml:space="preserve"> </w:t>
+      </w:r>
+      <w:r>
+        <w:t xml:space="preserve">from</w:t>
+      </w:r>
+      <w:r>
+        <w:t xml:space="preserve"> </w:t>
+      </w:r>
+      <w:r>
+        <w:t xml:space="preserve">the</w:t>
+      </w:r>
+      <w:r>
+        <w:t xml:space="preserve"> </w:t>
+      </w:r>
+      <w:r>
+        <w:t xml:space="preserve">United</w:t>
+      </w:r>
+      <w:r>
+        <w:t xml:space="preserve"> </w:t>
+      </w:r>
+      <w:r>
+        <w:t xml:space="preserve">States</w:t>
+      </w:r>
+      <w:r>
+        <w:t xml:space="preserve"> </w:t>
+      </w:r>
+      <w:r>
+        <w:t xml:space="preserve">Bankruptcy</w:t>
+      </w:r>
+      <w:r>
+        <w:t xml:space="preserve"> </w:t>
+      </w:r>
+      <w:r>
+        <w:t xml:space="preserve">Court</w:t>
+      </w:r>
+      <w:r>
+        <w:t xml:space="preserve"> </w:t>
+      </w:r>
+      <w:r>
+        <w:t xml:space="preserve">for</w:t>
+      </w:r>
+      <w:r>
+        <w:t xml:space="preserve"> </w:t>
+      </w:r>
+      <w:r>
+        <w:t xml:space="preserve">the</w:t>
+      </w:r>
+      <w:r>
+        <w:t xml:space="preserve"> </w:t>
+      </w:r>
+      <w:r>
+        <w:t xml:space="preserve">Southern</w:t>
+      </w:r>
+      <w:r>
+        <w:t xml:space="preserve"> </w:t>
+      </w:r>
+      <w:r>
+        <w:t xml:space="preserve">District</w:t>
+      </w:r>
+      <w:r>
+        <w:t xml:space="preserve"> </w:t>
+      </w:r>
+      <w:r>
+        <w:t xml:space="preserve">of</w:t>
+      </w:r>
+      <w:r>
+        <w:t xml:space="preserve"> </w:t>
+      </w:r>
+      <w:r>
+        <w:t xml:space="preserve">California,</w:t>
+      </w:r>
+      <w:r>
+        <w:t xml:space="preserve"> </w:t>
+      </w:r>
+      <w:r>
+        <w:t xml:space="preserve">Honorable</w:t>
+      </w:r>
+      <w:r>
+        <w:t xml:space="preserve"> </w:t>
+      </w:r>
+      <w:r>
+        <w:t xml:space="preserve">Margaret</w:t>
+      </w:r>
+      <w:r>
+        <w:t xml:space="preserve"> </w:t>
+      </w:r>
+      <w:r>
+        <w:t xml:space="preserve">M.</w:t>
+      </w:r>
+      <w:r>
+        <w:t xml:space="preserve"> </w:t>
+      </w:r>
+      <w:r>
+        <w:t xml:space="preserve">Mann,</w:t>
+      </w:r>
+      <w:r>
+        <w:t xml:space="preserve"> </w:t>
+      </w:r>
+      <w:r>
+        <w:t xml:space="preserve">Presiding</w:t>
+      </w:r>
+    </w:p>
+    <w:p>
+      <w:pPr>
+        <w:spacing w:before="360" w:after="0" w:line="340" w:lineRule="exact"/>
+        <w:ind w:left="0" w:firstLine="0"/>
+        <w:jc w:val="center"/>
+      </w:pPr>
+      <w:r>
+        <w:rPr>
+          <w:b/>
+          <w:bCs/>
+        </w:rPr>
+        <w:t xml:space="preserve">APPELLANT’S OPENING BRIEF</w:t>
+      </w:r>
+    </w:p>
+    <w:p>
+      <w:pPr>
+        <w:spacing w:before="360" w:after="0" w:line="340" w:lineRule="exact"/>
+        <w:ind w:left="0" w:firstLine="0"/>
+        <w:jc w:val="center"/>
+      </w:pPr>
+      <w:r>
+        <w:t xml:space="preserve">Laurel</w:t>
+      </w:r>
+      <w:r>
+        <w:t xml:space="preserve"> </w:t>
+      </w:r>
+      <w:r>
+        <w:t xml:space="preserve">Lee</w:t>
+      </w:r>
+      <w:r>
+        <w:t xml:space="preserve"> </w:t>
+      </w:r>
+      <w:r>
+        <w:t xml:space="preserve">Hyde,</w:t>
+      </w:r>
+      <w:r>
+        <w:t xml:space="preserve"> </w:t>
+      </w:r>
+      <w:r>
+        <w:t xml:space="preserve">Esq.</w:t>
+      </w:r>
+      <w:r>
+        <w:t xml:space="preserve"> </w:t>
+      </w:r>
+      <w:r>
+        <w:t xml:space="preserve">(CSB</w:t>
+      </w:r>
+      <w:r>
+        <w:t xml:space="preserve"> </w:t>
+      </w:r>
+      <w:r>
+        <w:t xml:space="preserve">No.</w:t>
+      </w:r>
+      <w:r>
+        <w:t xml:space="preserve"> </w:t>
+      </w:r>
+      <w:r>
+        <w:t xml:space="preserve">95197)</w:t>
+      </w:r>
+    </w:p>
+    <w:p>
+      <w:pPr>
+        <w:spacing w:before="0" w:after="0" w:line="340" w:lineRule="exact"/>
+        <w:ind w:left="0" w:firstLine="0"/>
+        <w:jc w:val="center"/>
+      </w:pPr>
+      <w:r>
+        <w:rPr>
+          <w:i/>
+          <w:iCs/>
+        </w:rPr>
+        <w:t xml:space="preserve">Schwartz</w:t>
+      </w:r>
+      <w:r>
+        <w:rPr>
+          <w:i/>
+          <w:iCs/>
+        </w:rPr>
+        <w:t xml:space="preserve"> </w:t>
+      </w:r>
+      <w:r>
+        <w:rPr>
+          <w:i/>
+          <w:iCs/>
+        </w:rPr>
+        <w:t xml:space="preserve">Hyde</w:t>
+      </w:r>
+      <w:r>
+        <w:rPr>
+          <w:i/>
+          <w:iCs/>
+        </w:rPr>
+        <w:t xml:space="preserve"> </w:t>
+      </w:r>
+      <w:r>
+        <w:rPr>
+          <w:i/>
+          <w:iCs/>
+        </w:rPr>
+        <w:t xml:space="preserve">&amp;</w:t>
+      </w:r>
+      <w:r>
+        <w:rPr>
+          <w:i/>
+          <w:iCs/>
+        </w:rPr>
+        <w:t xml:space="preserve"> </w:t>
+      </w:r>
+      <w:r>
+        <w:rPr>
+          <w:i/>
+          <w:iCs/>
+        </w:rPr>
+        <w:t xml:space="preserve">Sullivan,</w:t>
+      </w:r>
+      <w:r>
+        <w:rPr>
+          <w:i/>
+          <w:iCs/>
+        </w:rPr>
+        <w:t xml:space="preserve"> </w:t>
+      </w:r>
+      <w:r>
+        <w:rPr>
+          <w:i/>
+          <w:iCs/>
+        </w:rPr>
+        <w:t xml:space="preserve">LLP</w:t>
+      </w:r>
+    </w:p>
+    <w:p>
+      <w:pPr>
+        <w:spacing w:before="0" w:after="0" w:line="340" w:lineRule="exact"/>
+        <w:ind w:left="0" w:firstLine="0"/>
+        <w:jc w:val="center"/>
+      </w:pPr>
+      <w:r>
+        <w:t xml:space="preserve">401</w:t>
+      </w:r>
+      <w:r>
+        <w:t xml:space="preserve"> </w:t>
+      </w:r>
+      <w:r>
+        <w:t xml:space="preserve">“</w:t>
+      </w:r>
+      <w:r>
+        <w:t xml:space="preserve">B</w:t>
+      </w:r>
+      <w:r>
+        <w:t xml:space="preserve">”</w:t>
+      </w:r>
+      <w:r>
+        <w:t xml:space="preserve"> </w:t>
+      </w:r>
+      <w:r>
+        <w:t xml:space="preserve">Street,</w:t>
+      </w:r>
+      <w:r>
+        <w:t xml:space="preserve"> </w:t>
+      </w:r>
+      <w:r>
+        <w:t xml:space="preserve">Suite</w:t>
+      </w:r>
+      <w:r>
+        <w:t xml:space="preserve"> </w:t>
+      </w:r>
+      <w:r>
+        <w:t xml:space="preserve">2400</w:t>
+      </w:r>
+    </w:p>
+    <w:p>
+      <w:pPr>
+        <w:spacing w:before="0" w:after="0" w:line="340" w:lineRule="exact"/>
+        <w:ind w:left="0" w:firstLine="0"/>
+        <w:jc w:val="center"/>
+      </w:pPr>
+      <w:r>
+        <w:t xml:space="preserve">San</w:t>
+      </w:r>
+      <w:r>
+        <w:t xml:space="preserve"> </w:t>
+      </w:r>
+      <w:r>
+        <w:t xml:space="preserve">Diego,</w:t>
+      </w:r>
+      <w:r>
+        <w:t xml:space="preserve"> </w:t>
+      </w:r>
+      <w:r>
+        <w:t xml:space="preserve">CA</w:t>
+      </w:r>
+      <w:r>
+        <w:t xml:space="preserve"> </w:t>
+      </w:r>
+      <w:r>
+        <w:t xml:space="preserve">92101</w:t>
+        <w:noBreakHyphen/>
+        <w:t xml:space="preserve">4200</w:t>
+      </w:r>
+    </w:p>
+    <w:p>
+      <w:pPr>
+        <w:spacing w:before="0" w:after="0" w:line="340" w:lineRule="exact"/>
+        <w:ind w:left="0" w:firstLine="0"/>
+        <w:jc w:val="center"/>
+      </w:pPr>
+      <w:r>
+        <w:rPr>
+          <w:i/>
+          <w:iCs/>
+        </w:rPr>
+        <w:t xml:space="preserve">Attorneys</w:t>
+      </w:r>
+      <w:r>
+        <w:rPr>
+          <w:i/>
+          <w:iCs/>
+        </w:rPr>
+        <w:t xml:space="preserve"> </w:t>
+      </w:r>
+      <w:r>
+        <w:rPr>
+          <w:i/>
+          <w:iCs/>
+        </w:rPr>
+        <w:t xml:space="preserve">for</w:t>
+      </w:r>
+      <w:r>
+        <w:rPr>
+          <w:i/>
+          <w:iCs/>
+        </w:rPr>
+        <w:t xml:space="preserve"> </w:t>
+      </w:r>
+      <w:r>
+        <w:rPr>
+          <w:i/>
+          <w:iCs/>
+        </w:rPr>
+        <w:t xml:space="preserve">Appellant</w:t>
+      </w:r>
+      <w:r>
+        <w:rPr>
+          <w:i/>
+          <w:iCs/>
+        </w:rPr>
+        <w:t xml:space="preserve"> </w:t>
+      </w:r>
+      <w:r>
+        <w:rPr>
+          <w:i/>
+          <w:iCs/>
+        </w:rPr>
+        <w:t xml:space="preserve">County</w:t>
+      </w:r>
+      <w:r>
+        <w:rPr>
+          <w:i/>
+          <w:iCs/>
+        </w:rPr>
+        <w:t xml:space="preserve"> </w:t>
+      </w:r>
+      <w:r>
+        <w:rPr>
+          <w:i/>
+          <w:iCs/>
+        </w:rPr>
+        <w:t xml:space="preserve">of</w:t>
+      </w:r>
+      <w:r>
+        <w:rPr>
+          <w:i/>
+          <w:iCs/>
+        </w:rPr>
+        <w:t xml:space="preserve"> </w:t>
+      </w:r>
+      <w:r>
+        <w:rPr>
+          <w:i/>
+          <w:iCs/>
+        </w:rPr>
+        <w:t xml:space="preserve">Imperial</w:t>
+      </w:r>
+      <w:r>
+        <w:rPr>
+          <w:i/>
+          <w:iCs/>
+        </w:rPr>
+        <w:t xml:space="preserve"> </w:t>
+      </w:r>
+      <w:r>
+        <w:rPr>
+          <w:i/>
+          <w:iCs/>
+        </w:rPr>
+        <w:t xml:space="preserve">Treasurer-Tax</w:t>
+      </w:r>
+      <w:r>
+        <w:rPr>
+          <w:i/>
+          <w:iCs/>
+        </w:rPr>
+        <w:t xml:space="preserve"> </w:t>
+      </w:r>
+      <w:r>
+        <w:rPr>
+          <w:i/>
+          <w:iCs/>
+        </w:rPr>
+        <w:t xml:space="preserve">Collector</w:t>
+      </w:r>
+    </w:p>
+    <w:p>
+      <w:pPr>
+        <w:spacing w:before="0" w:after="0" w:line="340" w:lineRule="exact"/>
+        <w:ind w:left="0" w:firstLine="0"/>
+        <w:jc w:val="center"/>
+      </w:pPr>
+      <w:r>
+        <w:t xml:space="preserve">Telephone</w:t>
+      </w:r>
+      <w:r>
+        <w:t xml:space="preserve"> </w:t>
+      </w:r>
+      <w:r>
+        <w:t xml:space="preserve">(619)</w:t>
+      </w:r>
+      <w:r>
+        <w:t xml:space="preserve"> </w:t>
+      </w:r>
+      <w:r>
+        <w:t xml:space="preserve">696</w:t>
+        <w:noBreakHyphen/>
+        <w:t xml:space="preserve">3500</w:t>
+      </w:r>
+    </w:p>
+    <w:p>
+      <w:pPr>
+        <w:spacing w:before="0" w:after="0" w:line="20" w:lineRule="exact"/>
         <w:sectPr>
-          <w:footerReference w:type="default" r:id="rId103"/>
+          <w:footerReference w:type="default" r:id="rIdFtrNone"/>
           <w:pgSz w:w="12240" w:h="15840"/>
-          <w:pgMar w:top="1440" w:right="1440" w:bottom="1440" w:left="1440" w:header="720" w:footer="720" w:gutter="0"/>
+          <w:pgMar w:top="1440" w:right="1440" w:bottom="1440" w:left="1440" w:header="720" w:footer="676" w:gutter="0"/>
         </w:sectPr>
       </w:pPr>
     </w:p>
     <w:p>
       <w:pPr>
-        <w:pStyle w:val="SectionTitle"/>
+        <w:keepNext/>
+        <w:keepLines/>
+        <w:spacing w:before="0" w:after="280" w:line="340" w:lineRule="exact"/>
+        <w:ind w:left="0" w:firstLine="0"/>
+        <w:jc w:val="center"/>
       </w:pPr>
       <w:r>
         <w:rPr>
@@ -165,111 +799,580 @@
     </w:p>
     <w:p>
       <w:pPr>
-        <w:pStyle w:val="Single"/>
-      </w:pPr>
-      <w:r>
-        <w:fldChar w:fldCharType="begin"/>
-      </w:r>
-      <w:r>
-        <w:instrText xml:space="preserve"> TOC \o "1-2" \h \z \u </w:instrText>
-      </w:r>
-      <w:r>
-        <w:fldChar w:fldCharType="separate"/>
-      </w:r>
-    </w:p>
-    <w:p>
-      <w:pPr>
-        <w:pStyle w:val="Single"/>
-      </w:pPr>
-      <w:r>
-        <w:t xml:space="preserve">Jurisdictional Statement</w:t>
-      </w:r>
-    </w:p>
-    <w:p>
-      <w:pPr>
-        <w:pStyle w:val="Single"/>
-      </w:pPr>
-      <w:r>
-        <w:t xml:space="preserve">Statement of Issues</w:t>
-      </w:r>
-    </w:p>
-    <w:p>
-      <w:pPr>
-        <w:pStyle w:val="Single"/>
-      </w:pPr>
-      <w:r>
-        <w:t xml:space="preserve">Standard of Review</w:t>
-      </w:r>
-    </w:p>
-    <w:p>
-      <w:pPr>
-        <w:pStyle w:val="Single"/>
-      </w:pPr>
-      <w:r>
-        <w:t xml:space="preserve">Statement of the Case</w:t>
-      </w:r>
-    </w:p>
-    <w:p>
-      <w:pPr>
-        <w:pStyle w:val="TOCLevel2"/>
-      </w:pPr>
-      <w:r>
-        <w:t xml:space="preserve">A. Factual Background</w:t>
-      </w:r>
-    </w:p>
-    <w:p>
-      <w:pPr>
-        <w:pStyle w:val="TOCLevel2"/>
-      </w:pPr>
-      <w:r>
-        <w:t xml:space="preserve">B. Procedural History</w:t>
-      </w:r>
-    </w:p>
-    <w:p>
-      <w:pPr>
-        <w:pStyle w:val="Single"/>
-      </w:pPr>
-      <w:r>
-        <w:t xml:space="preserve">Summary of Argument</w:t>
-      </w:r>
-    </w:p>
-    <w:p>
-      <w:pPr>
-        <w:pStyle w:val="Single"/>
-      </w:pPr>
+        <w:keepLines/>
+        <w:tabs>
+          <w:tab w:val="right" w:leader="dot" w:pos="9360"/>
+        </w:tabs>
+        <w:spacing w:before="120" w:after="0" w:line="340" w:lineRule="exact"/>
+        <w:ind w:left="720" w:right="720" w:hanging="720"/>
+      </w:pPr>
+      <w:r>
+        <w:t xml:space="preserve">Jurisdictional</w:t>
+      </w:r>
+      <w:r>
+        <w:t xml:space="preserve"> </w:t>
+      </w:r>
+      <w:r>
+        <w:t xml:space="preserve">Statement</w:t>
+      </w:r>
+      <w:r>
+        <w:t xml:space="preserve">   </w:t>
+      </w:r>
+      <w:r>
+        <w:tab/>
+      </w:r>
+      <w:r>
+        <w:t xml:space="preserve">1</w:t>
+      </w:r>
+    </w:p>
+    <w:p>
+      <w:pPr>
+        <w:keepLines/>
+        <w:tabs>
+          <w:tab w:val="right" w:leader="dot" w:pos="9360"/>
+        </w:tabs>
+        <w:spacing w:before="120" w:after="0" w:line="340" w:lineRule="exact"/>
+        <w:ind w:left="720" w:right="720" w:hanging="720"/>
+      </w:pPr>
+      <w:r>
+        <w:t xml:space="preserve">Statement</w:t>
+      </w:r>
+      <w:r>
+        <w:t xml:space="preserve"> </w:t>
+      </w:r>
+      <w:r>
+        <w:t xml:space="preserve">of</w:t>
+      </w:r>
+      <w:r>
+        <w:t xml:space="preserve"> </w:t>
+      </w:r>
+      <w:r>
+        <w:t xml:space="preserve">Issues</w:t>
+      </w:r>
+      <w:r>
+        <w:t xml:space="preserve">   </w:t>
+      </w:r>
+      <w:r>
+        <w:tab/>
+      </w:r>
+      <w:r>
+        <w:t xml:space="preserve">1</w:t>
+      </w:r>
+    </w:p>
+    <w:p>
+      <w:pPr>
+        <w:keepLines/>
+        <w:tabs>
+          <w:tab w:val="right" w:leader="dot" w:pos="9360"/>
+        </w:tabs>
+        <w:spacing w:before="120" w:after="0" w:line="340" w:lineRule="exact"/>
+        <w:ind w:left="720" w:right="720" w:hanging="720"/>
+      </w:pPr>
+      <w:r>
+        <w:t xml:space="preserve">Standard</w:t>
+      </w:r>
+      <w:r>
+        <w:t xml:space="preserve"> </w:t>
+      </w:r>
+      <w:r>
+        <w:t xml:space="preserve">of</w:t>
+      </w:r>
+      <w:r>
+        <w:t xml:space="preserve"> </w:t>
+      </w:r>
+      <w:r>
+        <w:t xml:space="preserve">Review</w:t>
+      </w:r>
+      <w:r>
+        <w:t xml:space="preserve">   </w:t>
+      </w:r>
+      <w:r>
+        <w:tab/>
+      </w:r>
+      <w:r>
+        <w:t xml:space="preserve">2</w:t>
+      </w:r>
+    </w:p>
+    <w:p>
+      <w:pPr>
+        <w:keepLines/>
+        <w:tabs>
+          <w:tab w:val="right" w:leader="dot" w:pos="9360"/>
+        </w:tabs>
+        <w:spacing w:before="120" w:after="0" w:line="340" w:lineRule="exact"/>
+        <w:ind w:left="720" w:right="720" w:hanging="720"/>
+      </w:pPr>
+      <w:r>
+        <w:t xml:space="preserve">Statement</w:t>
+      </w:r>
+      <w:r>
+        <w:t xml:space="preserve"> </w:t>
+      </w:r>
+      <w:r>
+        <w:t xml:space="preserve">of</w:t>
+      </w:r>
+      <w:r>
+        <w:t xml:space="preserve"> </w:t>
+      </w:r>
+      <w:r>
+        <w:t xml:space="preserve">the</w:t>
+      </w:r>
+      <w:r>
+        <w:t xml:space="preserve"> </w:t>
+      </w:r>
+      <w:r>
+        <w:t xml:space="preserve">Case</w:t>
+      </w:r>
+      <w:r>
+        <w:t xml:space="preserve">   </w:t>
+      </w:r>
+      <w:r>
+        <w:tab/>
+      </w:r>
+      <w:r>
+        <w:t xml:space="preserve">3</w:t>
+      </w:r>
+    </w:p>
+    <w:p>
+      <w:pPr>
+        <w:keepLines/>
+        <w:tabs>
+          <w:tab w:val="right" w:leader="dot" w:pos="9360"/>
+        </w:tabs>
+        <w:spacing w:before="120" w:after="0" w:line="340" w:lineRule="exact"/>
+        <w:ind w:left="1440" w:right="720" w:hanging="720"/>
+      </w:pPr>
+      <w:r>
+        <w:t xml:space="preserve">A.</w:t>
+      </w:r>
+      <w:r>
+        <w:t xml:space="preserve"> </w:t>
+      </w:r>
+      <w:r>
+        <w:t xml:space="preserve">Factual</w:t>
+      </w:r>
+      <w:r>
+        <w:t xml:space="preserve"> </w:t>
+      </w:r>
+      <w:r>
+        <w:t xml:space="preserve">Background</w:t>
+      </w:r>
+      <w:r>
+        <w:t xml:space="preserve">   </w:t>
+      </w:r>
+      <w:r>
+        <w:tab/>
+      </w:r>
+      <w:r>
+        <w:t xml:space="preserve">3</w:t>
+      </w:r>
+    </w:p>
+    <w:p>
+      <w:pPr>
+        <w:keepLines/>
+        <w:tabs>
+          <w:tab w:val="right" w:leader="dot" w:pos="9360"/>
+        </w:tabs>
+        <w:spacing w:before="120" w:after="0" w:line="340" w:lineRule="exact"/>
+        <w:ind w:left="1440" w:right="720" w:hanging="720"/>
+      </w:pPr>
+      <w:r>
+        <w:t xml:space="preserve">B.</w:t>
+      </w:r>
+      <w:r>
+        <w:t xml:space="preserve"> </w:t>
+      </w:r>
+      <w:r>
+        <w:t xml:space="preserve">Procedural</w:t>
+      </w:r>
+      <w:r>
+        <w:t xml:space="preserve"> </w:t>
+      </w:r>
+      <w:r>
+        <w:t xml:space="preserve">History</w:t>
+      </w:r>
+      <w:r>
+        <w:t xml:space="preserve">   </w:t>
+      </w:r>
+      <w:r>
+        <w:tab/>
+      </w:r>
+      <w:r>
+        <w:t xml:space="preserve">4</w:t>
+      </w:r>
+    </w:p>
+    <w:p>
+      <w:pPr>
+        <w:keepLines/>
+        <w:tabs>
+          <w:tab w:val="right" w:leader="dot" w:pos="9360"/>
+        </w:tabs>
+        <w:spacing w:before="120" w:after="0" w:line="340" w:lineRule="exact"/>
+        <w:ind w:left="720" w:right="720" w:hanging="720"/>
+      </w:pPr>
+      <w:r>
+        <w:t xml:space="preserve">Summary</w:t>
+      </w:r>
+      <w:r>
+        <w:t xml:space="preserve"> </w:t>
+      </w:r>
+      <w:r>
+        <w:t xml:space="preserve">of</w:t>
+      </w:r>
+      <w:r>
+        <w:t xml:space="preserve"> </w:t>
+      </w:r>
       <w:r>
         <w:t xml:space="preserve">Argument</w:t>
       </w:r>
-    </w:p>
-    <w:p>
-      <w:pPr>
-        <w:pStyle w:val="TOCLevel2"/>
-      </w:pPr>
-      <w:r>
-        <w:t xml:space="preserve">A. The Bankruptcy Court Erred in Finding That the Real Property Became Property of the Estate When the Petition Was Filed and Therefore Was Protected by the Automatic Stay Provisions of 11 U.S.C. §§ 362(a)(3) and (a)(4), Because the Right of Redemption Had Expired Pre-Petition</w:t>
-      </w:r>
-    </w:p>
-    <w:p>
-      <w:pPr>
-        <w:pStyle w:val="Single"/>
+      <w:r>
+        <w:t xml:space="preserve">   </w:t>
+      </w:r>
+      <w:r>
+        <w:tab/>
+      </w:r>
+      <w:r>
+        <w:t xml:space="preserve">5</w:t>
+      </w:r>
+    </w:p>
+    <w:p>
+      <w:pPr>
+        <w:keepLines/>
+        <w:tabs>
+          <w:tab w:val="right" w:leader="dot" w:pos="9360"/>
+        </w:tabs>
+        <w:spacing w:before="120" w:after="0" w:line="340" w:lineRule="exact"/>
+        <w:ind w:left="720" w:right="720" w:hanging="720"/>
+      </w:pPr>
+      <w:r>
+        <w:t xml:space="preserve">Argument</w:t>
+      </w:r>
+      <w:r>
+        <w:t xml:space="preserve">   </w:t>
+      </w:r>
+      <w:r>
+        <w:tab/>
+      </w:r>
+      <w:r>
+        <w:t xml:space="preserve">6</w:t>
+      </w:r>
+    </w:p>
+    <w:p>
+      <w:pPr>
+        <w:keepLines/>
+        <w:tabs>
+          <w:tab w:val="right" w:leader="dot" w:pos="9360"/>
+        </w:tabs>
+        <w:spacing w:before="120" w:after="0" w:line="340" w:lineRule="exact"/>
+        <w:ind w:left="1440" w:right="720" w:hanging="720"/>
+      </w:pPr>
+      <w:r>
+        <w:t xml:space="preserve">A.</w:t>
+      </w:r>
+      <w:r>
+        <w:t xml:space="preserve"> </w:t>
+      </w:r>
+      <w:r>
+        <w:t xml:space="preserve">The</w:t>
+      </w:r>
+      <w:r>
+        <w:t xml:space="preserve"> </w:t>
+      </w:r>
+      <w:r>
+        <w:t xml:space="preserve">Bankruptcy</w:t>
+      </w:r>
+      <w:r>
+        <w:t xml:space="preserve"> </w:t>
+      </w:r>
+      <w:r>
+        <w:t xml:space="preserve">Court</w:t>
+      </w:r>
+      <w:r>
+        <w:t xml:space="preserve"> </w:t>
+      </w:r>
+      <w:r>
+        <w:t xml:space="preserve">Erred</w:t>
+      </w:r>
+      <w:r>
+        <w:t xml:space="preserve"> </w:t>
+      </w:r>
+      <w:r>
+        <w:t xml:space="preserve">in</w:t>
+      </w:r>
+      <w:r>
+        <w:t xml:space="preserve"> </w:t>
+      </w:r>
+      <w:r>
+        <w:t xml:space="preserve">Finding</w:t>
+      </w:r>
+      <w:r>
+        <w:t xml:space="preserve"> </w:t>
+      </w:r>
+      <w:r>
+        <w:t xml:space="preserve">That</w:t>
+      </w:r>
+      <w:r>
+        <w:t xml:space="preserve"> </w:t>
+      </w:r>
+      <w:r>
+        <w:t xml:space="preserve">the</w:t>
+      </w:r>
+      <w:r>
+        <w:t xml:space="preserve"> </w:t>
+      </w:r>
+      <w:r>
+        <w:t xml:space="preserve">Real</w:t>
+      </w:r>
+      <w:r>
+        <w:t xml:space="preserve"> </w:t>
+      </w:r>
+      <w:r>
+        <w:t xml:space="preserve">Property</w:t>
+      </w:r>
+      <w:r>
+        <w:t xml:space="preserve"> </w:t>
+      </w:r>
+      <w:r>
+        <w:t xml:space="preserve">Became</w:t>
+      </w:r>
+      <w:r>
+        <w:t xml:space="preserve"> </w:t>
+      </w:r>
+      <w:r>
+        <w:t xml:space="preserve">Property</w:t>
+      </w:r>
+      <w:r>
+        <w:t xml:space="preserve"> </w:t>
+      </w:r>
+      <w:r>
+        <w:t xml:space="preserve">of</w:t>
+      </w:r>
+      <w:r>
+        <w:t xml:space="preserve"> </w:t>
+      </w:r>
+      <w:r>
+        <w:t xml:space="preserve">the</w:t>
+      </w:r>
+      <w:r>
+        <w:t xml:space="preserve"> </w:t>
+      </w:r>
+      <w:r>
+        <w:t xml:space="preserve">Estate</w:t>
+      </w:r>
+      <w:r>
+        <w:t xml:space="preserve"> </w:t>
+      </w:r>
+      <w:r>
+        <w:t xml:space="preserve">When</w:t>
+      </w:r>
+      <w:r>
+        <w:t xml:space="preserve"> </w:t>
+      </w:r>
+      <w:r>
+        <w:t xml:space="preserve">the</w:t>
+      </w:r>
+      <w:r>
+        <w:t xml:space="preserve"> </w:t>
+      </w:r>
+      <w:r>
+        <w:t xml:space="preserve">Petition</w:t>
+      </w:r>
+      <w:r>
+        <w:t xml:space="preserve"> </w:t>
+      </w:r>
+      <w:r>
+        <w:t xml:space="preserve">Was</w:t>
+      </w:r>
+      <w:r>
+        <w:t xml:space="preserve"> </w:t>
+      </w:r>
+      <w:r>
+        <w:t xml:space="preserve">Filed</w:t>
+      </w:r>
+      <w:r>
+        <w:t xml:space="preserve"> </w:t>
+      </w:r>
+      <w:r>
+        <w:t xml:space="preserve">and</w:t>
+      </w:r>
+      <w:r>
+        <w:t xml:space="preserve"> </w:t>
+      </w:r>
+      <w:r>
+        <w:t xml:space="preserve">Therefore</w:t>
+      </w:r>
+      <w:r>
+        <w:t xml:space="preserve"> </w:t>
+      </w:r>
+      <w:r>
+        <w:t xml:space="preserve">Was</w:t>
+      </w:r>
+      <w:r>
+        <w:t xml:space="preserve"> </w:t>
+      </w:r>
+      <w:r>
+        <w:t xml:space="preserve">Protected</w:t>
+      </w:r>
+      <w:r>
+        <w:t xml:space="preserve"> </w:t>
+      </w:r>
+      <w:r>
+        <w:t xml:space="preserve">by</w:t>
+      </w:r>
+      <w:r>
+        <w:t xml:space="preserve"> </w:t>
+      </w:r>
+      <w:r>
+        <w:t xml:space="preserve">the</w:t>
+      </w:r>
+      <w:r>
+        <w:t xml:space="preserve"> </w:t>
+      </w:r>
+      <w:r>
+        <w:t xml:space="preserve">Automatic</w:t>
+      </w:r>
+      <w:r>
+        <w:t xml:space="preserve"> </w:t>
+      </w:r>
+      <w:r>
+        <w:t xml:space="preserve">Stay</w:t>
+      </w:r>
+      <w:r>
+        <w:t xml:space="preserve"> </w:t>
+      </w:r>
+      <w:r>
+        <w:t xml:space="preserve">Provisions</w:t>
+      </w:r>
+      <w:r>
+        <w:t xml:space="preserve"> </w:t>
+      </w:r>
+      <w:r>
+        <w:t xml:space="preserve">of</w:t>
+      </w:r>
+      <w:r>
+        <w:t xml:space="preserve"> </w:t>
+      </w:r>
+      <w:r>
+        <w:t xml:space="preserve">11</w:t>
+      </w:r>
+      <w:r>
+        <w:t xml:space="preserve"> </w:t>
+      </w:r>
+      <w:r>
+        <w:t xml:space="preserve">U.S.C.</w:t>
+      </w:r>
+      <w:r>
+        <w:t xml:space="preserve"> </w:t>
+      </w:r>
+      <w:r>
+        <w:t xml:space="preserve">§§</w:t>
+      </w:r>
+      <w:r>
+        <w:t xml:space="preserve"> </w:t>
+      </w:r>
+      <w:r>
+        <w:t xml:space="preserve">362(a)⁠(3)</w:t>
+      </w:r>
+      <w:r>
+        <w:t xml:space="preserve"> </w:t>
+      </w:r>
+      <w:r>
+        <w:t xml:space="preserve">and</w:t>
+      </w:r>
+      <w:r>
+        <w:t xml:space="preserve"> </w:t>
+      </w:r>
+      <w:r>
+        <w:t xml:space="preserve">(a)⁠(4),</w:t>
+      </w:r>
+      <w:r>
+        <w:t xml:space="preserve"> </w:t>
+      </w:r>
+      <w:r>
+        <w:t xml:space="preserve">Because</w:t>
+      </w:r>
+      <w:r>
+        <w:t xml:space="preserve"> </w:t>
+      </w:r>
+      <w:r>
+        <w:t xml:space="preserve">the</w:t>
+      </w:r>
+      <w:r>
+        <w:t xml:space="preserve"> </w:t>
+      </w:r>
+      <w:r>
+        <w:t xml:space="preserve">Right</w:t>
+      </w:r>
+      <w:r>
+        <w:t xml:space="preserve"> </w:t>
+      </w:r>
+      <w:r>
+        <w:t xml:space="preserve">of</w:t>
+      </w:r>
+      <w:r>
+        <w:t xml:space="preserve"> </w:t>
+      </w:r>
+      <w:r>
+        <w:t xml:space="preserve">Redemption</w:t>
+      </w:r>
+      <w:r>
+        <w:t xml:space="preserve"> </w:t>
+      </w:r>
+      <w:r>
+        <w:t xml:space="preserve">Had</w:t>
+      </w:r>
+      <w:r>
+        <w:t xml:space="preserve"> </w:t>
+      </w:r>
+      <w:r>
+        <w:t xml:space="preserve">Expired</w:t>
+      </w:r>
+      <w:r>
+        <w:t xml:space="preserve"> </w:t>
+      </w:r>
+      <w:r>
+        <w:t xml:space="preserve">Pre-Petition</w:t>
+      </w:r>
+      <w:r>
+        <w:t xml:space="preserve">   </w:t>
+      </w:r>
+      <w:r>
+        <w:tab/>
+      </w:r>
+      <w:r>
+        <w:t xml:space="preserve">6</w:t>
+      </w:r>
+    </w:p>
+    <w:p>
+      <w:pPr>
+        <w:keepLines/>
+        <w:tabs>
+          <w:tab w:val="right" w:leader="dot" w:pos="9360"/>
+        </w:tabs>
+        <w:spacing w:before="120" w:after="0" w:line="340" w:lineRule="exact"/>
+        <w:ind w:left="720" w:right="720" w:hanging="720"/>
       </w:pPr>
       <w:r>
         <w:t xml:space="preserve">Conclusion</w:t>
       </w:r>
-    </w:p>
-    <w:p>
-      <w:r>
-        <w:fldChar w:fldCharType="end"/>
-      </w:r>
-    </w:p>
-    <w:p>
-      <w:r>
-        <w:br w:type="page"/>
-      </w:r>
-    </w:p>
-    <w:p>
-      <w:pPr>
-        <w:pStyle w:val="SectionTitle"/>
+      <w:r>
+        <w:t xml:space="preserve">   </w:t>
+      </w:r>
+      <w:r>
+        <w:tab/>
+      </w:r>
+      <w:r>
+        <w:t xml:space="preserve">8</w:t>
+      </w:r>
+    </w:p>
+    <w:p>
+      <w:pPr>
+        <w:keepNext/>
+        <w:keepLines/>
+        <w:pageBreakBefore/>
+        <w:spacing w:before="0" w:after="280" w:line="340" w:lineRule="exact"/>
+        <w:ind w:left="0" w:firstLine="0"/>
+        <w:jc w:val="center"/>
       </w:pPr>
       <w:r>
         <w:rPr>
@@ -281,7 +1384,10 @@
     </w:p>
     <w:p>
       <w:pPr>
-        <w:pStyle w:val="Single"/>
+        <w:keepNext/>
+        <w:keepLines/>
+        <w:spacing w:before="360" w:after="120" w:line="340" w:lineRule="exact"/>
+        <w:ind w:left="0" w:firstLine="0"/>
       </w:pPr>
       <w:r>
         <w:rPr>
@@ -293,82 +1399,594 @@
     </w:p>
     <w:p>
       <w:pPr>
-        <w:pStyle w:val="Hanging"/>
-      </w:pPr>
-      <w:r>
-        <w:rPr>
-          <w:i/>
-          <w:iCs/>
-        </w:rPr>
-        <w:t xml:space="preserve">Butner v. United States</w:t>
-      </w:r>
-      <w:r>
-        <w:t xml:space="preserve">, 440 U.S. 48 (1979)</w:t>
-      </w:r>
-    </w:p>
-    <w:p>
-      <w:pPr>
-        <w:pStyle w:val="Hanging"/>
-      </w:pPr>
-      <w:r>
-        <w:rPr>
-          <w:i/>
-          <w:iCs/>
-        </w:rPr>
-        <w:t xml:space="preserve">In re Park at Dash Point, L.P.</w:t>
-      </w:r>
-      <w:r>
-        <w:t xml:space="preserve">, 985 F.2d 1008 (9th Cir. 1993)</w:t>
-      </w:r>
-    </w:p>
-    <w:p>
-      <w:pPr>
-        <w:pStyle w:val="Hanging"/>
-      </w:pPr>
-      <w:r>
-        <w:rPr>
-          <w:i/>
-          <w:iCs/>
-        </w:rPr>
-        <w:t xml:space="preserve">In re Sandralee Rodgers</w:t>
-      </w:r>
-      <w:r>
-        <w:t xml:space="preserve">, 333 F.3d 64 (2d Cir. 2003)</w:t>
-      </w:r>
-    </w:p>
-    <w:p>
-      <w:pPr>
-        <w:pStyle w:val="Hanging"/>
-      </w:pPr>
-      <w:r>
-        <w:rPr>
-          <w:i/>
-          <w:iCs/>
-        </w:rPr>
-        <w:t xml:space="preserve">In re Tracht Gut, LLC</w:t>
-      </w:r>
-      <w:r>
-        <w:t xml:space="preserve">, 503 B.R. 804 (9th Cir. BAP 2014)</w:t>
-      </w:r>
-    </w:p>
-    <w:p>
-      <w:pPr>
-        <w:pStyle w:val="Hanging"/>
-      </w:pPr>
-      <w:r>
-        <w:rPr>
-          <w:i/>
-          <w:iCs/>
-        </w:rPr>
-        <w:t xml:space="preserve">Mwangi v. Wells Fargo Bank</w:t>
-      </w:r>
-      <w:r>
-        <w:t xml:space="preserve">, 764 F.3d 1169 (9th Cir. 2014)</w:t>
-      </w:r>
-    </w:p>
-    <w:p>
-      <w:pPr>
-        <w:pStyle w:val="Single"/>
+        <w:keepLines/>
+        <w:tabs>
+          <w:tab w:val="right" w:leader="dot" w:pos="9360"/>
+        </w:tabs>
+        <w:spacing w:before="120" w:after="0" w:line="340" w:lineRule="exact"/>
+        <w:ind w:left="576" w:right="1120" w:hanging="576"/>
+      </w:pPr>
+      <w:r>
+        <w:rPr>
+          <w:i/>
+          <w:iCs/>
+        </w:rPr>
+        <w:t xml:space="preserve">Butner</w:t>
+      </w:r>
+      <w:r>
+        <w:rPr>
+          <w:i/>
+          <w:iCs/>
+        </w:rPr>
+        <w:t xml:space="preserve"> </w:t>
+      </w:r>
+      <w:r>
+        <w:rPr>
+          <w:i/>
+          <w:iCs/>
+        </w:rPr>
+        <w:t xml:space="preserve">v.</w:t>
+      </w:r>
+      <w:r>
+        <w:rPr>
+          <w:i/>
+          <w:iCs/>
+        </w:rPr>
+        <w:t xml:space="preserve"> </w:t>
+      </w:r>
+      <w:r>
+        <w:rPr>
+          <w:i/>
+          <w:iCs/>
+        </w:rPr>
+        <w:t xml:space="preserve">United</w:t>
+      </w:r>
+      <w:r>
+        <w:rPr>
+          <w:i/>
+          <w:iCs/>
+        </w:rPr>
+        <w:t xml:space="preserve"> </w:t>
+      </w:r>
+      <w:r>
+        <w:rPr>
+          <w:i/>
+          <w:iCs/>
+        </w:rPr>
+        <w:t xml:space="preserve">States</w:t>
+      </w:r>
+      <w:r>
+        <w:t xml:space="preserve">, </w:t>
+      </w:r>
+      <w:r>
+        <w:t xml:space="preserve">440</w:t>
+      </w:r>
+      <w:r>
+        <w:t xml:space="preserve"> </w:t>
+      </w:r>
+      <w:r>
+        <w:t xml:space="preserve">U.S.</w:t>
+      </w:r>
+      <w:r>
+        <w:t xml:space="preserve"> </w:t>
+      </w:r>
+      <w:r>
+        <w:t xml:space="preserve">48</w:t>
+      </w:r>
+      <w:r>
+        <w:t xml:space="preserve"> </w:t>
+      </w:r>
+      <w:r>
+        <w:t xml:space="preserve">(1979)</w:t>
+      </w:r>
+      <w:r>
+        <w:t xml:space="preserve">   </w:t>
+      </w:r>
+      <w:r>
+        <w:tab/>
+      </w:r>
+      <w:r>
+        <w:t xml:space="preserve">7</w:t>
+      </w:r>
+    </w:p>
+    <w:p>
+      <w:pPr>
+        <w:keepLines/>
+        <w:tabs>
+          <w:tab w:val="right" w:leader="dot" w:pos="9360"/>
+        </w:tabs>
+        <w:spacing w:before="120" w:after="0" w:line="340" w:lineRule="exact"/>
+        <w:ind w:left="576" w:right="1120" w:hanging="576"/>
+      </w:pPr>
+      <w:r>
+        <w:rPr>
+          <w:i/>
+          <w:iCs/>
+        </w:rPr>
+        <w:t xml:space="preserve">In</w:t>
+      </w:r>
+      <w:r>
+        <w:rPr>
+          <w:i/>
+          <w:iCs/>
+        </w:rPr>
+        <w:t xml:space="preserve"> </w:t>
+      </w:r>
+      <w:r>
+        <w:rPr>
+          <w:i/>
+          <w:iCs/>
+        </w:rPr>
+        <w:t xml:space="preserve">re</w:t>
+      </w:r>
+      <w:r>
+        <w:rPr>
+          <w:i/>
+          <w:iCs/>
+        </w:rPr>
+        <w:t xml:space="preserve"> </w:t>
+      </w:r>
+      <w:r>
+        <w:rPr>
+          <w:i/>
+          <w:iCs/>
+        </w:rPr>
+        <w:t xml:space="preserve">Park</w:t>
+      </w:r>
+      <w:r>
+        <w:rPr>
+          <w:i/>
+          <w:iCs/>
+        </w:rPr>
+        <w:t xml:space="preserve"> </w:t>
+      </w:r>
+      <w:r>
+        <w:rPr>
+          <w:i/>
+          <w:iCs/>
+        </w:rPr>
+        <w:t xml:space="preserve">at</w:t>
+      </w:r>
+      <w:r>
+        <w:rPr>
+          <w:i/>
+          <w:iCs/>
+        </w:rPr>
+        <w:t xml:space="preserve"> </w:t>
+      </w:r>
+      <w:r>
+        <w:rPr>
+          <w:i/>
+          <w:iCs/>
+        </w:rPr>
+        <w:t xml:space="preserve">Dash</w:t>
+      </w:r>
+      <w:r>
+        <w:rPr>
+          <w:i/>
+          <w:iCs/>
+        </w:rPr>
+        <w:t xml:space="preserve"> </w:t>
+      </w:r>
+      <w:r>
+        <w:rPr>
+          <w:i/>
+          <w:iCs/>
+        </w:rPr>
+        <w:t xml:space="preserve">Point,</w:t>
+      </w:r>
+      <w:r>
+        <w:rPr>
+          <w:i/>
+          <w:iCs/>
+        </w:rPr>
+        <w:t xml:space="preserve"> </w:t>
+      </w:r>
+      <w:r>
+        <w:rPr>
+          <w:i/>
+          <w:iCs/>
+        </w:rPr>
+        <w:t xml:space="preserve">L.P.</w:t>
+      </w:r>
+      <w:r>
+        <w:t xml:space="preserve">, </w:t>
+      </w:r>
+      <w:r>
+        <w:t xml:space="preserve">985</w:t>
+      </w:r>
+      <w:r>
+        <w:t xml:space="preserve"> </w:t>
+      </w:r>
+      <w:r>
+        <w:t xml:space="preserve">F.2d</w:t>
+      </w:r>
+      <w:r>
+        <w:t xml:space="preserve"> </w:t>
+      </w:r>
+      <w:r>
+        <w:t xml:space="preserve">1008</w:t>
+      </w:r>
+      <w:r>
+        <w:t xml:space="preserve"> </w:t>
+      </w:r>
+      <w:r>
+        <w:t xml:space="preserve">(9th</w:t>
+      </w:r>
+      <w:r>
+        <w:t xml:space="preserve"> </w:t>
+      </w:r>
+      <w:r>
+        <w:t xml:space="preserve">Cir.</w:t>
+      </w:r>
+      <w:r>
+        <w:t xml:space="preserve"> </w:t>
+      </w:r>
+      <w:r>
+        <w:t xml:space="preserve">1993)</w:t>
+      </w:r>
+      <w:r>
+        <w:t xml:space="preserve">   </w:t>
+      </w:r>
+      <w:r>
+        <w:tab/>
+      </w:r>
+      <w:r>
+        <w:t xml:space="preserve">3</w:t>
+      </w:r>
+    </w:p>
+    <w:p>
+      <w:pPr>
+        <w:keepLines/>
+        <w:tabs>
+          <w:tab w:val="right" w:leader="dot" w:pos="9360"/>
+        </w:tabs>
+        <w:spacing w:before="120" w:after="0" w:line="340" w:lineRule="exact"/>
+        <w:ind w:left="576" w:right="1120" w:hanging="576"/>
+      </w:pPr>
+      <w:r>
+        <w:rPr>
+          <w:i/>
+          <w:iCs/>
+        </w:rPr>
+        <w:t xml:space="preserve">In</w:t>
+      </w:r>
+      <w:r>
+        <w:rPr>
+          <w:i/>
+          <w:iCs/>
+        </w:rPr>
+        <w:t xml:space="preserve"> </w:t>
+      </w:r>
+      <w:r>
+        <w:rPr>
+          <w:i/>
+          <w:iCs/>
+        </w:rPr>
+        <w:t xml:space="preserve">re</w:t>
+      </w:r>
+      <w:r>
+        <w:rPr>
+          <w:i/>
+          <w:iCs/>
+        </w:rPr>
+        <w:t xml:space="preserve"> </w:t>
+      </w:r>
+      <w:r>
+        <w:rPr>
+          <w:i/>
+          <w:iCs/>
+        </w:rPr>
+        <w:t xml:space="preserve">Sandralee</w:t>
+      </w:r>
+      <w:r>
+        <w:rPr>
+          <w:i/>
+          <w:iCs/>
+        </w:rPr>
+        <w:t xml:space="preserve"> </w:t>
+      </w:r>
+      <w:r>
+        <w:rPr>
+          <w:i/>
+          <w:iCs/>
+        </w:rPr>
+        <w:t xml:space="preserve">Rodgers</w:t>
+      </w:r>
+      <w:r>
+        <w:t xml:space="preserve">, </w:t>
+      </w:r>
+      <w:r>
+        <w:t xml:space="preserve">333</w:t>
+      </w:r>
+      <w:r>
+        <w:t xml:space="preserve"> </w:t>
+      </w:r>
+      <w:r>
+        <w:t xml:space="preserve">F.3d</w:t>
+      </w:r>
+      <w:r>
+        <w:t xml:space="preserve"> </w:t>
+      </w:r>
+      <w:r>
+        <w:t xml:space="preserve">64</w:t>
+      </w:r>
+      <w:r>
+        <w:t xml:space="preserve"> </w:t>
+      </w:r>
+      <w:r>
+        <w:t xml:space="preserve">(2d</w:t>
+      </w:r>
+      <w:r>
+        <w:t xml:space="preserve"> </w:t>
+      </w:r>
+      <w:r>
+        <w:t xml:space="preserve">Cir.</w:t>
+      </w:r>
+      <w:r>
+        <w:t xml:space="preserve"> </w:t>
+      </w:r>
+      <w:r>
+        <w:t xml:space="preserve">2003)</w:t>
+      </w:r>
+      <w:r>
+        <w:t xml:space="preserve">   </w:t>
+      </w:r>
+      <w:r>
+        <w:tab/>
+      </w:r>
+      <w:r>
+        <w:t xml:space="preserve">7</w:t>
+      </w:r>
+    </w:p>
+    <w:p>
+      <w:pPr>
+        <w:keepLines/>
+        <w:tabs>
+          <w:tab w:val="right" w:leader="dot" w:pos="9360"/>
+        </w:tabs>
+        <w:spacing w:before="120" w:after="0" w:line="340" w:lineRule="exact"/>
+        <w:ind w:left="576" w:right="1120" w:hanging="576"/>
+      </w:pPr>
+      <w:r>
+        <w:rPr>
+          <w:i/>
+          <w:iCs/>
+        </w:rPr>
+        <w:t xml:space="preserve">In</w:t>
+      </w:r>
+      <w:r>
+        <w:rPr>
+          <w:i/>
+          <w:iCs/>
+        </w:rPr>
+        <w:t xml:space="preserve"> </w:t>
+      </w:r>
+      <w:r>
+        <w:rPr>
+          <w:i/>
+          <w:iCs/>
+        </w:rPr>
+        <w:t xml:space="preserve">re</w:t>
+      </w:r>
+      <w:r>
+        <w:rPr>
+          <w:i/>
+          <w:iCs/>
+        </w:rPr>
+        <w:t xml:space="preserve"> </w:t>
+      </w:r>
+      <w:r>
+        <w:rPr>
+          <w:i/>
+          <w:iCs/>
+        </w:rPr>
+        <w:t xml:space="preserve">Tracht</w:t>
+      </w:r>
+      <w:r>
+        <w:rPr>
+          <w:i/>
+          <w:iCs/>
+        </w:rPr>
+        <w:t xml:space="preserve"> </w:t>
+      </w:r>
+      <w:r>
+        <w:rPr>
+          <w:i/>
+          <w:iCs/>
+        </w:rPr>
+        <w:t xml:space="preserve">Gut,</w:t>
+      </w:r>
+      <w:r>
+        <w:rPr>
+          <w:i/>
+          <w:iCs/>
+        </w:rPr>
+        <w:t xml:space="preserve"> </w:t>
+      </w:r>
+      <w:r>
+        <w:rPr>
+          <w:i/>
+          <w:iCs/>
+        </w:rPr>
+        <w:t xml:space="preserve">LLC</w:t>
+      </w:r>
+      <w:r>
+        <w:t xml:space="preserve">, </w:t>
+      </w:r>
+      <w:r>
+        <w:t xml:space="preserve">503</w:t>
+      </w:r>
+      <w:r>
+        <w:t xml:space="preserve"> </w:t>
+      </w:r>
+      <w:r>
+        <w:t xml:space="preserve">B.R.</w:t>
+      </w:r>
+      <w:r>
+        <w:t xml:space="preserve"> </w:t>
+      </w:r>
+      <w:r>
+        <w:t xml:space="preserve">804</w:t>
+      </w:r>
+      <w:r>
+        <w:t xml:space="preserve"> </w:t>
+      </w:r>
+      <w:r>
+        <w:t xml:space="preserve">(9th</w:t>
+      </w:r>
+      <w:r>
+        <w:t xml:space="preserve"> </w:t>
+      </w:r>
+      <w:r>
+        <w:t xml:space="preserve">Cir.</w:t>
+      </w:r>
+      <w:r>
+        <w:t xml:space="preserve"> </w:t>
+      </w:r>
+      <w:r>
+        <w:t xml:space="preserve">BAP</w:t>
+      </w:r>
+      <w:r>
+        <w:t xml:space="preserve"> </w:t>
+      </w:r>
+      <w:r>
+        <w:t xml:space="preserve">2014)</w:t>
+      </w:r>
+      <w:r>
+        <w:t xml:space="preserve">   </w:t>
+      </w:r>
+      <w:r>
+        <w:tab/>
+      </w:r>
+      <w:r>
+        <w:t xml:space="preserve">4, 5</w:t>
+      </w:r>
+    </w:p>
+    <w:p>
+      <w:pPr>
+        <w:keepLines/>
+        <w:tabs>
+          <w:tab w:val="right" w:leader="dot" w:pos="9360"/>
+        </w:tabs>
+        <w:spacing w:before="120" w:after="0" w:line="340" w:lineRule="exact"/>
+        <w:ind w:left="576" w:right="1120" w:hanging="576"/>
+      </w:pPr>
+      <w:r>
+        <w:rPr>
+          <w:i/>
+          <w:iCs/>
+        </w:rPr>
+        <w:t xml:space="preserve">Mwangi</w:t>
+      </w:r>
+      <w:r>
+        <w:rPr>
+          <w:i/>
+          <w:iCs/>
+        </w:rPr>
+        <w:t xml:space="preserve"> </w:t>
+      </w:r>
+      <w:r>
+        <w:rPr>
+          <w:i/>
+          <w:iCs/>
+        </w:rPr>
+        <w:t xml:space="preserve">v.</w:t>
+      </w:r>
+      <w:r>
+        <w:rPr>
+          <w:i/>
+          <w:iCs/>
+        </w:rPr>
+        <w:t xml:space="preserve"> </w:t>
+      </w:r>
+      <w:r>
+        <w:rPr>
+          <w:i/>
+          <w:iCs/>
+        </w:rPr>
+        <w:t xml:space="preserve">Wells</w:t>
+      </w:r>
+      <w:r>
+        <w:rPr>
+          <w:i/>
+          <w:iCs/>
+        </w:rPr>
+        <w:t xml:space="preserve"> </w:t>
+      </w:r>
+      <w:r>
+        <w:rPr>
+          <w:i/>
+          <w:iCs/>
+        </w:rPr>
+        <w:t xml:space="preserve">Fargo</w:t>
+      </w:r>
+      <w:r>
+        <w:rPr>
+          <w:i/>
+          <w:iCs/>
+        </w:rPr>
+        <w:t xml:space="preserve"> </w:t>
+      </w:r>
+      <w:r>
+        <w:rPr>
+          <w:i/>
+          <w:iCs/>
+        </w:rPr>
+        <w:t xml:space="preserve">Bank</w:t>
+      </w:r>
+      <w:r>
+        <w:t xml:space="preserve">, </w:t>
+      </w:r>
+      <w:r>
+        <w:t xml:space="preserve">764</w:t>
+      </w:r>
+      <w:r>
+        <w:t xml:space="preserve"> </w:t>
+      </w:r>
+      <w:r>
+        <w:t xml:space="preserve">F.3d</w:t>
+      </w:r>
+      <w:r>
+        <w:t xml:space="preserve"> </w:t>
+      </w:r>
+      <w:r>
+        <w:t xml:space="preserve">1169</w:t>
+      </w:r>
+      <w:r>
+        <w:t xml:space="preserve"> </w:t>
+      </w:r>
+      <w:r>
+        <w:t xml:space="preserve">(9th</w:t>
+      </w:r>
+      <w:r>
+        <w:t xml:space="preserve"> </w:t>
+      </w:r>
+      <w:r>
+        <w:t xml:space="preserve">Cir.</w:t>
+      </w:r>
+      <w:r>
+        <w:t xml:space="preserve"> </w:t>
+      </w:r>
+      <w:r>
+        <w:t xml:space="preserve">2014)</w:t>
+      </w:r>
+      <w:r>
+        <w:t xml:space="preserve">   </w:t>
+      </w:r>
+      <w:r>
+        <w:tab/>
+      </w:r>
+      <w:r>
+        <w:t xml:space="preserve">3, 6</w:t>
+      </w:r>
+    </w:p>
+    <w:p>
+      <w:pPr>
+        <w:keepNext/>
+        <w:keepLines/>
+        <w:spacing w:before="360" w:after="120" w:line="340" w:lineRule="exact"/>
+        <w:ind w:left="0" w:firstLine="0"/>
       </w:pPr>
       <w:r>
         <w:rPr>
@@ -380,63 +1998,326 @@
     </w:p>
     <w:p>
       <w:pPr>
-        <w:pStyle w:val="Hanging"/>
-      </w:pPr>
-      <w:r>
-        <w:t xml:space="preserve">11 U.S.C. § 108(b)</w:t>
-      </w:r>
-    </w:p>
-    <w:p>
-      <w:pPr>
-        <w:pStyle w:val="Hanging"/>
-      </w:pPr>
-      <w:r>
-        <w:t xml:space="preserve">11 U.S.C. § 362(a)(3)</w:t>
-      </w:r>
-    </w:p>
-    <w:p>
-      <w:pPr>
-        <w:pStyle w:val="Hanging"/>
-      </w:pPr>
-      <w:r>
-        <w:t xml:space="preserve">11 U.S.C. § 362(a)(4)</w:t>
-      </w:r>
-    </w:p>
-    <w:p>
-      <w:pPr>
-        <w:pStyle w:val="Hanging"/>
-      </w:pPr>
-      <w:r>
-        <w:t xml:space="preserve">11 U.S.C. § 362(a)(6)</w:t>
-      </w:r>
-    </w:p>
-    <w:p>
-      <w:pPr>
-        <w:pStyle w:val="Hanging"/>
-      </w:pPr>
-      <w:r>
-        <w:t xml:space="preserve">28 U.S.C. § 158(a)(1)</w:t>
-      </w:r>
-    </w:p>
-    <w:p>
-      <w:pPr>
-        <w:pStyle w:val="Hanging"/>
-      </w:pPr>
-      <w:r>
-        <w:t xml:space="preserve">Cal. Rev. &amp; Tax. Code § 3692.1</w:t>
-      </w:r>
-    </w:p>
-    <w:p>
-      <w:pPr>
-        <w:pStyle w:val="Hanging"/>
-      </w:pPr>
-      <w:r>
-        <w:t xml:space="preserve">Cal. Rev. &amp; Tax. Code § 3707(a)(1)</w:t>
-      </w:r>
-    </w:p>
-    <w:p>
-      <w:pPr>
-        <w:pStyle w:val="Single"/>
+        <w:keepLines/>
+        <w:tabs>
+          <w:tab w:val="right" w:leader="dot" w:pos="9360"/>
+        </w:tabs>
+        <w:spacing w:before="120" w:after="0" w:line="340" w:lineRule="exact"/>
+        <w:ind w:left="576" w:right="1120" w:hanging="576"/>
+      </w:pPr>
+      <w:r>
+        <w:t xml:space="preserve">11</w:t>
+      </w:r>
+      <w:r>
+        <w:t xml:space="preserve"> </w:t>
+      </w:r>
+      <w:r>
+        <w:t xml:space="preserve">U.S.C.</w:t>
+      </w:r>
+      <w:r>
+        <w:t xml:space="preserve"> </w:t>
+      </w:r>
+      <w:r>
+        <w:t xml:space="preserve">§</w:t>
+      </w:r>
+      <w:r>
+        <w:t xml:space="preserve"> </w:t>
+      </w:r>
+      <w:r>
+        <w:t xml:space="preserve">108(b)</w:t>
+      </w:r>
+      <w:r>
+        <w:t xml:space="preserve">   </w:t>
+      </w:r>
+      <w:r>
+        <w:tab/>
+      </w:r>
+      <w:r>
+        <w:t xml:space="preserve">2, 5, 7</w:t>
+      </w:r>
+    </w:p>
+    <w:p>
+      <w:pPr>
+        <w:keepLines/>
+        <w:tabs>
+          <w:tab w:val="right" w:leader="dot" w:pos="9360"/>
+        </w:tabs>
+        <w:spacing w:before="120" w:after="0" w:line="340" w:lineRule="exact"/>
+        <w:ind w:left="576" w:right="1120" w:hanging="576"/>
+      </w:pPr>
+      <w:r>
+        <w:t xml:space="preserve">11</w:t>
+      </w:r>
+      <w:r>
+        <w:t xml:space="preserve"> </w:t>
+      </w:r>
+      <w:r>
+        <w:t xml:space="preserve">U.S.C.</w:t>
+      </w:r>
+      <w:r>
+        <w:t xml:space="preserve"> </w:t>
+      </w:r>
+      <w:r>
+        <w:t xml:space="preserve">§</w:t>
+      </w:r>
+      <w:r>
+        <w:t xml:space="preserve"> </w:t>
+      </w:r>
+      <w:r>
+        <w:t xml:space="preserve">362(a)⁠(3)</w:t>
+      </w:r>
+      <w:r>
+        <w:t xml:space="preserve">   </w:t>
+      </w:r>
+      <w:r>
+        <w:tab/>
+      </w:r>
+      <w:r>
+        <w:t xml:space="preserve">1, 5, 6</w:t>
+      </w:r>
+    </w:p>
+    <w:p>
+      <w:pPr>
+        <w:keepLines/>
+        <w:tabs>
+          <w:tab w:val="right" w:leader="dot" w:pos="9360"/>
+        </w:tabs>
+        <w:spacing w:before="120" w:after="0" w:line="340" w:lineRule="exact"/>
+        <w:ind w:left="576" w:right="1120" w:hanging="576"/>
+      </w:pPr>
+      <w:r>
+        <w:t xml:space="preserve">11</w:t>
+      </w:r>
+      <w:r>
+        <w:t xml:space="preserve"> </w:t>
+      </w:r>
+      <w:r>
+        <w:t xml:space="preserve">U.S.C.</w:t>
+      </w:r>
+      <w:r>
+        <w:t xml:space="preserve"> </w:t>
+      </w:r>
+      <w:r>
+        <w:t xml:space="preserve">§</w:t>
+      </w:r>
+      <w:r>
+        <w:t xml:space="preserve"> </w:t>
+      </w:r>
+      <w:r>
+        <w:t xml:space="preserve">362(a)⁠(4)</w:t>
+      </w:r>
+      <w:r>
+        <w:t xml:space="preserve">   </w:t>
+      </w:r>
+      <w:r>
+        <w:tab/>
+      </w:r>
+      <w:r>
+        <w:t xml:space="preserve">1, 6</w:t>
+      </w:r>
+    </w:p>
+    <w:p>
+      <w:pPr>
+        <w:keepLines/>
+        <w:tabs>
+          <w:tab w:val="right" w:leader="dot" w:pos="9360"/>
+        </w:tabs>
+        <w:spacing w:before="120" w:after="0" w:line="340" w:lineRule="exact"/>
+        <w:ind w:left="576" w:right="1120" w:hanging="576"/>
+      </w:pPr>
+      <w:r>
+        <w:t xml:space="preserve">11</w:t>
+      </w:r>
+      <w:r>
+        <w:t xml:space="preserve"> </w:t>
+      </w:r>
+      <w:r>
+        <w:t xml:space="preserve">U.S.C.</w:t>
+      </w:r>
+      <w:r>
+        <w:t xml:space="preserve"> </w:t>
+      </w:r>
+      <w:r>
+        <w:t xml:space="preserve">§</w:t>
+      </w:r>
+      <w:r>
+        <w:t xml:space="preserve"> </w:t>
+      </w:r>
+      <w:r>
+        <w:t xml:space="preserve">362(a)⁠(6)</w:t>
+      </w:r>
+      <w:r>
+        <w:t xml:space="preserve">   </w:t>
+      </w:r>
+      <w:r>
+        <w:tab/>
+      </w:r>
+      <w:r>
+        <w:t xml:space="preserve">2, 6</w:t>
+      </w:r>
+    </w:p>
+    <w:p>
+      <w:pPr>
+        <w:keepLines/>
+        <w:tabs>
+          <w:tab w:val="right" w:leader="dot" w:pos="9360"/>
+        </w:tabs>
+        <w:spacing w:before="120" w:after="0" w:line="340" w:lineRule="exact"/>
+        <w:ind w:left="576" w:right="1120" w:hanging="576"/>
+      </w:pPr>
+      <w:r>
+        <w:t xml:space="preserve">28</w:t>
+      </w:r>
+      <w:r>
+        <w:t xml:space="preserve"> </w:t>
+      </w:r>
+      <w:r>
+        <w:t xml:space="preserve">U.S.C.</w:t>
+      </w:r>
+      <w:r>
+        <w:t xml:space="preserve"> </w:t>
+      </w:r>
+      <w:r>
+        <w:t xml:space="preserve">§</w:t>
+      </w:r>
+      <w:r>
+        <w:t xml:space="preserve"> </w:t>
+      </w:r>
+      <w:r>
+        <w:t xml:space="preserve">158(a)⁠(1)</w:t>
+      </w:r>
+      <w:r>
+        <w:t xml:space="preserve">   </w:t>
+      </w:r>
+      <w:r>
+        <w:tab/>
+      </w:r>
+      <w:r>
+        <w:t xml:space="preserve">1</w:t>
+      </w:r>
+    </w:p>
+    <w:p>
+      <w:pPr>
+        <w:keepLines/>
+        <w:tabs>
+          <w:tab w:val="right" w:leader="dot" w:pos="9360"/>
+        </w:tabs>
+        <w:spacing w:before="120" w:after="0" w:line="340" w:lineRule="exact"/>
+        <w:ind w:left="576" w:right="1120" w:hanging="576"/>
+      </w:pPr>
+      <w:r>
+        <w:t xml:space="preserve">Cal.</w:t>
+      </w:r>
+      <w:r>
+        <w:t xml:space="preserve"> </w:t>
+      </w:r>
+      <w:r>
+        <w:t xml:space="preserve">Rev.</w:t>
+      </w:r>
+      <w:r>
+        <w:t xml:space="preserve"> </w:t>
+      </w:r>
+      <w:r>
+        <w:t xml:space="preserve">&amp;</w:t>
+      </w:r>
+      <w:r>
+        <w:t xml:space="preserve"> </w:t>
+      </w:r>
+      <w:r>
+        <w:t xml:space="preserve">Tax.</w:t>
+      </w:r>
+      <w:r>
+        <w:t xml:space="preserve"> </w:t>
+      </w:r>
+      <w:r>
+        <w:t xml:space="preserve">Code</w:t>
+      </w:r>
+      <w:r>
+        <w:t xml:space="preserve"> </w:t>
+      </w:r>
+      <w:r>
+        <w:t xml:space="preserve">§</w:t>
+      </w:r>
+      <w:r>
+        <w:t xml:space="preserve"> </w:t>
+      </w:r>
+      <w:r>
+        <w:t xml:space="preserve">3692.1</w:t>
+      </w:r>
+      <w:r>
+        <w:t xml:space="preserve">   </w:t>
+      </w:r>
+      <w:r>
+        <w:tab/>
+      </w:r>
+      <w:r>
+        <w:t xml:space="preserve">2, 7</w:t>
+      </w:r>
+    </w:p>
+    <w:p>
+      <w:pPr>
+        <w:keepLines/>
+        <w:tabs>
+          <w:tab w:val="right" w:leader="dot" w:pos="9360"/>
+        </w:tabs>
+        <w:spacing w:before="120" w:after="0" w:line="340" w:lineRule="exact"/>
+        <w:ind w:left="576" w:right="1120" w:hanging="576"/>
+      </w:pPr>
+      <w:r>
+        <w:t xml:space="preserve">Cal.</w:t>
+      </w:r>
+      <w:r>
+        <w:t xml:space="preserve"> </w:t>
+      </w:r>
+      <w:r>
+        <w:t xml:space="preserve">Rev.</w:t>
+      </w:r>
+      <w:r>
+        <w:t xml:space="preserve"> </w:t>
+      </w:r>
+      <w:r>
+        <w:t xml:space="preserve">&amp;</w:t>
+      </w:r>
+      <w:r>
+        <w:t xml:space="preserve"> </w:t>
+      </w:r>
+      <w:r>
+        <w:t xml:space="preserve">Tax.</w:t>
+      </w:r>
+      <w:r>
+        <w:t xml:space="preserve"> </w:t>
+      </w:r>
+      <w:r>
+        <w:t xml:space="preserve">Code</w:t>
+      </w:r>
+      <w:r>
+        <w:t xml:space="preserve"> </w:t>
+      </w:r>
+      <w:r>
+        <w:t xml:space="preserve">§</w:t>
+      </w:r>
+      <w:r>
+        <w:t xml:space="preserve"> </w:t>
+      </w:r>
+      <w:r>
+        <w:t xml:space="preserve">3707(a)⁠(1)</w:t>
+      </w:r>
+      <w:r>
+        <w:t xml:space="preserve">   </w:t>
+      </w:r>
+      <w:r>
+        <w:tab/>
+      </w:r>
+      <w:r>
+        <w:t xml:space="preserve">2, 3, 5, 7</w:t>
+      </w:r>
+    </w:p>
+    <w:p>
+      <w:pPr>
+        <w:keepNext/>
+        <w:keepLines/>
+        <w:spacing w:before="360" w:after="120" w:line="340" w:lineRule="exact"/>
+        <w:ind w:left="0" w:firstLine="0"/>
       </w:pPr>
       <w:r>
         <w:rPr>
@@ -448,18 +2329,57 @@
     </w:p>
     <w:p>
       <w:pPr>
-        <w:pStyle w:val="Hanging"/>
-      </w:pPr>
-      <w:r>
-        <w:t xml:space="preserve">Fed. R. Bankr. P. 8002</w:t>
-      </w:r>
-    </w:p>
-    <w:p>
-      <w:pPr>
+        <w:keepLines/>
+        <w:tabs>
+          <w:tab w:val="right" w:leader="dot" w:pos="9360"/>
+        </w:tabs>
+        <w:spacing w:before="120" w:after="0" w:line="340" w:lineRule="exact"/>
+        <w:ind w:left="576" w:right="1120" w:hanging="576"/>
+      </w:pPr>
+      <w:r>
+        <w:t xml:space="preserve">Fed.</w:t>
+      </w:r>
+      <w:r>
+        <w:t xml:space="preserve"> </w:t>
+      </w:r>
+      <w:r>
+        <w:t xml:space="preserve">R.</w:t>
+      </w:r>
+      <w:r>
+        <w:t xml:space="preserve"> </w:t>
+      </w:r>
+      <w:r>
+        <w:t xml:space="preserve">Bankr.</w:t>
+      </w:r>
+      <w:r>
+        <w:t xml:space="preserve"> </w:t>
+      </w:r>
+      <w:r>
+        <w:t xml:space="preserve">P.</w:t>
+      </w:r>
+      <w:r>
+        <w:t xml:space="preserve"> </w:t>
+      </w:r>
+      <w:r>
+        <w:t xml:space="preserve">8002</w:t>
+      </w:r>
+      <w:r>
+        <w:t xml:space="preserve">   </w:t>
+      </w:r>
+      <w:r>
+        <w:tab/>
+      </w:r>
+      <w:r>
+        <w:t xml:space="preserve">1</w:t>
+      </w:r>
+    </w:p>
+    <w:p>
+      <w:pPr>
+        <w:spacing w:before="0" w:after="0" w:line="20" w:lineRule="exact"/>
         <w:sectPr>
-          <w:footerReference w:type="default" r:id="rId102"/>
+          <w:footerReference w:type="default" r:id="rIdFtrPage"/>
           <w:pgSz w:w="12240" w:h="15840"/>
-          <w:pgMar w:top="1440" w:right="1440" w:bottom="1440" w:left="1440" w:header="720" w:footer="720" w:gutter="0"/>
+          <w:pgMar w:top="1440" w:right="1440" w:bottom="1440" w:left="1440" w:header="720" w:footer="676" w:gutter="0"/>
           <w:pgNumType w:fmt="lowerRoman" w:start="1"/>
         </w:sectPr>
       </w:pPr>
@@ -467,12 +2387,36 @@
     <w:p>
       <w:pPr>
         <w:pStyle w:val="Heading1"/>
-      </w:pPr>
-      <w:bookmarkStart w:id="112" w:name="_5299b36c5b7c3934d6e785e79bb9d5619e5f919"/>
-      <w:r>
-        <w:t xml:space="preserve">Jurisdictional Statement</w:t>
-      </w:r>
-      <w:bookmarkEnd w:id="112"/>
+        <w:keepNext/>
+        <w:keepLines/>
+        <w:spacing w:before="0" w:after="280" w:line="340" w:lineRule="exact"/>
+        <w:ind w:left="0" w:firstLine="0"/>
+        <w:jc w:val="center"/>
+      </w:pPr>
+      <w:r>
+        <w:rPr>
+          <w:b/>
+          <w:bCs/>
+          <w:caps w:val="0"/>
+        </w:rPr>
+        <w:t xml:space="preserve">Jurisdictional</w:t>
+      </w:r>
+      <w:r>
+        <w:rPr>
+          <w:b/>
+          <w:bCs/>
+          <w:caps w:val="0"/>
+        </w:rPr>
+        <w:t xml:space="preserve"> </w:t>
+      </w:r>
+      <w:r>
+        <w:rPr>
+          <w:b/>
+          <w:bCs/>
+          <w:caps w:val="0"/>
+        </w:rPr>
+        <w:t xml:space="preserve">Statement</w:t>
+      </w:r>
     </w:p>
     <w:p>
       <w:pPr>
@@ -509,13 +2453,13 @@
         <w:rPr>
           <w:rStyle w:val="FootnoteReference"/>
         </w:rPr>
-        <w:footnoteReference w:id="113"/>
-      </w:r>
-      <w:r>
-        <w:t xml:space="preserve"> </w:t>
-      </w:r>
-      <w:r>
-        <w:t xml:space="preserve">The Bankruptcy Court had jurisdiction over the matter under 11 U.S.C. §§ 1334 and 157. The Decision is a final order appealable under 28 U.S.C. § 158(a)(1).</w:t>
+        <w:footnoteReference w:id="9"/>
+      </w:r>
+      <w:r>
+        <w:t xml:space="preserve"> </w:t>
+      </w:r>
+      <w:r>
+        <w:t xml:space="preserve">The Bankruptcy Court had jurisdiction over the matter under 11 U.S.C. §§ 1334 and 157. The Decision is a final order appealable under 28 U.S.C. § 158(a)⁠(1).</w:t>
       </w:r>
     </w:p>
     <w:p>
@@ -529,53 +2473,99 @@
         <w:t xml:space="preserve">“BAP”</w:t>
       </w:r>
       <w:r>
-        <w:t xml:space="preserve">) has jurisdiction under 28 U.S.C. § 158(a)(1), (b)(1), and (c)(1).</w:t>
+        <w:t xml:space="preserve">) has jurisdiction under 28 U.S.C. § 158(a)⁠(1), (b)⁠(1), and (c)⁠(1).</w:t>
       </w:r>
     </w:p>
     <w:p>
       <w:pPr>
         <w:pStyle w:val="Heading1"/>
-      </w:pPr>
-      <w:bookmarkStart w:id="114" w:name="_4ebe3d484a4bb38bb2c994f835f8a901b80bd70"/>
-      <w:r>
-        <w:t xml:space="preserve">Statement of Issues</w:t>
-      </w:r>
-      <w:bookmarkEnd w:id="114"/>
-    </w:p>
-    <w:p>
-      <w:pPr>
-        <w:pStyle w:val="FirstParagraph"/>
-        <w:numPr>
-          <w:ilvl w:val="0"/>
-          <w:numId w:val="1001"/>
-        </w:numPr>
-      </w:pPr>
-      <w:r>
-        <w:t xml:space="preserve">Did the Bankruptcy Court err in finding that the real property became property of the estate when the petition was filed and therefore was protected by the automatic stay provisions of 11 U.S.C. § 362(a)(3) and 11 U.S.C. § 362(a)(4), even though the right of redemption had expired pre-petition by the terms of California Revenue and Taxation Code § 3707(a)(1) and the trustee had no right to cure the tax default and redeem the property under 11 U.S.C. § 108(b)?</w:t>
-      </w:r>
-    </w:p>
-    <w:p>
-      <w:pPr>
-        <w:pStyle w:val="FirstParagraph"/>
-        <w:numPr>
-          <w:ilvl w:val="0"/>
-          <w:numId w:val="1001"/>
-        </w:numPr>
-      </w:pPr>
-      <w:r>
-        <w:t xml:space="preserve">Did the Bankruptcy Court err in finding that the sale occurred post-petition when California Revenue and Taxation Code § 3692.1 defines the date of the sale as the date the auction begins and the petition was not filed until two days after the auction began?</w:t>
-      </w:r>
-    </w:p>
-    <w:p>
-      <w:pPr>
-        <w:pStyle w:val="FirstParagraph"/>
-        <w:numPr>
-          <w:ilvl w:val="0"/>
-          <w:numId w:val="1001"/>
-        </w:numPr>
-      </w:pPr>
-      <w:r>
-        <w:t xml:space="preserve">Did the Bankruptcy Court err in finding that the County’s action violated 11 U.S.C. § 362(a)(6) as an act to collect a claim against the debtor when, under California state law, the real property tax obligation is an</w:t>
+        <w:keepNext/>
+        <w:keepLines/>
+        <w:spacing w:before="480" w:after="280" w:line="340" w:lineRule="exact"/>
+        <w:ind w:left="0" w:firstLine="0"/>
+        <w:jc w:val="center"/>
+      </w:pPr>
+      <w:r>
+        <w:rPr>
+          <w:b/>
+          <w:bCs/>
+          <w:caps w:val="0"/>
+        </w:rPr>
+        <w:t xml:space="preserve">Statement</w:t>
+      </w:r>
+      <w:r>
+        <w:rPr>
+          <w:b/>
+          <w:bCs/>
+          <w:caps w:val="0"/>
+        </w:rPr>
+        <w:t xml:space="preserve"> </w:t>
+      </w:r>
+      <w:r>
+        <w:rPr>
+          <w:b/>
+          <w:bCs/>
+          <w:caps w:val="0"/>
+        </w:rPr>
+        <w:t xml:space="preserve">of</w:t>
+      </w:r>
+      <w:r>
+        <w:rPr>
+          <w:b/>
+          <w:bCs/>
+          <w:caps w:val="0"/>
+        </w:rPr>
+        <w:t xml:space="preserve"> </w:t>
+      </w:r>
+      <w:r>
+        <w:rPr>
+          <w:b/>
+          <w:bCs/>
+          <w:caps w:val="0"/>
+        </w:rPr>
+        <w:t xml:space="preserve">Issues</w:t>
+      </w:r>
+    </w:p>
+    <w:p>
+      <w:pPr>
+        <w:pStyle w:val="ListItem"/>
+      </w:pPr>
+      <w:r>
+        <w:t xml:space="preserve">1.</w:t>
+      </w:r>
+      <w:r>
+        <w:tab/>
+      </w:r>
+      <w:r>
+        <w:t xml:space="preserve">Did the Bankruptcy Court err in finding that the real property became property of the estate when the petition was filed and therefore was protected by the automatic stay provisions of 11 U.S.C. § 362(a)⁠(3) and 11 U.S.C. § 362(a)⁠(4), even though the right of redemption had expired pre-petition by the terms of California Revenue and Taxation Code § 3707(a)⁠(1) and the trustee had no right to cure the tax default and redeem the property under 11 U.S.C. § 108(b)?</w:t>
+      </w:r>
+    </w:p>
+    <w:p>
+      <w:pPr>
+        <w:pStyle w:val="ListItem"/>
+      </w:pPr>
+      <w:r>
+        <w:t xml:space="preserve">2.</w:t>
+      </w:r>
+      <w:r>
+        <w:tab/>
+      </w:r>
+      <w:r>
+        <w:t xml:space="preserve">Did the Bankruptcy Court err in finding that the sale occurred post-petition when California Revenue and Taxation Code § 3692.1 defines the date of the sale as the date the auction begins and the petition was not filed until two days after the auction began?</w:t>
+      </w:r>
+    </w:p>
+    <w:p>
+      <w:pPr>
+        <w:pStyle w:val="ListItem"/>
+      </w:pPr>
+      <w:r>
+        <w:t xml:space="preserve">3.</w:t>
+      </w:r>
+      <w:r>
+        <w:tab/>
+      </w:r>
+      <w:r>
+        <w:t xml:space="preserve">Did the Bankruptcy Court err in finding that the County’s action violated 11 U.S.C. § 362(a)⁠(6) as an act to collect a claim against the debtor when, under California state law, the real property tax obligation is an</w:t>
       </w:r>
       <w:r>
         <w:t xml:space="preserve"> </w:t>
@@ -596,12 +2586,14 @@
     </w:p>
     <w:p>
       <w:pPr>
-        <w:pStyle w:val="FirstParagraph"/>
-        <w:numPr>
-          <w:ilvl w:val="0"/>
-          <w:numId w:val="1001"/>
-        </w:numPr>
-      </w:pPr>
+        <w:pStyle w:val="ListItem"/>
+      </w:pPr>
+      <w:r>
+        <w:t xml:space="preserve">4.</w:t>
+      </w:r>
+      <w:r>
+        <w:tab/>
+      </w:r>
       <w:r>
         <w:t xml:space="preserve">Did the Bankruptcy Court err in finding that the Tax Collector’s failure to stop the auction after the petition was filed was a discretionary action that violated the automatic stay even though the right of redemption had expired and the auction had started before the petition was filed?</w:t>
       </w:r>
@@ -609,16 +2601,56 @@
     <w:p>
       <w:pPr>
         <w:pStyle w:val="Heading1"/>
-      </w:pPr>
-      <w:bookmarkStart w:id="115" w:name="_9339ea4a612847623b5ac5d9b950ce636f60fb0"/>
-      <w:r>
-        <w:t xml:space="preserve">Standard of Review</w:t>
-      </w:r>
-      <w:bookmarkEnd w:id="115"/>
-    </w:p>
-    <w:p>
-      <w:pPr>
-        <w:pStyle w:val="FirstParagraph"/>
+        <w:keepNext/>
+        <w:keepLines/>
+        <w:spacing w:before="480" w:after="280" w:line="340" w:lineRule="exact"/>
+        <w:ind w:left="0" w:firstLine="0"/>
+        <w:jc w:val="center"/>
+      </w:pPr>
+      <w:r>
+        <w:rPr>
+          <w:b/>
+          <w:bCs/>
+          <w:caps w:val="0"/>
+        </w:rPr>
+        <w:t xml:space="preserve">Standard</w:t>
+      </w:r>
+      <w:r>
+        <w:rPr>
+          <w:b/>
+          <w:bCs/>
+          <w:caps w:val="0"/>
+        </w:rPr>
+        <w:t xml:space="preserve"> </w:t>
+      </w:r>
+      <w:r>
+        <w:rPr>
+          <w:b/>
+          <w:bCs/>
+          <w:caps w:val="0"/>
+        </w:rPr>
+        <w:t xml:space="preserve">of</w:t>
+      </w:r>
+      <w:r>
+        <w:rPr>
+          <w:b/>
+          <w:bCs/>
+          <w:caps w:val="0"/>
+        </w:rPr>
+        <w:t xml:space="preserve"> </w:t>
+      </w:r>
+      <w:r>
+        <w:rPr>
+          <w:b/>
+          <w:bCs/>
+          <w:caps w:val="0"/>
+        </w:rPr>
+        <w:t xml:space="preserve">Review</w:t>
+      </w:r>
+    </w:p>
+    <w:p>
+      <w:pPr>
+        <w:pStyle w:val="BodyText"/>
       </w:pPr>
       <w:r>
         <w:t xml:space="preserve">There are no disputed issues of fact in this case. The issues presented for review are purely questions of law, involving interpretations of the Bankruptcy Code and interpretations of state law with regard to the ultimate question of whether the automatic stay was violated. Each of those matters is recognized as a matter that is subject to</w:t>
@@ -745,26 +2777,116 @@
     <w:p>
       <w:pPr>
         <w:pStyle w:val="Heading1"/>
-      </w:pPr>
-      <w:bookmarkStart w:id="116" w:name="_9ce86cd89e816c495213921bce711286420babc"/>
-      <w:r>
-        <w:t xml:space="preserve">Statement of the Case</w:t>
-      </w:r>
-      <w:bookmarkEnd w:id="116"/>
+        <w:keepNext/>
+        <w:keepLines/>
+        <w:spacing w:before="480" w:after="280" w:line="340" w:lineRule="exact"/>
+        <w:ind w:left="0" w:firstLine="0"/>
+        <w:jc w:val="center"/>
+      </w:pPr>
+      <w:r>
+        <w:rPr>
+          <w:b/>
+          <w:bCs/>
+          <w:caps w:val="0"/>
+        </w:rPr>
+        <w:t xml:space="preserve">Statement</w:t>
+      </w:r>
+      <w:r>
+        <w:rPr>
+          <w:b/>
+          <w:bCs/>
+          <w:caps w:val="0"/>
+        </w:rPr>
+        <w:t xml:space="preserve"> </w:t>
+      </w:r>
+      <w:r>
+        <w:rPr>
+          <w:b/>
+          <w:bCs/>
+          <w:caps w:val="0"/>
+        </w:rPr>
+        <w:t xml:space="preserve">of</w:t>
+      </w:r>
+      <w:r>
+        <w:rPr>
+          <w:b/>
+          <w:bCs/>
+          <w:caps w:val="0"/>
+        </w:rPr>
+        <w:t xml:space="preserve"> </w:t>
+      </w:r>
+      <w:r>
+        <w:rPr>
+          <w:b/>
+          <w:bCs/>
+          <w:caps w:val="0"/>
+        </w:rPr>
+        <w:t xml:space="preserve">the</w:t>
+      </w:r>
+      <w:r>
+        <w:rPr>
+          <w:b/>
+          <w:bCs/>
+          <w:caps w:val="0"/>
+        </w:rPr>
+        <w:t xml:space="preserve"> </w:t>
+      </w:r>
+      <w:r>
+        <w:rPr>
+          <w:b/>
+          <w:bCs/>
+          <w:caps w:val="0"/>
+        </w:rPr>
+        <w:t xml:space="preserve">Case</w:t>
+      </w:r>
     </w:p>
     <w:p>
       <w:pPr>
         <w:pStyle w:val="Heading2"/>
-      </w:pPr>
-      <w:bookmarkStart w:id="117" w:name="_31d47b2bf3c5ec44425cc87002101d349eb8e82"/>
-      <w:r>
-        <w:t xml:space="preserve">A. Factual Background</w:t>
-      </w:r>
-      <w:bookmarkEnd w:id="117"/>
-    </w:p>
-    <w:p>
-      <w:pPr>
-        <w:pStyle w:val="FirstParagraph"/>
+        <w:keepNext/>
+        <w:keepLines/>
+        <w:spacing w:before="400" w:after="240" w:line="340" w:lineRule="exact"/>
+        <w:ind w:left="720" w:hanging="720"/>
+      </w:pPr>
+      <w:r>
+        <w:rPr>
+          <w:b/>
+          <w:bCs/>
+        </w:rPr>
+        <w:t xml:space="preserve">A.</w:t>
+      </w:r>
+      <w:r>
+        <w:rPr>
+          <w:b/>
+          <w:bCs/>
+        </w:rPr>
+        <w:t xml:space="preserve"> </w:t>
+      </w:r>
+      <w:r>
+        <w:rPr>
+          <w:b/>
+          <w:bCs/>
+        </w:rPr>
+        <w:t xml:space="preserve">Factual</w:t>
+      </w:r>
+      <w:r>
+        <w:rPr>
+          <w:b/>
+          <w:bCs/>
+        </w:rPr>
+        <w:t xml:space="preserve"> </w:t>
+      </w:r>
+      <w:r>
+        <w:rPr>
+          <w:b/>
+          <w:bCs/>
+        </w:rPr>
+        <w:t xml:space="preserve">Background</w:t>
+      </w:r>
+    </w:p>
+    <w:p>
+      <w:pPr>
+        <w:pStyle w:val="BodyText"/>
       </w:pPr>
       <w:r>
         <w:t xml:space="preserve">As of February 5, 2016, RW Meridian, LLC (</w:t>
@@ -779,7 +2901,7 @@
         <w:t xml:space="preserve">“R&amp;T Code”</w:t>
       </w:r>
       <w:r>
-        <w:t xml:space="preserve">), none of which are in dispute in this case, the property was scheduled for tax sale by Internet auction that was to commence on Saturday, February 6, 2016. (App. 1:1.) Pursuant to the statutory notices that were given to Meridian, and R&amp;T Code § 3707(a)(1), Meridian’s right to redeem the property expired at 5:00 p.m. on Friday, February 5, 2016. (App. 1:2.) Meridian did not redeem the property, and the auction began on Saturday, February 6, 2016, as scheduled. On Monday, February 8, 2016, at approximately 4:20 p.m., Meridian filed a Chapter 7 petition. (App. 1:2.) Relying upon the fact that the right of redemption had expired prior to the petition being filed, and the BAP’s decision in</w:t>
+        <w:t xml:space="preserve">), none of which are in dispute in this case, the property was scheduled for tax sale by Internet auction that was to commence on Saturday, February 6, 2016. (App. 1:1.) Pursuant to the statutory notices that were given to Meridian, and R&amp;T Code § 3707(a)⁠(1), Meridian’s right to redeem the property expired at 5:00 p.m. on Friday, February 5, 2016. (App. 1:2.) Meridian did not redeem the property, and the auction began on Saturday, February 6, 2016, as scheduled. On Monday, February 8, 2016, at approximately 4:20 p.m., Meridian filed a Chapter 7 petition. (App. 1:2.) Relying upon the fact that the right of redemption had expired prior to the petition being filed, and the BAP’s decision in</w:t>
       </w:r>
       <w:r>
         <w:t xml:space="preserve"> </w:t>
@@ -808,43 +2930,159 @@
         <w:t xml:space="preserve">”</w:t>
       </w:r>
       <w:r>
-        <w:t xml:space="preserve">), the County allowed the auction to continue and accepted the high bid of $343,000. (App. 1:2-3, 11:79-80.)</w:t>
+        <w:t xml:space="preserve">), the County allowed the auction to continue and accepted the high bid of $343,000. (App. 1:2</w:t>
+      </w:r>
+      <w:r>
+        <w:noBreakHyphen/>
+      </w:r>
+      <w:r>
+        <w:t xml:space="preserve">3, 11:79</w:t>
+      </w:r>
+      <w:r>
+        <w:noBreakHyphen/>
+      </w:r>
+      <w:r>
+        <w:t xml:space="preserve">80.)</w:t>
       </w:r>
     </w:p>
     <w:p>
       <w:pPr>
         <w:pStyle w:val="Heading2"/>
-      </w:pPr>
-      <w:bookmarkStart w:id="118" w:name="_4ba5e61cf449fd258c28dded81e8c982d4ab1a0"/>
-      <w:r>
-        <w:t xml:space="preserve">B. Procedural History</w:t>
-      </w:r>
-      <w:bookmarkEnd w:id="118"/>
-    </w:p>
-    <w:p>
-      <w:pPr>
-        <w:pStyle w:val="FirstParagraph"/>
-      </w:pPr>
-      <w:r>
-        <w:t xml:space="preserve">The County filed a Motion for Comfort Order on February 11, 2016, requesting confirmation that the completion of the auction had not violated the automatic stay because the right of redemption had expired prior to the petition being filed, and that the further act of recording the Tax Deed would not be a violation. (App. 1:1-3.) The Trustee filed a Request for Hearing and Opposition on February 24, 2016. (App. 3:8, 4:10, 5:14.) Judge Mann issued a Tentative Ruling on April 5, 2016, which stated that the court’s tentative was to deny the County’s motion. (App. 7:28-30.) At the hearing, Judge Mann requested further briefing on the question of whether a tax collector has discretion during the course of the auction to accept a credit bid under R&amp;T Code § 3707(a)(2), whether the contingent right of redemption provided in § 3707(d) is a sufficient property interest to bring the property into the estate when a bankruptcy is filed during the course of the auction. (App. 9:39-41, 49-50.) On July 5, 2016, Judge Mann issued the Decision, ruling that the County had violated the automatic stay and that the sale to the successful bidder was void. (App. 13:133-145.) The County filed its Notice of Appeal on July 18, 2016. (App. 14:146.)</w:t>
+        <w:keepNext/>
+        <w:keepLines/>
+        <w:spacing w:before="400" w:after="240" w:line="340" w:lineRule="exact"/>
+        <w:ind w:left="720" w:hanging="720"/>
+      </w:pPr>
+      <w:r>
+        <w:rPr>
+          <w:b/>
+          <w:bCs/>
+        </w:rPr>
+        <w:t xml:space="preserve">B.</w:t>
+      </w:r>
+      <w:r>
+        <w:rPr>
+          <w:b/>
+          <w:bCs/>
+        </w:rPr>
+        <w:t xml:space="preserve"> </w:t>
+      </w:r>
+      <w:r>
+        <w:rPr>
+          <w:b/>
+          <w:bCs/>
+        </w:rPr>
+        <w:t xml:space="preserve">Procedural</w:t>
+      </w:r>
+      <w:r>
+        <w:rPr>
+          <w:b/>
+          <w:bCs/>
+        </w:rPr>
+        <w:t xml:space="preserve"> </w:t>
+      </w:r>
+      <w:r>
+        <w:rPr>
+          <w:b/>
+          <w:bCs/>
+        </w:rPr>
+        <w:t xml:space="preserve">History</w:t>
+      </w:r>
+    </w:p>
+    <w:p>
+      <w:pPr>
+        <w:pStyle w:val="BodyText"/>
+      </w:pPr>
+      <w:r>
+        <w:t xml:space="preserve">The County filed a Motion for Comfort Order on February 11, 2016, requesting confirmation that the completion of the auction had not violated the automatic stay because the right of redemption had expired prior to the petition being filed, and that the further act of recording the Tax Deed would not be a violation. (App. 1:1</w:t>
+      </w:r>
+      <w:r>
+        <w:noBreakHyphen/>
+      </w:r>
+      <w:r>
+        <w:t xml:space="preserve">3.) The Trustee filed a Request for Hearing and Opposition on February 24, 2016. (App. 3:8, 4:10, 5:14.) Judge Mann issued a Tentative Ruling on April 5, 2016, which stated that the court’s tentative was to deny the County’s motion. (App. 7:28</w:t>
+      </w:r>
+      <w:r>
+        <w:noBreakHyphen/>
+      </w:r>
+      <w:r>
+        <w:t xml:space="preserve">30.) At the hearing, Judge Mann requested further briefing on the question of whether a tax collector has discretion during the course of the auction to accept a credit bid under R&amp;T Code § 3707(a)⁠(2), whether the contingent right of redemption provided in § 3707(d) is a sufficient property interest to bring the property into the estate when a bankruptcy is filed during the course of the auction. (App. 9:39</w:t>
+      </w:r>
+      <w:r>
+        <w:noBreakHyphen/>
+      </w:r>
+      <w:r>
+        <w:t xml:space="preserve">41, 49</w:t>
+      </w:r>
+      <w:r>
+        <w:noBreakHyphen/>
+      </w:r>
+      <w:r>
+        <w:t xml:space="preserve">50.) On July 5, 2016, Judge Mann issued the Decision, ruling that the County had violated the automatic stay and that the sale to the successful bidder was void. (App. 13:133</w:t>
+      </w:r>
+      <w:r>
+        <w:noBreakHyphen/>
+      </w:r>
+      <w:r>
+        <w:t xml:space="preserve">145.) The County filed its Notice of Appeal on July 18, 2016. (App. 14:146.)</w:t>
       </w:r>
     </w:p>
     <w:p>
       <w:pPr>
         <w:pStyle w:val="Heading1"/>
-      </w:pPr>
-      <w:bookmarkStart w:id="119" w:name="_46604d111831f1e81d7ad6a7ac73e8c7d2c5dc8"/>
-      <w:r>
-        <w:t xml:space="preserve">Summary of Argument</w:t>
-      </w:r>
-      <w:bookmarkEnd w:id="119"/>
-    </w:p>
-    <w:p>
-      <w:pPr>
-        <w:pStyle w:val="FirstParagraph"/>
-      </w:pPr>
-      <w:r>
-        <w:t xml:space="preserve">The central issue on appeal is whether the Bankruptcy Court erred in finding that the County violated the automatic stay by allowing the auction to continue even though, under state law, the statutory right of redemption had expired prior to the petition being filed. There is no dispute that the right of redemption expired pursuant to R&amp;T Code § 3707 approximately three days before the petition was filed, without Meridian taking any action to redeem the property. The County asserts that, due to the pre-petition expiration of the right of redemption, the property was not protected by either 11 U.S.C. § 362(a)(3) or (4), because it was not</w:t>
+        <w:keepNext/>
+        <w:keepLines/>
+        <w:spacing w:before="480" w:after="280" w:line="340" w:lineRule="exact"/>
+        <w:ind w:left="0" w:firstLine="0"/>
+        <w:jc w:val="center"/>
+      </w:pPr>
+      <w:r>
+        <w:rPr>
+          <w:b/>
+          <w:bCs/>
+          <w:caps w:val="0"/>
+        </w:rPr>
+        <w:t xml:space="preserve">Summary</w:t>
+      </w:r>
+      <w:r>
+        <w:rPr>
+          <w:b/>
+          <w:bCs/>
+          <w:caps w:val="0"/>
+        </w:rPr>
+        <w:t xml:space="preserve"> </w:t>
+      </w:r>
+      <w:r>
+        <w:rPr>
+          <w:b/>
+          <w:bCs/>
+          <w:caps w:val="0"/>
+        </w:rPr>
+        <w:t xml:space="preserve">of</w:t>
+      </w:r>
+      <w:r>
+        <w:rPr>
+          <w:b/>
+          <w:bCs/>
+          <w:caps w:val="0"/>
+        </w:rPr>
+        <w:t xml:space="preserve"> </w:t>
+      </w:r>
+      <w:r>
+        <w:rPr>
+          <w:b/>
+          <w:bCs/>
+          <w:caps w:val="0"/>
+        </w:rPr>
+        <w:t xml:space="preserve">Argument</w:t>
+      </w:r>
+    </w:p>
+    <w:p>
+      <w:pPr>
+        <w:pStyle w:val="BodyText"/>
+      </w:pPr>
+      <w:r>
+        <w:t xml:space="preserve">The central issue on appeal is whether the Bankruptcy Court erred in finding that the County violated the automatic stay by allowing the auction to continue even though, under state law, the statutory right of redemption had expired prior to the petition being filed. There is no dispute that the right of redemption expired pursuant to R&amp;T Code § 3707 approximately three days before the petition was filed, without Meridian taking any action to redeem the property. The County asserts that, due to the pre-petition expiration of the right of redemption, the property was not protected by either 11 U.S.C. § 362(a)⁠(3) or (4), because it was not</w:t>
       </w:r>
       <w:r>
         <w:t xml:space="preserve"> </w:t>
@@ -871,7 +3109,7 @@
         <w:t xml:space="preserve">Tracht Gut</w:t>
       </w:r>
       <w:r>
-        <w:t xml:space="preserve">, which has been affirmed by the Ninth Circuit, decisions of other bankruptcy judges in California, 11 U.S.C. § 108(b), and other decisions that have acknowledged that the dispositive question is whether the right of redemption existed when the petition was filed. No decision has been identified in which any court has held that tax-defaulted real property became property of the estate when a petition was filed after the right of redemption had expired under R&amp;T Code § 3707(a)(1).</w:t>
+        <w:t xml:space="preserve">, which has been affirmed by the Ninth Circuit, decisions of other bankruptcy judges in California, 11 U.S.C. § 108(b), and other decisions that have acknowledged that the dispositive question is whether the right of redemption existed when the petition was filed. No decision has been identified in which any court has held that tax-defaulted real property became property of the estate when a petition was filed after the right of redemption had expired under R&amp;T Code § 3707(a)⁠(1).</w:t>
       </w:r>
     </w:p>
     <w:p>
@@ -879,35 +3117,665 @@
         <w:pStyle w:val="BodyText"/>
       </w:pPr>
       <w:r>
-        <w:t xml:space="preserve">The Bankruptcy Court also erred in ruling that the continuation of the auction violated 11 U.S.C. § 362(a)(6), which prohibits actions taken against the debtor to collect a claim. The auction was part of an in rem enforcement process against the real property and did not constitute an effort to collect a claim against the debtor.</w:t>
+        <w:t xml:space="preserve">The Bankruptcy Court also erred in ruling that the continuation of the auction violated 11 U.S.C. § 362(a)⁠(6), which prohibits actions taken against the debtor to collect a claim. The auction was part of an in rem enforcement process against the real property and did not constitute an effort to collect a claim against the debtor.</w:t>
       </w:r>
     </w:p>
     <w:p>
       <w:pPr>
         <w:pStyle w:val="Heading1"/>
-      </w:pPr>
-      <w:bookmarkStart w:id="120" w:name="_argument"/>
-      <w:r>
+        <w:keepNext/>
+        <w:keepLines/>
+        <w:spacing w:before="480" w:after="280" w:line="340" w:lineRule="exact"/>
+        <w:ind w:left="0" w:firstLine="0"/>
+        <w:jc w:val="center"/>
+      </w:pPr>
+      <w:r>
+        <w:rPr>
+          <w:b/>
+          <w:bCs/>
+          <w:caps w:val="0"/>
+        </w:rPr>
         <w:t xml:space="preserve">Argument</w:t>
       </w:r>
-      <w:bookmarkEnd w:id="120"/>
     </w:p>
     <w:p>
       <w:pPr>
         <w:pStyle w:val="Heading2"/>
-      </w:pPr>
-      <w:bookmarkStart w:id="121" w:name="_805f59f8d4140f39dbfad0cdc9164126f771103"/>
-      <w:r>
-        <w:t xml:space="preserve">A. The Bankruptcy Court Erred in Finding That the Real Property Became Property of the Estate When the Petition Was Filed and Therefore Was Protected by the Automatic Stay Provisions of 11 U.S.C. §§ 362(a)(3) and (a)(4), Because the Right of Redemption Had Expired Pre-Petition</w:t>
-      </w:r>
-      <w:bookmarkEnd w:id="121"/>
-    </w:p>
-    <w:p>
-      <w:pPr>
-        <w:pStyle w:val="FirstParagraph"/>
-      </w:pPr>
-      <w:r>
-        <w:t xml:space="preserve">Any finding of a violation of the automatic stay based upon either 11 U.S.C. § 362(a)(3) or (a)(4) must begin with a determination that the asset in question was</w:t>
+        <w:keepNext/>
+        <w:keepLines/>
+        <w:spacing w:before="400" w:after="240" w:line="340" w:lineRule="exact"/>
+        <w:ind w:left="720" w:hanging="720"/>
+      </w:pPr>
+      <w:r>
+        <w:rPr>
+          <w:b/>
+          <w:bCs/>
+        </w:rPr>
+        <w:t xml:space="preserve">A.</w:t>
+      </w:r>
+      <w:r>
+        <w:rPr>
+          <w:b/>
+          <w:bCs/>
+        </w:rPr>
+        <w:t xml:space="preserve"> </w:t>
+      </w:r>
+      <w:r>
+        <w:rPr>
+          <w:b/>
+          <w:bCs/>
+        </w:rPr>
+        <w:t xml:space="preserve">The</w:t>
+      </w:r>
+      <w:r>
+        <w:rPr>
+          <w:b/>
+          <w:bCs/>
+        </w:rPr>
+        <w:t xml:space="preserve"> </w:t>
+      </w:r>
+      <w:r>
+        <w:rPr>
+          <w:b/>
+          <w:bCs/>
+        </w:rPr>
+        <w:t xml:space="preserve">Bankruptcy</w:t>
+      </w:r>
+      <w:r>
+        <w:rPr>
+          <w:b/>
+          <w:bCs/>
+        </w:rPr>
+        <w:t xml:space="preserve"> </w:t>
+      </w:r>
+      <w:r>
+        <w:rPr>
+          <w:b/>
+          <w:bCs/>
+        </w:rPr>
+        <w:t xml:space="preserve">Court</w:t>
+      </w:r>
+      <w:r>
+        <w:rPr>
+          <w:b/>
+          <w:bCs/>
+        </w:rPr>
+        <w:t xml:space="preserve"> </w:t>
+      </w:r>
+      <w:r>
+        <w:rPr>
+          <w:b/>
+          <w:bCs/>
+        </w:rPr>
+        <w:t xml:space="preserve">Erred</w:t>
+      </w:r>
+      <w:r>
+        <w:rPr>
+          <w:b/>
+          <w:bCs/>
+        </w:rPr>
+        <w:t xml:space="preserve"> </w:t>
+      </w:r>
+      <w:r>
+        <w:rPr>
+          <w:b/>
+          <w:bCs/>
+        </w:rPr>
+        <w:t xml:space="preserve">in</w:t>
+      </w:r>
+      <w:r>
+        <w:rPr>
+          <w:b/>
+          <w:bCs/>
+        </w:rPr>
+        <w:t xml:space="preserve"> </w:t>
+      </w:r>
+      <w:r>
+        <w:rPr>
+          <w:b/>
+          <w:bCs/>
+        </w:rPr>
+        <w:t xml:space="preserve">Finding</w:t>
+      </w:r>
+      <w:r>
+        <w:rPr>
+          <w:b/>
+          <w:bCs/>
+        </w:rPr>
+        <w:t xml:space="preserve"> </w:t>
+      </w:r>
+      <w:r>
+        <w:rPr>
+          <w:b/>
+          <w:bCs/>
+        </w:rPr>
+        <w:t xml:space="preserve">That</w:t>
+      </w:r>
+      <w:r>
+        <w:rPr>
+          <w:b/>
+          <w:bCs/>
+        </w:rPr>
+        <w:t xml:space="preserve"> </w:t>
+      </w:r>
+      <w:r>
+        <w:rPr>
+          <w:b/>
+          <w:bCs/>
+        </w:rPr>
+        <w:t xml:space="preserve">the</w:t>
+      </w:r>
+      <w:r>
+        <w:rPr>
+          <w:b/>
+          <w:bCs/>
+        </w:rPr>
+        <w:t xml:space="preserve"> </w:t>
+      </w:r>
+      <w:r>
+        <w:rPr>
+          <w:b/>
+          <w:bCs/>
+        </w:rPr>
+        <w:t xml:space="preserve">Real</w:t>
+      </w:r>
+      <w:r>
+        <w:rPr>
+          <w:b/>
+          <w:bCs/>
+        </w:rPr>
+        <w:t xml:space="preserve"> </w:t>
+      </w:r>
+      <w:r>
+        <w:rPr>
+          <w:b/>
+          <w:bCs/>
+        </w:rPr>
+        <w:t xml:space="preserve">Property</w:t>
+      </w:r>
+      <w:r>
+        <w:rPr>
+          <w:b/>
+          <w:bCs/>
+        </w:rPr>
+        <w:t xml:space="preserve"> </w:t>
+      </w:r>
+      <w:r>
+        <w:rPr>
+          <w:b/>
+          <w:bCs/>
+        </w:rPr>
+        <w:t xml:space="preserve">Became</w:t>
+      </w:r>
+      <w:r>
+        <w:rPr>
+          <w:b/>
+          <w:bCs/>
+        </w:rPr>
+        <w:t xml:space="preserve"> </w:t>
+      </w:r>
+      <w:r>
+        <w:rPr>
+          <w:b/>
+          <w:bCs/>
+        </w:rPr>
+        <w:t xml:space="preserve">Property</w:t>
+      </w:r>
+      <w:r>
+        <w:rPr>
+          <w:b/>
+          <w:bCs/>
+        </w:rPr>
+        <w:t xml:space="preserve"> </w:t>
+      </w:r>
+      <w:r>
+        <w:rPr>
+          <w:b/>
+          <w:bCs/>
+        </w:rPr>
+        <w:t xml:space="preserve">of</w:t>
+      </w:r>
+      <w:r>
+        <w:rPr>
+          <w:b/>
+          <w:bCs/>
+        </w:rPr>
+        <w:t xml:space="preserve"> </w:t>
+      </w:r>
+      <w:r>
+        <w:rPr>
+          <w:b/>
+          <w:bCs/>
+        </w:rPr>
+        <w:t xml:space="preserve">the</w:t>
+      </w:r>
+      <w:r>
+        <w:rPr>
+          <w:b/>
+          <w:bCs/>
+        </w:rPr>
+        <w:t xml:space="preserve"> </w:t>
+      </w:r>
+      <w:r>
+        <w:rPr>
+          <w:b/>
+          <w:bCs/>
+        </w:rPr>
+        <w:t xml:space="preserve">Estate</w:t>
+      </w:r>
+      <w:r>
+        <w:rPr>
+          <w:b/>
+          <w:bCs/>
+        </w:rPr>
+        <w:t xml:space="preserve"> </w:t>
+      </w:r>
+      <w:r>
+        <w:rPr>
+          <w:b/>
+          <w:bCs/>
+        </w:rPr>
+        <w:t xml:space="preserve">When</w:t>
+      </w:r>
+      <w:r>
+        <w:rPr>
+          <w:b/>
+          <w:bCs/>
+        </w:rPr>
+        <w:t xml:space="preserve"> </w:t>
+      </w:r>
+      <w:r>
+        <w:rPr>
+          <w:b/>
+          <w:bCs/>
+        </w:rPr>
+        <w:t xml:space="preserve">the</w:t>
+      </w:r>
+      <w:r>
+        <w:rPr>
+          <w:b/>
+          <w:bCs/>
+        </w:rPr>
+        <w:t xml:space="preserve"> </w:t>
+      </w:r>
+      <w:r>
+        <w:rPr>
+          <w:b/>
+          <w:bCs/>
+        </w:rPr>
+        <w:t xml:space="preserve">Petition</w:t>
+      </w:r>
+      <w:r>
+        <w:rPr>
+          <w:b/>
+          <w:bCs/>
+        </w:rPr>
+        <w:t xml:space="preserve"> </w:t>
+      </w:r>
+      <w:r>
+        <w:rPr>
+          <w:b/>
+          <w:bCs/>
+        </w:rPr>
+        <w:t xml:space="preserve">Was</w:t>
+      </w:r>
+      <w:r>
+        <w:rPr>
+          <w:b/>
+          <w:bCs/>
+        </w:rPr>
+        <w:t xml:space="preserve"> </w:t>
+      </w:r>
+      <w:r>
+        <w:rPr>
+          <w:b/>
+          <w:bCs/>
+        </w:rPr>
+        <w:t xml:space="preserve">Filed</w:t>
+      </w:r>
+      <w:r>
+        <w:rPr>
+          <w:b/>
+          <w:bCs/>
+        </w:rPr>
+        <w:t xml:space="preserve"> </w:t>
+      </w:r>
+      <w:r>
+        <w:rPr>
+          <w:b/>
+          <w:bCs/>
+        </w:rPr>
+        <w:t xml:space="preserve">and</w:t>
+      </w:r>
+      <w:r>
+        <w:rPr>
+          <w:b/>
+          <w:bCs/>
+        </w:rPr>
+        <w:t xml:space="preserve"> </w:t>
+      </w:r>
+      <w:r>
+        <w:rPr>
+          <w:b/>
+          <w:bCs/>
+        </w:rPr>
+        <w:t xml:space="preserve">Therefore</w:t>
+      </w:r>
+      <w:r>
+        <w:rPr>
+          <w:b/>
+          <w:bCs/>
+        </w:rPr>
+        <w:t xml:space="preserve"> </w:t>
+      </w:r>
+      <w:r>
+        <w:rPr>
+          <w:b/>
+          <w:bCs/>
+        </w:rPr>
+        <w:t xml:space="preserve">Was</w:t>
+      </w:r>
+      <w:r>
+        <w:rPr>
+          <w:b/>
+          <w:bCs/>
+        </w:rPr>
+        <w:t xml:space="preserve"> </w:t>
+      </w:r>
+      <w:r>
+        <w:rPr>
+          <w:b/>
+          <w:bCs/>
+        </w:rPr>
+        <w:t xml:space="preserve">Protected</w:t>
+      </w:r>
+      <w:r>
+        <w:rPr>
+          <w:b/>
+          <w:bCs/>
+        </w:rPr>
+        <w:t xml:space="preserve"> </w:t>
+      </w:r>
+      <w:r>
+        <w:rPr>
+          <w:b/>
+          <w:bCs/>
+        </w:rPr>
+        <w:t xml:space="preserve">by</w:t>
+      </w:r>
+      <w:r>
+        <w:rPr>
+          <w:b/>
+          <w:bCs/>
+        </w:rPr>
+        <w:t xml:space="preserve"> </w:t>
+      </w:r>
+      <w:r>
+        <w:rPr>
+          <w:b/>
+          <w:bCs/>
+        </w:rPr>
+        <w:t xml:space="preserve">the</w:t>
+      </w:r>
+      <w:r>
+        <w:rPr>
+          <w:b/>
+          <w:bCs/>
+        </w:rPr>
+        <w:t xml:space="preserve"> </w:t>
+      </w:r>
+      <w:r>
+        <w:rPr>
+          <w:b/>
+          <w:bCs/>
+        </w:rPr>
+        <w:t xml:space="preserve">Automatic</w:t>
+      </w:r>
+      <w:r>
+        <w:rPr>
+          <w:b/>
+          <w:bCs/>
+        </w:rPr>
+        <w:t xml:space="preserve"> </w:t>
+      </w:r>
+      <w:r>
+        <w:rPr>
+          <w:b/>
+          <w:bCs/>
+        </w:rPr>
+        <w:t xml:space="preserve">Stay</w:t>
+      </w:r>
+      <w:r>
+        <w:rPr>
+          <w:b/>
+          <w:bCs/>
+        </w:rPr>
+        <w:t xml:space="preserve"> </w:t>
+      </w:r>
+      <w:r>
+        <w:rPr>
+          <w:b/>
+          <w:bCs/>
+        </w:rPr>
+        <w:t xml:space="preserve">Provisions</w:t>
+      </w:r>
+      <w:r>
+        <w:rPr>
+          <w:b/>
+          <w:bCs/>
+        </w:rPr>
+        <w:t xml:space="preserve"> </w:t>
+      </w:r>
+      <w:r>
+        <w:rPr>
+          <w:b/>
+          <w:bCs/>
+        </w:rPr>
+        <w:t xml:space="preserve">of</w:t>
+      </w:r>
+      <w:r>
+        <w:rPr>
+          <w:b/>
+          <w:bCs/>
+        </w:rPr>
+        <w:t xml:space="preserve"> </w:t>
+      </w:r>
+      <w:r>
+        <w:rPr>
+          <w:b/>
+          <w:bCs/>
+        </w:rPr>
+        <w:t xml:space="preserve">11</w:t>
+      </w:r>
+      <w:r>
+        <w:rPr>
+          <w:b/>
+          <w:bCs/>
+        </w:rPr>
+        <w:t xml:space="preserve"> </w:t>
+      </w:r>
+      <w:r>
+        <w:rPr>
+          <w:b/>
+          <w:bCs/>
+        </w:rPr>
+        <w:t xml:space="preserve">U.S.C.</w:t>
+      </w:r>
+      <w:r>
+        <w:rPr>
+          <w:b/>
+          <w:bCs/>
+        </w:rPr>
+        <w:t xml:space="preserve"> </w:t>
+      </w:r>
+      <w:r>
+        <w:rPr>
+          <w:b/>
+          <w:bCs/>
+        </w:rPr>
+        <w:t xml:space="preserve">§§</w:t>
+      </w:r>
+      <w:r>
+        <w:rPr>
+          <w:b/>
+          <w:bCs/>
+        </w:rPr>
+        <w:t xml:space="preserve"> </w:t>
+      </w:r>
+      <w:r>
+        <w:rPr>
+          <w:b/>
+          <w:bCs/>
+        </w:rPr>
+        <w:t xml:space="preserve">362(a)⁠(3)</w:t>
+      </w:r>
+      <w:r>
+        <w:rPr>
+          <w:b/>
+          <w:bCs/>
+        </w:rPr>
+        <w:t xml:space="preserve"> </w:t>
+      </w:r>
+      <w:r>
+        <w:rPr>
+          <w:b/>
+          <w:bCs/>
+        </w:rPr>
+        <w:t xml:space="preserve">and</w:t>
+      </w:r>
+      <w:r>
+        <w:rPr>
+          <w:b/>
+          <w:bCs/>
+        </w:rPr>
+        <w:t xml:space="preserve"> </w:t>
+      </w:r>
+      <w:r>
+        <w:rPr>
+          <w:b/>
+          <w:bCs/>
+        </w:rPr>
+        <w:t xml:space="preserve">(a)⁠(4),</w:t>
+      </w:r>
+      <w:r>
+        <w:rPr>
+          <w:b/>
+          <w:bCs/>
+        </w:rPr>
+        <w:t xml:space="preserve"> </w:t>
+      </w:r>
+      <w:r>
+        <w:rPr>
+          <w:b/>
+          <w:bCs/>
+        </w:rPr>
+        <w:t xml:space="preserve">Because</w:t>
+      </w:r>
+      <w:r>
+        <w:rPr>
+          <w:b/>
+          <w:bCs/>
+        </w:rPr>
+        <w:t xml:space="preserve"> </w:t>
+      </w:r>
+      <w:r>
+        <w:rPr>
+          <w:b/>
+          <w:bCs/>
+        </w:rPr>
+        <w:t xml:space="preserve">the</w:t>
+      </w:r>
+      <w:r>
+        <w:rPr>
+          <w:b/>
+          <w:bCs/>
+        </w:rPr>
+        <w:t xml:space="preserve"> </w:t>
+      </w:r>
+      <w:r>
+        <w:rPr>
+          <w:b/>
+          <w:bCs/>
+        </w:rPr>
+        <w:t xml:space="preserve">Right</w:t>
+      </w:r>
+      <w:r>
+        <w:rPr>
+          <w:b/>
+          <w:bCs/>
+        </w:rPr>
+        <w:t xml:space="preserve"> </w:t>
+      </w:r>
+      <w:r>
+        <w:rPr>
+          <w:b/>
+          <w:bCs/>
+        </w:rPr>
+        <w:t xml:space="preserve">of</w:t>
+      </w:r>
+      <w:r>
+        <w:rPr>
+          <w:b/>
+          <w:bCs/>
+        </w:rPr>
+        <w:t xml:space="preserve"> </w:t>
+      </w:r>
+      <w:r>
+        <w:rPr>
+          <w:b/>
+          <w:bCs/>
+        </w:rPr>
+        <w:t xml:space="preserve">Redemption</w:t>
+      </w:r>
+      <w:r>
+        <w:rPr>
+          <w:b/>
+          <w:bCs/>
+        </w:rPr>
+        <w:t xml:space="preserve"> </w:t>
+      </w:r>
+      <w:r>
+        <w:rPr>
+          <w:b/>
+          <w:bCs/>
+        </w:rPr>
+        <w:t xml:space="preserve">Had</w:t>
+      </w:r>
+      <w:r>
+        <w:rPr>
+          <w:b/>
+          <w:bCs/>
+        </w:rPr>
+        <w:t xml:space="preserve"> </w:t>
+      </w:r>
+      <w:r>
+        <w:rPr>
+          <w:b/>
+          <w:bCs/>
+        </w:rPr>
+        <w:t xml:space="preserve">Expired</w:t>
+      </w:r>
+      <w:r>
+        <w:rPr>
+          <w:b/>
+          <w:bCs/>
+        </w:rPr>
+        <w:t xml:space="preserve"> </w:t>
+      </w:r>
+      <w:r>
+        <w:rPr>
+          <w:b/>
+          <w:bCs/>
+        </w:rPr>
+        <w:t xml:space="preserve">Pre-Petition</w:t>
+      </w:r>
+    </w:p>
+    <w:p>
+      <w:pPr>
+        <w:pStyle w:val="BodyText"/>
+      </w:pPr>
+      <w:r>
+        <w:t xml:space="preserve">Any finding of a violation of the automatic stay based upon either 11 U.S.C. § 362(a)⁠(3) or (a)⁠(4) must begin with a determination that the asset in question was</w:t>
       </w:r>
       <w:r>
         <w:t xml:space="preserve"> </w:t>
@@ -919,7 +3787,7 @@
         <w:t xml:space="preserve"> </w:t>
       </w:r>
       <w:r>
-        <w:t xml:space="preserve">11 U.S.C. § 362(a)(3) prohibits any action to obtain possession of, or exercise control over,</w:t>
+        <w:t xml:space="preserve">11 U.S.C. § 362(a)⁠(3) prohibits any action to obtain possession of, or exercise control over,</w:t>
       </w:r>
       <w:r>
         <w:t xml:space="preserve"> </w:t>
@@ -931,7 +3799,7 @@
         <w:t xml:space="preserve"> </w:t>
       </w:r>
       <w:r>
-        <w:t xml:space="preserve">11 U.S.C. § 362(a)(4) prohibits any action with respect to a lien against</w:t>
+        <w:t xml:space="preserve">11 U.S.C. § 362(a)⁠(4) prohibits any action with respect to a lien against</w:t>
       </w:r>
       <w:r>
         <w:t xml:space="preserve"> </w:t>
@@ -955,7 +3823,7 @@
         <w:t xml:space="preserve"> </w:t>
       </w:r>
       <w:r>
-        <w:t xml:space="preserve">no action taken with regard to that asset, whether as part of an effort to gain possession of or control over the asset, or to enforce a lien against the asset, violates 11 U.S.C. § 362(a)(3) or (a)(4). See,</w:t>
+        <w:t xml:space="preserve">no action taken with regard to that asset, whether as part of an effort to gain possession of or control over the asset, or to enforce a lien against the asset, violates 11 U.S.C. § 362(a)⁠(3) or (a)⁠(4). See,</w:t>
       </w:r>
       <w:r>
         <w:t xml:space="preserve"> </w:t>
@@ -974,7 +3842,7 @@
         <w:t xml:space="preserve"> </w:t>
       </w:r>
       <w:r>
-        <w:t xml:space="preserve">“subject to the protections of § 362(a)(3)’s automatic stay provision”</w:t>
+        <w:t xml:space="preserve">“subject to the protections of § 362(a)⁠(3)’s automatic stay provision”</w:t>
       </w:r>
       <w:r>
         <w:t xml:space="preserve">).</w:t>
@@ -998,7 +3866,13 @@
         <w:t xml:space="preserve">Butner v. United States</w:t>
       </w:r>
       <w:r>
-        <w:t xml:space="preserve">, 440 U.S. 48, 54-55 (1979). In affirming the BAP’s decision in</w:t>
+        <w:t xml:space="preserve">, 440 U.S. 48, 54</w:t>
+      </w:r>
+      <w:r>
+        <w:noBreakHyphen/>
+      </w:r>
+      <w:r>
+        <w:t xml:space="preserve">55 (1979). In affirming the BAP’s decision in</w:t>
       </w:r>
       <w:r>
         <w:t xml:space="preserve"> </w:t>
@@ -1011,7 +3885,7 @@
         <w:t xml:space="preserve">Tracht Gut</w:t>
       </w:r>
       <w:r>
-        <w:t xml:space="preserve">, the Ninth Circuit held that, when applying bankruptcy law in the context of property tax sales, deference must be given to the state statutory regulatory system that governs real property rights. Under R&amp;T Code § 3707(a)(1),</w:t>
+        <w:t xml:space="preserve">, the Ninth Circuit held that, when applying bankruptcy law in the context of property tax sales, deference must be given to the state statutory regulatory system that governs real property rights. Under R&amp;T Code § 3707(a)⁠(1),</w:t>
       </w:r>
       <w:r>
         <w:t xml:space="preserve"> </w:t>
@@ -1023,7 +3897,7 @@
         <w:t xml:space="preserve"> </w:t>
       </w:r>
       <w:r>
-        <w:t xml:space="preserve">Under R&amp;T Code § 3692.1 the</w:t>
+        <w:t xml:space="preserve">Under R&amp;T Code § 3692.1 the</w:t>
       </w:r>
       <w:r>
         <w:t xml:space="preserve"> </w:t>
@@ -1047,25 +3921,289 @@
         <w:t xml:space="preserve"> </w:t>
       </w:r>
       <w:r>
-        <w:t xml:space="preserve">In this case, the public auction began on Saturday, February 6, 2016, and the right of redemption expired under R&amp;T Code § 3707(a)(1) at 5:00 p.m. on Friday, February 5. Meridian’s petition was not filed until Monday, February 8, three days after the right of redemption had terminated under state law.</w:t>
+        <w:t xml:space="preserve">In this case, the public auction began on Saturday, February 6, 2016, and the right of redemption expired under R&amp;T Code § 3707(a)⁠(1) at 5:00 p.m. on Friday, February 5. Meridian’s petition was not filed until Monday, February 8, three days after the right of redemption had terminated under state law.</w:t>
       </w:r>
     </w:p>
     <w:p>
       <w:pPr>
         <w:pStyle w:val="Heading3"/>
-      </w:pPr>
-      <w:bookmarkStart w:id="122" w:name="_0e0985618439dc27b891d26d2f6cc9ab2492328"/>
-      <w:r>
-        <w:t xml:space="preserve">1. A Bankruptcy Trustee Has No Power to Redeem Tax-Defaulted Property If the Right to Redeem Has Expired Pre-Petition</w:t>
-      </w:r>
-      <w:bookmarkEnd w:id="122"/>
-    </w:p>
-    <w:p>
-      <w:pPr>
-        <w:pStyle w:val="FirstParagraph"/>
-      </w:pPr>
-      <w:r>
-        <w:t xml:space="preserve">On the day that the petition was filed, Meridian had no ability under state law to stop the sale of the property. (App. 11:82-83.) There is no provision in the Bankruptcy Code that would give the Trustee greater rights with respect to the property than those possessed by Meridian at the time the petition was filed. See,</w:t>
+        <w:keepNext/>
+        <w:keepLines/>
+        <w:spacing w:before="360" w:after="240" w:line="340" w:lineRule="exact"/>
+        <w:ind w:left="720" w:hanging="720"/>
+      </w:pPr>
+      <w:r>
+        <w:rPr>
+          <w:b/>
+          <w:bCs/>
+        </w:rPr>
+        <w:t xml:space="preserve">1.</w:t>
+      </w:r>
+      <w:r>
+        <w:rPr>
+          <w:b/>
+          <w:bCs/>
+        </w:rPr>
+        <w:t xml:space="preserve"> </w:t>
+      </w:r>
+      <w:r>
+        <w:rPr>
+          <w:b/>
+          <w:bCs/>
+        </w:rPr>
+        <w:t xml:space="preserve">A</w:t>
+      </w:r>
+      <w:r>
+        <w:rPr>
+          <w:b/>
+          <w:bCs/>
+        </w:rPr>
+        <w:t xml:space="preserve"> </w:t>
+      </w:r>
+      <w:r>
+        <w:rPr>
+          <w:b/>
+          <w:bCs/>
+        </w:rPr>
+        <w:t xml:space="preserve">Bankruptcy</w:t>
+      </w:r>
+      <w:r>
+        <w:rPr>
+          <w:b/>
+          <w:bCs/>
+        </w:rPr>
+        <w:t xml:space="preserve"> </w:t>
+      </w:r>
+      <w:r>
+        <w:rPr>
+          <w:b/>
+          <w:bCs/>
+        </w:rPr>
+        <w:t xml:space="preserve">Trustee</w:t>
+      </w:r>
+      <w:r>
+        <w:rPr>
+          <w:b/>
+          <w:bCs/>
+        </w:rPr>
+        <w:t xml:space="preserve"> </w:t>
+      </w:r>
+      <w:r>
+        <w:rPr>
+          <w:b/>
+          <w:bCs/>
+        </w:rPr>
+        <w:t xml:space="preserve">Has</w:t>
+      </w:r>
+      <w:r>
+        <w:rPr>
+          <w:b/>
+          <w:bCs/>
+        </w:rPr>
+        <w:t xml:space="preserve"> </w:t>
+      </w:r>
+      <w:r>
+        <w:rPr>
+          <w:b/>
+          <w:bCs/>
+        </w:rPr>
+        <w:t xml:space="preserve">No</w:t>
+      </w:r>
+      <w:r>
+        <w:rPr>
+          <w:b/>
+          <w:bCs/>
+        </w:rPr>
+        <w:t xml:space="preserve"> </w:t>
+      </w:r>
+      <w:r>
+        <w:rPr>
+          <w:b/>
+          <w:bCs/>
+        </w:rPr>
+        <w:t xml:space="preserve">Power</w:t>
+      </w:r>
+      <w:r>
+        <w:rPr>
+          <w:b/>
+          <w:bCs/>
+        </w:rPr>
+        <w:t xml:space="preserve"> </w:t>
+      </w:r>
+      <w:r>
+        <w:rPr>
+          <w:b/>
+          <w:bCs/>
+        </w:rPr>
+        <w:t xml:space="preserve">to</w:t>
+      </w:r>
+      <w:r>
+        <w:rPr>
+          <w:b/>
+          <w:bCs/>
+        </w:rPr>
+        <w:t xml:space="preserve"> </w:t>
+      </w:r>
+      <w:r>
+        <w:rPr>
+          <w:b/>
+          <w:bCs/>
+        </w:rPr>
+        <w:t xml:space="preserve">Redeem</w:t>
+      </w:r>
+      <w:r>
+        <w:rPr>
+          <w:b/>
+          <w:bCs/>
+        </w:rPr>
+        <w:t xml:space="preserve"> </w:t>
+      </w:r>
+      <w:r>
+        <w:rPr>
+          <w:b/>
+          <w:bCs/>
+        </w:rPr>
+        <w:t xml:space="preserve">Tax-Defaulted</w:t>
+      </w:r>
+      <w:r>
+        <w:rPr>
+          <w:b/>
+          <w:bCs/>
+        </w:rPr>
+        <w:t xml:space="preserve"> </w:t>
+      </w:r>
+      <w:r>
+        <w:rPr>
+          <w:b/>
+          <w:bCs/>
+        </w:rPr>
+        <w:t xml:space="preserve">Property</w:t>
+      </w:r>
+      <w:r>
+        <w:rPr>
+          <w:b/>
+          <w:bCs/>
+        </w:rPr>
+        <w:t xml:space="preserve"> </w:t>
+      </w:r>
+      <w:r>
+        <w:rPr>
+          <w:b/>
+          <w:bCs/>
+        </w:rPr>
+        <w:t xml:space="preserve">If</w:t>
+      </w:r>
+      <w:r>
+        <w:rPr>
+          <w:b/>
+          <w:bCs/>
+        </w:rPr>
+        <w:t xml:space="preserve"> </w:t>
+      </w:r>
+      <w:r>
+        <w:rPr>
+          <w:b/>
+          <w:bCs/>
+        </w:rPr>
+        <w:t xml:space="preserve">the</w:t>
+      </w:r>
+      <w:r>
+        <w:rPr>
+          <w:b/>
+          <w:bCs/>
+        </w:rPr>
+        <w:t xml:space="preserve"> </w:t>
+      </w:r>
+      <w:r>
+        <w:rPr>
+          <w:b/>
+          <w:bCs/>
+        </w:rPr>
+        <w:t xml:space="preserve">Right</w:t>
+      </w:r>
+      <w:r>
+        <w:rPr>
+          <w:b/>
+          <w:bCs/>
+        </w:rPr>
+        <w:t xml:space="preserve"> </w:t>
+      </w:r>
+      <w:r>
+        <w:rPr>
+          <w:b/>
+          <w:bCs/>
+        </w:rPr>
+        <w:t xml:space="preserve">to</w:t>
+      </w:r>
+      <w:r>
+        <w:rPr>
+          <w:b/>
+          <w:bCs/>
+        </w:rPr>
+        <w:t xml:space="preserve"> </w:t>
+      </w:r>
+      <w:r>
+        <w:rPr>
+          <w:b/>
+          <w:bCs/>
+        </w:rPr>
+        <w:t xml:space="preserve">Redeem</w:t>
+      </w:r>
+      <w:r>
+        <w:rPr>
+          <w:b/>
+          <w:bCs/>
+        </w:rPr>
+        <w:t xml:space="preserve"> </w:t>
+      </w:r>
+      <w:r>
+        <w:rPr>
+          <w:b/>
+          <w:bCs/>
+        </w:rPr>
+        <w:t xml:space="preserve">Has</w:t>
+      </w:r>
+      <w:r>
+        <w:rPr>
+          <w:b/>
+          <w:bCs/>
+        </w:rPr>
+        <w:t xml:space="preserve"> </w:t>
+      </w:r>
+      <w:r>
+        <w:rPr>
+          <w:b/>
+          <w:bCs/>
+        </w:rPr>
+        <w:t xml:space="preserve">Expired</w:t>
+      </w:r>
+      <w:r>
+        <w:rPr>
+          <w:b/>
+          <w:bCs/>
+        </w:rPr>
+        <w:t xml:space="preserve"> </w:t>
+      </w:r>
+      <w:r>
+        <w:rPr>
+          <w:b/>
+          <w:bCs/>
+        </w:rPr>
+        <w:t xml:space="preserve">Pre-Petition</w:t>
+      </w:r>
+    </w:p>
+    <w:p>
+      <w:pPr>
+        <w:pStyle w:val="BodyText"/>
+      </w:pPr>
+      <w:r>
+        <w:t xml:space="preserve">On the day that the petition was filed, Meridian had no ability under state law to stop the sale of the property. (App. 11:82</w:t>
+      </w:r>
+      <w:r>
+        <w:noBreakHyphen/>
+      </w:r>
+      <w:r>
+        <w:t xml:space="preserve">83.) There is no provision in the Bankruptcy Code that would give the Trustee greater rights with respect to the property than those possessed by Meridian at the time the petition was filed. See,</w:t>
       </w:r>
       <w:r>
         <w:t xml:space="preserve"> </w:t>
@@ -1078,7 +4216,13 @@
         <w:t xml:space="preserve">In re Sandralee Rodgers</w:t>
       </w:r>
       <w:r>
-        <w:t xml:space="preserve">, 333 F.3d 64, 68-69 (2d Cir. 2003). Consistent with the principle that state law is controlling as to substantive property rights, 11 U.S.C. § 108(b) limits the cases in which a trustee may cure a pre-petition default to situations in which a cure period established by applicable nonbankruptcy law has</w:t>
+        <w:t xml:space="preserve">, 333 F.3d 64, 68</w:t>
+      </w:r>
+      <w:r>
+        <w:noBreakHyphen/>
+      </w:r>
+      <w:r>
+        <w:t xml:space="preserve">69 (2d Cir. 2003). Consistent with the principle that state law is controlling as to substantive property rights, 11 U.S.C. § 108(b) limits the cases in which a trustee may cure a pre-petition default to situations in which a cure period established by applicable nonbankruptcy law has</w:t>
       </w:r>
       <w:r>
         <w:t xml:space="preserve"> </w:t>
@@ -1096,61 +4240,484 @@
     <w:p>
       <w:pPr>
         <w:pStyle w:val="Heading1"/>
-      </w:pPr>
-      <w:bookmarkStart w:id="123" w:name="_conclusion"/>
-      <w:r>
+        <w:keepNext/>
+        <w:keepLines/>
+        <w:spacing w:before="480" w:after="280" w:line="340" w:lineRule="exact"/>
+        <w:ind w:left="0" w:firstLine="0"/>
+        <w:jc w:val="center"/>
+      </w:pPr>
+      <w:r>
+        <w:rPr>
+          <w:b/>
+          <w:bCs/>
+          <w:caps w:val="0"/>
+        </w:rPr>
         <w:t xml:space="preserve">Conclusion</w:t>
       </w:r>
-      <w:bookmarkEnd w:id="123"/>
-    </w:p>
-    <w:p>
-      <w:pPr>
-        <w:pStyle w:val="KeepWithNext"/>
-      </w:pPr>
-      <w:r>
-        <w:t xml:space="preserve">The County respectfully submits that the Decision should be reversed and remanded to the Bankruptcy Court for entry of an order confirming that the County did not violate the automatic stay by concluding the auction, and that the recordation of the Tax Deed will not be a violation.</w:t>
-      </w:r>
-    </w:p>
-    <w:p>
-      <w:pPr>
-        <w:pStyle w:val="Signature"/>
-      </w:pPr>
-      <w:r>
-        <w:t xml:space="preserve">/s/ Laurel Lee Hyde</w:t>
-      </w:r>
-    </w:p>
-    <w:p>
-      <w:pPr>
-        <w:pStyle w:val="Signature"/>
-      </w:pPr>
-      <w:r>
-        <w:t xml:space="preserve">Attorneys for Appellant</w:t>
-      </w:r>
-    </w:p>
-    <w:p>
-      <w:pPr>
-        <w:pStyle w:val="Signature"/>
-      </w:pPr>
-      <w:r>
-        <w:t xml:space="preserve">County of Imperial Treasurer-Tax Collector</w:t>
-      </w:r>
-    </w:p>
-    <w:p>
-      <w:pPr>
-        <w:pStyle w:val="Signature"/>
-      </w:pPr>
-      <w:r>
-        <w:t xml:space="preserve">October 7, 2016</w:t>
-      </w:r>
-    </w:p>
-    <w:p>
-      <w:r>
-        <w:br w:type="page"/>
-      </w:r>
-    </w:p>
-    <w:p>
-      <w:pPr>
-        <w:pStyle w:val="SectionTitle"/>
+    </w:p>
+    <w:p>
+      <w:pPr>
+        <w:keepNext/>
+        <w:keepLines/>
+        <w:spacing w:before="0" w:after="0" w:line="620" w:lineRule="exact"/>
+        <w:ind w:left="0" w:firstLine="720"/>
+      </w:pPr>
+      <w:r>
+        <w:t xml:space="preserve">The</w:t>
+      </w:r>
+      <w:r>
+        <w:t xml:space="preserve"> </w:t>
+      </w:r>
+      <w:r>
+        <w:t xml:space="preserve">County</w:t>
+      </w:r>
+      <w:r>
+        <w:t xml:space="preserve"> </w:t>
+      </w:r>
+      <w:r>
+        <w:t xml:space="preserve">respectfully</w:t>
+      </w:r>
+      <w:r>
+        <w:t xml:space="preserve"> </w:t>
+      </w:r>
+      <w:r>
+        <w:t xml:space="preserve">submits</w:t>
+      </w:r>
+      <w:r>
+        <w:t xml:space="preserve"> </w:t>
+      </w:r>
+      <w:r>
+        <w:t xml:space="preserve">that</w:t>
+      </w:r>
+      <w:r>
+        <w:t xml:space="preserve"> </w:t>
+      </w:r>
+      <w:r>
+        <w:t xml:space="preserve">the</w:t>
+      </w:r>
+      <w:r>
+        <w:t xml:space="preserve"> </w:t>
+      </w:r>
+      <w:r>
+        <w:t xml:space="preserve">Decision</w:t>
+      </w:r>
+      <w:r>
+        <w:t xml:space="preserve"> </w:t>
+      </w:r>
+      <w:r>
+        <w:t xml:space="preserve">should</w:t>
+      </w:r>
+      <w:r>
+        <w:t xml:space="preserve"> </w:t>
+      </w:r>
+      <w:r>
+        <w:t xml:space="preserve">be</w:t>
+      </w:r>
+      <w:r>
+        <w:t xml:space="preserve"> </w:t>
+      </w:r>
+      <w:r>
+        <w:t xml:space="preserve">reversed</w:t>
+      </w:r>
+      <w:r>
+        <w:t xml:space="preserve"> </w:t>
+      </w:r>
+      <w:r>
+        <w:t xml:space="preserve">and</w:t>
+      </w:r>
+      <w:r>
+        <w:t xml:space="preserve"> </w:t>
+      </w:r>
+      <w:r>
+        <w:t xml:space="preserve">remanded</w:t>
+      </w:r>
+      <w:r>
+        <w:t xml:space="preserve"> </w:t>
+      </w:r>
+      <w:r>
+        <w:t xml:space="preserve">to</w:t>
+      </w:r>
+      <w:r>
+        <w:t xml:space="preserve"> </w:t>
+      </w:r>
+      <w:r>
+        <w:t xml:space="preserve">the</w:t>
+      </w:r>
+      <w:r>
+        <w:t xml:space="preserve"> </w:t>
+      </w:r>
+      <w:r>
+        <w:t xml:space="preserve">Bankruptcy</w:t>
+      </w:r>
+      <w:r>
+        <w:t xml:space="preserve"> </w:t>
+      </w:r>
+      <w:r>
+        <w:t xml:space="preserve">Court</w:t>
+      </w:r>
+      <w:r>
+        <w:t xml:space="preserve"> </w:t>
+      </w:r>
+      <w:r>
+        <w:t xml:space="preserve">for</w:t>
+      </w:r>
+      <w:r>
+        <w:t xml:space="preserve"> </w:t>
+      </w:r>
+      <w:r>
+        <w:t xml:space="preserve">entry</w:t>
+      </w:r>
+      <w:r>
+        <w:t xml:space="preserve"> </w:t>
+      </w:r>
+      <w:r>
+        <w:t xml:space="preserve">of</w:t>
+      </w:r>
+      <w:r>
+        <w:t xml:space="preserve"> </w:t>
+      </w:r>
+      <w:r>
+        <w:t xml:space="preserve">an</w:t>
+      </w:r>
+      <w:r>
+        <w:t xml:space="preserve"> </w:t>
+      </w:r>
+      <w:r>
+        <w:t xml:space="preserve">order</w:t>
+      </w:r>
+      <w:r>
+        <w:t xml:space="preserve"> </w:t>
+      </w:r>
+      <w:r>
+        <w:t xml:space="preserve">confirming</w:t>
+      </w:r>
+      <w:r>
+        <w:t xml:space="preserve"> </w:t>
+      </w:r>
+      <w:r>
+        <w:t xml:space="preserve">that</w:t>
+      </w:r>
+      <w:r>
+        <w:t xml:space="preserve"> </w:t>
+      </w:r>
+      <w:r>
+        <w:t xml:space="preserve">the</w:t>
+      </w:r>
+      <w:r>
+        <w:t xml:space="preserve"> </w:t>
+      </w:r>
+      <w:r>
+        <w:t xml:space="preserve">County</w:t>
+      </w:r>
+      <w:r>
+        <w:t xml:space="preserve"> </w:t>
+      </w:r>
+      <w:r>
+        <w:t xml:space="preserve">did</w:t>
+      </w:r>
+      <w:r>
+        <w:t xml:space="preserve"> </w:t>
+      </w:r>
+      <w:r>
+        <w:t xml:space="preserve">not</w:t>
+      </w:r>
+      <w:r>
+        <w:t xml:space="preserve"> </w:t>
+      </w:r>
+      <w:r>
+        <w:t xml:space="preserve">violate</w:t>
+      </w:r>
+      <w:r>
+        <w:t xml:space="preserve"> </w:t>
+      </w:r>
+      <w:r>
+        <w:t xml:space="preserve">the</w:t>
+      </w:r>
+      <w:r>
+        <w:t xml:space="preserve"> </w:t>
+      </w:r>
+      <w:r>
+        <w:t xml:space="preserve">automatic</w:t>
+      </w:r>
+      <w:r>
+        <w:t xml:space="preserve"> </w:t>
+      </w:r>
+      <w:r>
+        <w:t xml:space="preserve">stay</w:t>
+      </w:r>
+      <w:r>
+        <w:t xml:space="preserve"> </w:t>
+      </w:r>
+      <w:r>
+        <w:t xml:space="preserve">by</w:t>
+      </w:r>
+      <w:r>
+        <w:t xml:space="preserve"> </w:t>
+      </w:r>
+      <w:r>
+        <w:t xml:space="preserve">concluding</w:t>
+      </w:r>
+      <w:r>
+        <w:t xml:space="preserve"> </w:t>
+      </w:r>
+      <w:r>
+        <w:t xml:space="preserve">the</w:t>
+      </w:r>
+      <w:r>
+        <w:t xml:space="preserve"> </w:t>
+      </w:r>
+      <w:r>
+        <w:t xml:space="preserve">auction,</w:t>
+      </w:r>
+      <w:r>
+        <w:t xml:space="preserve"> </w:t>
+      </w:r>
+      <w:r>
+        <w:t xml:space="preserve">and</w:t>
+      </w:r>
+      <w:r>
+        <w:t xml:space="preserve"> </w:t>
+      </w:r>
+      <w:r>
+        <w:t xml:space="preserve">that</w:t>
+      </w:r>
+      <w:r>
+        <w:t xml:space="preserve"> </w:t>
+      </w:r>
+      <w:r>
+        <w:t xml:space="preserve">the</w:t>
+      </w:r>
+      <w:r>
+        <w:t xml:space="preserve"> </w:t>
+      </w:r>
+      <w:r>
+        <w:t xml:space="preserve">recordation</w:t>
+      </w:r>
+      <w:r>
+        <w:t xml:space="preserve"> </w:t>
+      </w:r>
+      <w:r>
+        <w:t xml:space="preserve">of</w:t>
+      </w:r>
+      <w:r>
+        <w:t xml:space="preserve"> </w:t>
+      </w:r>
+      <w:r>
+        <w:t xml:space="preserve">the</w:t>
+      </w:r>
+      <w:r>
+        <w:t xml:space="preserve"> </w:t>
+      </w:r>
+      <w:r>
+        <w:t xml:space="preserve">Tax</w:t>
+      </w:r>
+      <w:r>
+        <w:t xml:space="preserve"> </w:t>
+      </w:r>
+      <w:r>
+        <w:t xml:space="preserve">Deed</w:t>
+      </w:r>
+      <w:r>
+        <w:t xml:space="preserve"> </w:t>
+      </w:r>
+      <w:r>
+        <w:t xml:space="preserve">will</w:t>
+      </w:r>
+      <w:r>
+        <w:t xml:space="preserve"> </w:t>
+      </w:r>
+      <w:r>
+        <w:t xml:space="preserve">not</w:t>
+      </w:r>
+      <w:r>
+        <w:t xml:space="preserve"> </w:t>
+      </w:r>
+      <w:r>
+        <w:t xml:space="preserve">be</w:t>
+      </w:r>
+      <w:r>
+        <w:t xml:space="preserve"> </w:t>
+      </w:r>
+      <w:r>
+        <w:t xml:space="preserve">a</w:t>
+      </w:r>
+      <w:r>
+        <w:t xml:space="preserve"> </w:t>
+      </w:r>
+      <w:r>
+        <w:t xml:space="preserve">violation.</w:t>
+      </w:r>
+    </w:p>
+    <w:p>
+      <w:pPr>
+        <w:keepNext/>
+        <w:keepLines/>
+        <w:spacing w:before="480" w:after="0" w:line="340" w:lineRule="exact"/>
+        <w:ind w:left="4320" w:firstLine="0"/>
+      </w:pPr>
+      <w:r>
+        <w:t xml:space="preserve">/s/ </w:t>
+      </w:r>
+      <w:r>
+        <w:t xml:space="preserve">Laurel</w:t>
+      </w:r>
+      <w:r>
+        <w:t xml:space="preserve"> </w:t>
+      </w:r>
+      <w:r>
+        <w:t xml:space="preserve">Lee</w:t>
+      </w:r>
+      <w:r>
+        <w:t xml:space="preserve"> </w:t>
+      </w:r>
+      <w:r>
+        <w:t xml:space="preserve">Hyde</w:t>
+      </w:r>
+    </w:p>
+    <w:p>
+      <w:pPr>
+        <w:keepNext/>
+        <w:keepLines/>
+        <w:spacing w:before="0" w:after="0" w:line="340" w:lineRule="exact"/>
+        <w:ind w:left="4320" w:firstLine="0"/>
+      </w:pPr>
+      <w:r>
+        <w:rPr>
+          <w:i/>
+          <w:iCs/>
+        </w:rPr>
+        <w:t xml:space="preserve">Attorneys</w:t>
+      </w:r>
+      <w:r>
+        <w:rPr>
+          <w:i/>
+          <w:iCs/>
+        </w:rPr>
+        <w:t xml:space="preserve"> </w:t>
+      </w:r>
+      <w:r>
+        <w:rPr>
+          <w:i/>
+          <w:iCs/>
+        </w:rPr>
+        <w:t xml:space="preserve">for</w:t>
+      </w:r>
+      <w:r>
+        <w:rPr>
+          <w:i/>
+          <w:iCs/>
+        </w:rPr>
+        <w:t xml:space="preserve"> </w:t>
+      </w:r>
+      <w:r>
+        <w:rPr>
+          <w:i/>
+          <w:iCs/>
+        </w:rPr>
+        <w:t xml:space="preserve">Appellant</w:t>
+      </w:r>
+    </w:p>
+    <w:p>
+      <w:pPr>
+        <w:keepNext/>
+        <w:keepLines/>
+        <w:spacing w:before="0" w:after="0" w:line="340" w:lineRule="exact"/>
+        <w:ind w:left="4320" w:firstLine="0"/>
+      </w:pPr>
+      <w:r>
+        <w:rPr>
+          <w:i/>
+          <w:iCs/>
+        </w:rPr>
+        <w:t xml:space="preserve">County</w:t>
+      </w:r>
+      <w:r>
+        <w:rPr>
+          <w:i/>
+          <w:iCs/>
+        </w:rPr>
+        <w:t xml:space="preserve"> </w:t>
+      </w:r>
+      <w:r>
+        <w:rPr>
+          <w:i/>
+          <w:iCs/>
+        </w:rPr>
+        <w:t xml:space="preserve">of</w:t>
+      </w:r>
+      <w:r>
+        <w:rPr>
+          <w:i/>
+          <w:iCs/>
+        </w:rPr>
+        <w:t xml:space="preserve"> </w:t>
+      </w:r>
+      <w:r>
+        <w:rPr>
+          <w:i/>
+          <w:iCs/>
+        </w:rPr>
+        <w:t xml:space="preserve">Imperial</w:t>
+      </w:r>
+      <w:r>
+        <w:rPr>
+          <w:i/>
+          <w:iCs/>
+        </w:rPr>
+        <w:t xml:space="preserve"> </w:t>
+      </w:r>
+      <w:r>
+        <w:rPr>
+          <w:i/>
+          <w:iCs/>
+        </w:rPr>
+        <w:t xml:space="preserve">Treasurer-Tax</w:t>
+      </w:r>
+      <w:r>
+        <w:rPr>
+          <w:i/>
+          <w:iCs/>
+        </w:rPr>
+        <w:t xml:space="preserve"> </w:t>
+      </w:r>
+      <w:r>
+        <w:rPr>
+          <w:i/>
+          <w:iCs/>
+        </w:rPr>
+        <w:t xml:space="preserve">Collector</w:t>
+      </w:r>
+    </w:p>
+    <w:p>
+      <w:pPr>
+        <w:keepLines/>
+        <w:spacing w:before="0" w:after="0" w:line="340" w:lineRule="exact"/>
+        <w:ind w:left="4320" w:firstLine="0"/>
+      </w:pPr>
+      <w:r>
+        <w:t xml:space="preserve">October</w:t>
+      </w:r>
+      <w:r>
+        <w:t xml:space="preserve"> </w:t>
+      </w:r>
+      <w:r>
+        <w:t xml:space="preserve">7,</w:t>
+      </w:r>
+      <w:r>
+        <w:t xml:space="preserve"> </w:t>
+      </w:r>
+      <w:r>
+        <w:t xml:space="preserve">2016</w:t>
+      </w:r>
+    </w:p>
+    <w:p>
+      <w:pPr>
+        <w:keepNext/>
+        <w:keepLines/>
+        <w:pageBreakBefore/>
+        <w:spacing w:before="0" w:after="280" w:line="340" w:lineRule="exact"/>
+        <w:ind w:left="0" w:firstLine="0"/>
+        <w:jc w:val="center"/>
       </w:pPr>
       <w:r>
         <w:rPr>
@@ -1162,7 +4729,10 @@
     </w:p>
     <w:p>
       <w:pPr>
-        <w:pStyle w:val="Single"/>
+        <w:keepNext/>
+        <w:keepLines/>
+        <w:spacing w:before="240" w:after="0" w:line="340" w:lineRule="exact"/>
+        <w:ind w:left="0" w:firstLine="0"/>
       </w:pPr>
       <w:r>
         <w:t xml:space="preserve">The following listed parties have an interest in the outcome of this case. These representations are made in order that judges of the Panel may evaluate possible disqualification or recusal.</w:t>
@@ -1170,103 +4740,493 @@
     </w:p>
     <w:p>
       <w:pPr>
-        <w:pStyle w:val="Hanging"/>
-      </w:pPr>
-      <w:r>
-        <w:t xml:space="preserve">American Pacific Investments, LLC, Buyer at Tax Sale</w:t>
-      </w:r>
-    </w:p>
-    <w:p>
-      <w:pPr>
-        <w:pStyle w:val="Hanging"/>
-      </w:pPr>
-      <w:r>
-        <w:t xml:space="preserve">Iqbal Ahmed, Principal in Buyer at Tax Sale</w:t>
-      </w:r>
-    </w:p>
-    <w:p>
-      <w:pPr>
-        <w:pStyle w:val="Hanging"/>
-      </w:pPr>
-      <w:r>
-        <w:t xml:space="preserve">Mehnaz Ahmed, Principal in Buyer at Tax Sale</w:t>
-      </w:r>
-    </w:p>
-    <w:p>
-      <w:pPr>
-        <w:pStyle w:val="Hanging"/>
-      </w:pPr>
-      <w:r>
-        <w:t xml:space="preserve">Fraz Ahmed, Principal in Buyer at Tax Sale</w:t>
-      </w:r>
-    </w:p>
-    <w:p>
-      <w:pPr>
-        <w:pStyle w:val="Hanging"/>
-      </w:pPr>
-      <w:r>
-        <w:t xml:space="preserve">Harris Ahmed, Principal in Buyer at Tax Sale</w:t>
-      </w:r>
-    </w:p>
-    <w:p>
-      <w:pPr>
-        <w:pStyle w:val="Hanging"/>
-      </w:pPr>
-      <w:r>
-        <w:t xml:space="preserve">County of Imperial, Appellant</w:t>
-      </w:r>
-    </w:p>
-    <w:p>
-      <w:pPr>
-        <w:pStyle w:val="Hanging"/>
-      </w:pPr>
-      <w:r>
-        <w:t xml:space="preserve">Ronald E. Stadtmueller, Trustee, Appellee</w:t>
-      </w:r>
-    </w:p>
-    <w:p>
-      <w:pPr>
-        <w:pStyle w:val="Hanging"/>
-      </w:pPr>
-      <w:r>
-        <w:t xml:space="preserve">RW Meridian, LLC, Debtor</w:t>
-      </w:r>
-    </w:p>
-    <w:p>
-      <w:pPr>
-        <w:pStyle w:val="Hanging"/>
-      </w:pPr>
-      <w:r>
-        <w:t xml:space="preserve">Ralph Bowen, Principal in Debtor</w:t>
-      </w:r>
-    </w:p>
-    <w:p>
-      <w:pPr>
-        <w:pStyle w:val="Hanging"/>
-      </w:pPr>
-      <w:r>
-        <w:t xml:space="preserve">Nicole H. Kim, Unsecured Creditor</w:t>
-      </w:r>
-    </w:p>
-    <w:p>
-      <w:pPr>
-        <w:pStyle w:val="Hanging"/>
-      </w:pPr>
-      <w:r>
-        <w:t xml:space="preserve">Pitzerwood, LLC, Unsecured Creditor</w:t>
-      </w:r>
-    </w:p>
-    <w:p>
-      <w:pPr>
-        <w:pStyle w:val="Signature"/>
-      </w:pPr>
-      <w:r>
-        <w:t xml:space="preserve">/s/ Laurel Lee Hyde</w:t>
-      </w:r>
-    </w:p>
-    <w:p>
-      <w:pPr>
-        <w:pStyle w:val="SectionTitle"/>
+        <w:keepNext/>
+        <w:keepLines/>
+        <w:spacing w:before="240" w:after="0" w:line="340" w:lineRule="exact"/>
+        <w:ind w:left="576" w:hanging="576"/>
+      </w:pPr>
+      <w:r>
+        <w:t xml:space="preserve">American</w:t>
+      </w:r>
+      <w:r>
+        <w:t xml:space="preserve"> </w:t>
+      </w:r>
+      <w:r>
+        <w:t xml:space="preserve">Pacific</w:t>
+      </w:r>
+      <w:r>
+        <w:t xml:space="preserve"> </w:t>
+      </w:r>
+      <w:r>
+        <w:t xml:space="preserve">Investments,</w:t>
+      </w:r>
+      <w:r>
+        <w:t xml:space="preserve"> </w:t>
+      </w:r>
+      <w:r>
+        <w:t xml:space="preserve">LLC,</w:t>
+      </w:r>
+      <w:r>
+        <w:t xml:space="preserve"> </w:t>
+      </w:r>
+      <w:r>
+        <w:t xml:space="preserve">Buyer</w:t>
+      </w:r>
+      <w:r>
+        <w:t xml:space="preserve"> </w:t>
+      </w:r>
+      <w:r>
+        <w:t xml:space="preserve">at</w:t>
+      </w:r>
+      <w:r>
+        <w:t xml:space="preserve"> </w:t>
+      </w:r>
+      <w:r>
+        <w:t xml:space="preserve">Tax</w:t>
+      </w:r>
+      <w:r>
+        <w:t xml:space="preserve"> </w:t>
+      </w:r>
+      <w:r>
+        <w:t xml:space="preserve">Sale</w:t>
+      </w:r>
+    </w:p>
+    <w:p>
+      <w:pPr>
+        <w:keepNext/>
+        <w:keepLines/>
+        <w:spacing w:before="240" w:after="0" w:line="340" w:lineRule="exact"/>
+        <w:ind w:left="576" w:hanging="576"/>
+      </w:pPr>
+      <w:r>
+        <w:t xml:space="preserve">Iqbal</w:t>
+      </w:r>
+      <w:r>
+        <w:t xml:space="preserve"> </w:t>
+      </w:r>
+      <w:r>
+        <w:t xml:space="preserve">Ahmed,</w:t>
+      </w:r>
+      <w:r>
+        <w:t xml:space="preserve"> </w:t>
+      </w:r>
+      <w:r>
+        <w:t xml:space="preserve">Principal</w:t>
+      </w:r>
+      <w:r>
+        <w:t xml:space="preserve"> </w:t>
+      </w:r>
+      <w:r>
+        <w:t xml:space="preserve">in</w:t>
+      </w:r>
+      <w:r>
+        <w:t xml:space="preserve"> </w:t>
+      </w:r>
+      <w:r>
+        <w:t xml:space="preserve">Buyer</w:t>
+      </w:r>
+      <w:r>
+        <w:t xml:space="preserve"> </w:t>
+      </w:r>
+      <w:r>
+        <w:t xml:space="preserve">at</w:t>
+      </w:r>
+      <w:r>
+        <w:t xml:space="preserve"> </w:t>
+      </w:r>
+      <w:r>
+        <w:t xml:space="preserve">Tax</w:t>
+      </w:r>
+      <w:r>
+        <w:t xml:space="preserve"> </w:t>
+      </w:r>
+      <w:r>
+        <w:t xml:space="preserve">Sale</w:t>
+      </w:r>
+    </w:p>
+    <w:p>
+      <w:pPr>
+        <w:keepNext/>
+        <w:keepLines/>
+        <w:spacing w:before="240" w:after="0" w:line="340" w:lineRule="exact"/>
+        <w:ind w:left="576" w:hanging="576"/>
+      </w:pPr>
+      <w:r>
+        <w:t xml:space="preserve">Mehnaz</w:t>
+      </w:r>
+      <w:r>
+        <w:t xml:space="preserve"> </w:t>
+      </w:r>
+      <w:r>
+        <w:t xml:space="preserve">Ahmed,</w:t>
+      </w:r>
+      <w:r>
+        <w:t xml:space="preserve"> </w:t>
+      </w:r>
+      <w:r>
+        <w:t xml:space="preserve">Principal</w:t>
+      </w:r>
+      <w:r>
+        <w:t xml:space="preserve"> </w:t>
+      </w:r>
+      <w:r>
+        <w:t xml:space="preserve">in</w:t>
+      </w:r>
+      <w:r>
+        <w:t xml:space="preserve"> </w:t>
+      </w:r>
+      <w:r>
+        <w:t xml:space="preserve">Buyer</w:t>
+      </w:r>
+      <w:r>
+        <w:t xml:space="preserve"> </w:t>
+      </w:r>
+      <w:r>
+        <w:t xml:space="preserve">at</w:t>
+      </w:r>
+      <w:r>
+        <w:t xml:space="preserve"> </w:t>
+      </w:r>
+      <w:r>
+        <w:t xml:space="preserve">Tax</w:t>
+      </w:r>
+      <w:r>
+        <w:t xml:space="preserve"> </w:t>
+      </w:r>
+      <w:r>
+        <w:t xml:space="preserve">Sale</w:t>
+      </w:r>
+    </w:p>
+    <w:p>
+      <w:pPr>
+        <w:keepNext/>
+        <w:keepLines/>
+        <w:spacing w:before="240" w:after="0" w:line="340" w:lineRule="exact"/>
+        <w:ind w:left="576" w:hanging="576"/>
+      </w:pPr>
+      <w:r>
+        <w:t xml:space="preserve">Fraz</w:t>
+      </w:r>
+      <w:r>
+        <w:t xml:space="preserve"> </w:t>
+      </w:r>
+      <w:r>
+        <w:t xml:space="preserve">Ahmed,</w:t>
+      </w:r>
+      <w:r>
+        <w:t xml:space="preserve"> </w:t>
+      </w:r>
+      <w:r>
+        <w:t xml:space="preserve">Principal</w:t>
+      </w:r>
+      <w:r>
+        <w:t xml:space="preserve"> </w:t>
+      </w:r>
+      <w:r>
+        <w:t xml:space="preserve">in</w:t>
+      </w:r>
+      <w:r>
+        <w:t xml:space="preserve"> </w:t>
+      </w:r>
+      <w:r>
+        <w:t xml:space="preserve">Buyer</w:t>
+      </w:r>
+      <w:r>
+        <w:t xml:space="preserve"> </w:t>
+      </w:r>
+      <w:r>
+        <w:t xml:space="preserve">at</w:t>
+      </w:r>
+      <w:r>
+        <w:t xml:space="preserve"> </w:t>
+      </w:r>
+      <w:r>
+        <w:t xml:space="preserve">Tax</w:t>
+      </w:r>
+      <w:r>
+        <w:t xml:space="preserve"> </w:t>
+      </w:r>
+      <w:r>
+        <w:t xml:space="preserve">Sale</w:t>
+      </w:r>
+    </w:p>
+    <w:p>
+      <w:pPr>
+        <w:keepNext/>
+        <w:keepLines/>
+        <w:spacing w:before="240" w:after="0" w:line="340" w:lineRule="exact"/>
+        <w:ind w:left="576" w:hanging="576"/>
+      </w:pPr>
+      <w:r>
+        <w:t xml:space="preserve">Harris</w:t>
+      </w:r>
+      <w:r>
+        <w:t xml:space="preserve"> </w:t>
+      </w:r>
+      <w:r>
+        <w:t xml:space="preserve">Ahmed,</w:t>
+      </w:r>
+      <w:r>
+        <w:t xml:space="preserve"> </w:t>
+      </w:r>
+      <w:r>
+        <w:t xml:space="preserve">Principal</w:t>
+      </w:r>
+      <w:r>
+        <w:t xml:space="preserve"> </w:t>
+      </w:r>
+      <w:r>
+        <w:t xml:space="preserve">in</w:t>
+      </w:r>
+      <w:r>
+        <w:t xml:space="preserve"> </w:t>
+      </w:r>
+      <w:r>
+        <w:t xml:space="preserve">Buyer</w:t>
+      </w:r>
+      <w:r>
+        <w:t xml:space="preserve"> </w:t>
+      </w:r>
+      <w:r>
+        <w:t xml:space="preserve">at</w:t>
+      </w:r>
+      <w:r>
+        <w:t xml:space="preserve"> </w:t>
+      </w:r>
+      <w:r>
+        <w:t xml:space="preserve">Tax</w:t>
+      </w:r>
+      <w:r>
+        <w:t xml:space="preserve"> </w:t>
+      </w:r>
+      <w:r>
+        <w:t xml:space="preserve">Sale</w:t>
+      </w:r>
+    </w:p>
+    <w:p>
+      <w:pPr>
+        <w:keepNext/>
+        <w:keepLines/>
+        <w:spacing w:before="240" w:after="0" w:line="340" w:lineRule="exact"/>
+        <w:ind w:left="576" w:hanging="576"/>
+      </w:pPr>
+      <w:r>
+        <w:t xml:space="preserve">County</w:t>
+      </w:r>
+      <w:r>
+        <w:t xml:space="preserve"> </w:t>
+      </w:r>
+      <w:r>
+        <w:t xml:space="preserve">of</w:t>
+      </w:r>
+      <w:r>
+        <w:t xml:space="preserve"> </w:t>
+      </w:r>
+      <w:r>
+        <w:t xml:space="preserve">Imperial,</w:t>
+      </w:r>
+      <w:r>
+        <w:t xml:space="preserve"> </w:t>
+      </w:r>
+      <w:r>
+        <w:t xml:space="preserve">Appellant</w:t>
+      </w:r>
+    </w:p>
+    <w:p>
+      <w:pPr>
+        <w:keepNext/>
+        <w:keepLines/>
+        <w:spacing w:before="240" w:after="0" w:line="340" w:lineRule="exact"/>
+        <w:ind w:left="576" w:hanging="576"/>
+      </w:pPr>
+      <w:r>
+        <w:t xml:space="preserve">Ronald</w:t>
+      </w:r>
+      <w:r>
+        <w:t xml:space="preserve"> </w:t>
+      </w:r>
+      <w:r>
+        <w:t xml:space="preserve">E.</w:t>
+      </w:r>
+      <w:r>
+        <w:t xml:space="preserve"> </w:t>
+      </w:r>
+      <w:r>
+        <w:t xml:space="preserve">Stadtmueller,</w:t>
+      </w:r>
+      <w:r>
+        <w:t xml:space="preserve"> </w:t>
+      </w:r>
+      <w:r>
+        <w:t xml:space="preserve">Trustee,</w:t>
+      </w:r>
+      <w:r>
+        <w:t xml:space="preserve"> </w:t>
+      </w:r>
+      <w:r>
+        <w:t xml:space="preserve">Appellee</w:t>
+      </w:r>
+    </w:p>
+    <w:p>
+      <w:pPr>
+        <w:keepNext/>
+        <w:keepLines/>
+        <w:spacing w:before="240" w:after="0" w:line="340" w:lineRule="exact"/>
+        <w:ind w:left="576" w:hanging="576"/>
+      </w:pPr>
+      <w:r>
+        <w:t xml:space="preserve">RW</w:t>
+      </w:r>
+      <w:r>
+        <w:t xml:space="preserve"> </w:t>
+      </w:r>
+      <w:r>
+        <w:t xml:space="preserve">Meridian,</w:t>
+      </w:r>
+      <w:r>
+        <w:t xml:space="preserve"> </w:t>
+      </w:r>
+      <w:r>
+        <w:t xml:space="preserve">LLC,</w:t>
+      </w:r>
+      <w:r>
+        <w:t xml:space="preserve"> </w:t>
+      </w:r>
+      <w:r>
+        <w:t xml:space="preserve">Debtor</w:t>
+      </w:r>
+    </w:p>
+    <w:p>
+      <w:pPr>
+        <w:keepNext/>
+        <w:keepLines/>
+        <w:spacing w:before="240" w:after="0" w:line="340" w:lineRule="exact"/>
+        <w:ind w:left="576" w:hanging="576"/>
+      </w:pPr>
+      <w:r>
+        <w:t xml:space="preserve">Ralph</w:t>
+      </w:r>
+      <w:r>
+        <w:t xml:space="preserve"> </w:t>
+      </w:r>
+      <w:r>
+        <w:t xml:space="preserve">Bowen,</w:t>
+      </w:r>
+      <w:r>
+        <w:t xml:space="preserve"> </w:t>
+      </w:r>
+      <w:r>
+        <w:t xml:space="preserve">Principal</w:t>
+      </w:r>
+      <w:r>
+        <w:t xml:space="preserve"> </w:t>
+      </w:r>
+      <w:r>
+        <w:t xml:space="preserve">in</w:t>
+      </w:r>
+      <w:r>
+        <w:t xml:space="preserve"> </w:t>
+      </w:r>
+      <w:r>
+        <w:t xml:space="preserve">Debtor</w:t>
+      </w:r>
+    </w:p>
+    <w:p>
+      <w:pPr>
+        <w:keepNext/>
+        <w:keepLines/>
+        <w:spacing w:before="240" w:after="0" w:line="340" w:lineRule="exact"/>
+        <w:ind w:left="576" w:hanging="576"/>
+      </w:pPr>
+      <w:r>
+        <w:t xml:space="preserve">Nicole</w:t>
+      </w:r>
+      <w:r>
+        <w:t xml:space="preserve"> </w:t>
+      </w:r>
+      <w:r>
+        <w:t xml:space="preserve">H.</w:t>
+      </w:r>
+      <w:r>
+        <w:t xml:space="preserve"> </w:t>
+      </w:r>
+      <w:r>
+        <w:t xml:space="preserve">Kim,</w:t>
+      </w:r>
+      <w:r>
+        <w:t xml:space="preserve"> </w:t>
+      </w:r>
+      <w:r>
+        <w:t xml:space="preserve">Unsecured</w:t>
+      </w:r>
+      <w:r>
+        <w:t xml:space="preserve"> </w:t>
+      </w:r>
+      <w:r>
+        <w:t xml:space="preserve">Creditor</w:t>
+      </w:r>
+    </w:p>
+    <w:p>
+      <w:pPr>
+        <w:keepNext/>
+        <w:keepLines/>
+        <w:spacing w:before="240" w:after="0" w:line="340" w:lineRule="exact"/>
+        <w:ind w:left="576" w:hanging="576"/>
+      </w:pPr>
+      <w:r>
+        <w:t xml:space="preserve">Pitzerwood,</w:t>
+      </w:r>
+      <w:r>
+        <w:t xml:space="preserve"> </w:t>
+      </w:r>
+      <w:r>
+        <w:t xml:space="preserve">LLC,</w:t>
+      </w:r>
+      <w:r>
+        <w:t xml:space="preserve"> </w:t>
+      </w:r>
+      <w:r>
+        <w:t xml:space="preserve">Unsecured</w:t>
+      </w:r>
+      <w:r>
+        <w:t xml:space="preserve"> </w:t>
+      </w:r>
+      <w:r>
+        <w:t xml:space="preserve">Creditor</w:t>
+      </w:r>
+    </w:p>
+    <w:p>
+      <w:pPr>
+        <w:keepLines/>
+        <w:spacing w:before="240" w:after="0" w:line="340" w:lineRule="exact"/>
+        <w:ind w:left="4320" w:firstLine="0"/>
+      </w:pPr>
+      <w:r>
+        <w:t xml:space="preserve">/s/ </w:t>
+      </w:r>
+      <w:r>
+        <w:t xml:space="preserve">Laurel</w:t>
+      </w:r>
+      <w:r>
+        <w:t xml:space="preserve"> </w:t>
+      </w:r>
+      <w:r>
+        <w:t xml:space="preserve">Lee</w:t>
+      </w:r>
+      <w:r>
+        <w:t xml:space="preserve"> </w:t>
+      </w:r>
+      <w:r>
+        <w:t xml:space="preserve">Hyde</w:t>
+      </w:r>
+    </w:p>
+    <w:p>
+      <w:pPr>
+        <w:keepNext/>
+        <w:keepLines/>
+        <w:spacing w:before="480" w:after="280" w:line="340" w:lineRule="exact"/>
+        <w:ind w:left="0" w:firstLine="0"/>
+        <w:jc w:val="center"/>
       </w:pPr>
       <w:r>
         <w:rPr>
@@ -1278,7 +5238,10 @@
     </w:p>
     <w:p>
       <w:pPr>
-        <w:pStyle w:val="Single"/>
+        <w:keepNext/>
+        <w:keepLines/>
+        <w:spacing w:before="240" w:after="0" w:line="340" w:lineRule="exact"/>
+        <w:ind w:left="0" w:firstLine="0"/>
       </w:pPr>
       <w:r>
         <w:t xml:space="preserve">Appellant is aware of no related cases or appeals pending before this Panel, the Ninth Circuit Court of Appeals, or the district court.</w:t>
@@ -1286,15 +5249,36 @@
     </w:p>
     <w:p>
       <w:pPr>
-        <w:pStyle w:val="Signature"/>
-      </w:pPr>
-      <w:r>
-        <w:t xml:space="preserve">/s/ Laurel Lee Hyde</w:t>
-      </w:r>
-    </w:p>
-    <w:p>
-      <w:pPr>
-        <w:pStyle w:val="SectionTitle"/>
+        <w:keepLines/>
+        <w:spacing w:before="240" w:after="0" w:line="340" w:lineRule="exact"/>
+        <w:ind w:left="4320" w:firstLine="0"/>
+      </w:pPr>
+      <w:r>
+        <w:t xml:space="preserve">/s/ </w:t>
+      </w:r>
+      <w:r>
+        <w:t xml:space="preserve">Laurel</w:t>
+      </w:r>
+      <w:r>
+        <w:t xml:space="preserve"> </w:t>
+      </w:r>
+      <w:r>
+        <w:t xml:space="preserve">Lee</w:t>
+      </w:r>
+      <w:r>
+        <w:t xml:space="preserve"> </w:t>
+      </w:r>
+      <w:r>
+        <w:t xml:space="preserve">Hyde</w:t>
+      </w:r>
+    </w:p>
+    <w:p>
+      <w:pPr>
+        <w:keepNext/>
+        <w:keepLines/>
+        <w:spacing w:before="480" w:after="280" w:line="340" w:lineRule="exact"/>
+        <w:ind w:left="0" w:firstLine="0"/>
+        <w:jc w:val="center"/>
       </w:pPr>
       <w:r>
         <w:rPr>
@@ -1306,31 +5290,58 @@
     </w:p>
     <w:p>
       <w:pPr>
-        <w:pStyle w:val="Single"/>
-      </w:pPr>
-      <w:r>
-        <w:t xml:space="preserve">This brief complies with the type-volume limitation of Fed. R. Bankr. P. 8015(a)(7) because it contains 1,782 words, excluding the parts of the brief exempted by Fed. R. Bankr. P. 8015(g).</w:t>
-      </w:r>
-    </w:p>
-    <w:p>
-      <w:pPr>
-        <w:pStyle w:val="Single"/>
-      </w:pPr>
-      <w:r>
-        <w:t xml:space="preserve">This brief complies with the typeface and type-style requirements of Fed. R. Bankr. P. 8015(a)(5) and (6) because it has been prepared in a proportionally spaced typeface, 14-point EB Garamond, with plain roman type and italics for emphasis.</w:t>
-      </w:r>
-    </w:p>
-    <w:p>
-      <w:pPr>
-        <w:pStyle w:val="Signature"/>
-      </w:pPr>
-      <w:r>
-        <w:t xml:space="preserve">/s/ Laurel Lee Hyde</w:t>
-      </w:r>
-    </w:p>
-    <w:p>
-      <w:pPr>
-        <w:pStyle w:val="SectionTitle"/>
+        <w:keepNext/>
+        <w:keepLines/>
+        <w:spacing w:before="240" w:after="0" w:line="340" w:lineRule="exact"/>
+        <w:ind w:left="0" w:firstLine="0"/>
+      </w:pPr>
+      <w:r>
+        <w:t xml:space="preserve">This brief complies with the type-volume limitation of Fed. R. Bankr. P. 8015(a)⁠(7) because it contains 1,782 words, excluding the parts of the brief exempted by Fed. R. Bankr. P. 8015(g).</w:t>
+      </w:r>
+    </w:p>
+    <w:p>
+      <w:pPr>
+        <w:keepNext/>
+        <w:keepLines/>
+        <w:spacing w:before="240" w:after="0" w:line="340" w:lineRule="exact"/>
+        <w:ind w:left="0" w:firstLine="0"/>
+      </w:pPr>
+      <w:r>
+        <w:t xml:space="preserve">This brief complies with the typeface and type-style requirements of Fed. R. Bankr. P. 8015(a)⁠(5) and (6) because it has been prepared in a proportionally spaced typeface, 14-point Times New Roman, with plain roman type and italics for emphasis.</w:t>
+      </w:r>
+    </w:p>
+    <w:p>
+      <w:pPr>
+        <w:keepLines/>
+        <w:spacing w:before="240" w:after="0" w:line="340" w:lineRule="exact"/>
+        <w:ind w:left="4320" w:firstLine="0"/>
+      </w:pPr>
+      <w:r>
+        <w:t xml:space="preserve">/s/ </w:t>
+      </w:r>
+      <w:r>
+        <w:t xml:space="preserve">Laurel</w:t>
+      </w:r>
+      <w:r>
+        <w:t xml:space="preserve"> </w:t>
+      </w:r>
+      <w:r>
+        <w:t xml:space="preserve">Lee</w:t>
+      </w:r>
+      <w:r>
+        <w:t xml:space="preserve"> </w:t>
+      </w:r>
+      <w:r>
+        <w:t xml:space="preserve">Hyde</w:t>
+      </w:r>
+    </w:p>
+    <w:p>
+      <w:pPr>
+        <w:keepNext/>
+        <w:keepLines/>
+        <w:spacing w:before="480" w:after="280" w:line="340" w:lineRule="exact"/>
+        <w:ind w:left="0" w:firstLine="0"/>
+        <w:jc w:val="center"/>
       </w:pPr>
       <w:r>
         <w:rPr>
@@ -1342,15 +5353,39 @@
     </w:p>
     <w:p>
       <w:pPr>
-        <w:pStyle w:val="Single"/>
-      </w:pPr>
-      <w:r>
-        <w:t xml:space="preserve">I hereby certify that on October 7, 2016, I electronically filed the foregoing document with the Clerk of the Court for the Bankruptcy Appellate Panel for the Ninth Circuit by using the CM/ECF system.</w:t>
-      </w:r>
-    </w:p>
-    <w:p>
-      <w:pPr>
-        <w:pStyle w:val="Single"/>
+        <w:keepNext/>
+        <w:keepLines/>
+        <w:spacing w:before="240" w:after="0" w:line="340" w:lineRule="exact"/>
+        <w:ind w:left="0" w:firstLine="0"/>
+      </w:pPr>
+      <w:r>
+        <w:t xml:space="preserve">I hereby certify that on </w:t>
+      </w:r>
+      <w:r>
+        <w:t xml:space="preserve">October</w:t>
+      </w:r>
+      <w:r>
+        <w:t xml:space="preserve"> </w:t>
+      </w:r>
+      <w:r>
+        <w:t xml:space="preserve">7,</w:t>
+      </w:r>
+      <w:r>
+        <w:t xml:space="preserve"> </w:t>
+      </w:r>
+      <w:r>
+        <w:t xml:space="preserve">2016</w:t>
+      </w:r>
+      <w:r>
+        <w:t xml:space="preserve">, I electronically filed the foregoing document with the Clerk of the Court for the Bankruptcy Appellate Panel for the Ninth Circuit by using the CM/ECF system.</w:t>
+      </w:r>
+    </w:p>
+    <w:p>
+      <w:pPr>
+        <w:keepNext/>
+        <w:keepLines/>
+        <w:spacing w:before="240" w:after="0" w:line="340" w:lineRule="exact"/>
+        <w:ind w:left="0" w:firstLine="0"/>
       </w:pPr>
       <w:r>
         <w:t xml:space="preserve">I certify that all parties of record to this appeal either are registered CM/ECF users, or have registered for electronic notice, or have consented in writing to electronic service, and that service will be accomplished through the CM/ECF system.</w:t>
@@ -1358,16 +5393,33 @@
     </w:p>
     <w:p>
       <w:pPr>
-        <w:pStyle w:val="Signature"/>
-      </w:pPr>
-      <w:r>
-        <w:t xml:space="preserve">/s/ Laurel Lee Hyde</w:t>
+        <w:keepLines/>
+        <w:spacing w:before="240" w:after="0" w:line="340" w:lineRule="exact"/>
+        <w:ind w:left="4320" w:firstLine="0"/>
+      </w:pPr>
+      <w:r>
+        <w:t xml:space="preserve">/s/ </w:t>
+      </w:r>
+      <w:r>
+        <w:t xml:space="preserve">Laurel</w:t>
+      </w:r>
+      <w:r>
+        <w:t xml:space="preserve"> </w:t>
+      </w:r>
+      <w:r>
+        <w:t xml:space="preserve">Lee</w:t>
+      </w:r>
+      <w:r>
+        <w:t xml:space="preserve"> </w:t>
+      </w:r>
+      <w:r>
+        <w:t xml:space="preserve">Hyde</w:t>
       </w:r>
     </w:p>
     <w:sectPr>
-      <w:footerReference w:type="default" r:id="rId101"/>
+      <w:footerReference w:type="default" r:id="rIdFtrPage"/>
       <w:pgSz w:w="12240" w:h="15840"/>
-      <w:pgMar w:top="1440" w:right="1440" w:bottom="1440" w:left="1440" w:header="720" w:footer="720" w:gutter="0"/>
+      <w:pgMar w:top="1440" w:right="1440" w:bottom="1440" w:left="1440" w:header="720" w:footer="676" w:gutter="0"/>
       <w:pgNumType w:fmt="decimal" w:start="1"/>
     </w:sectPr>
   </w:body>
@@ -1382,7 +5434,7 @@
 <w:ftr xmlns:w="http://schemas.openxmlformats.org/wordprocessingml/2006/main" xmlns:r="http://schemas.openxmlformats.org/officeDocument/2006/relationships">
   <w:p>
     <w:pPr>
-      <w:pStyle w:val="Footer"/>
+      <w:jc w:val="center"/>
     </w:pPr>
     <w:r>
       <w:fldChar w:fldCharType="begin"/>
@@ -1403,23 +5455,77 @@
 </w:ftr>
 </file>
 
-<file path=word/footer2.xml><?xml version="1.0" encoding="utf-8"?>
+<file path=word/footnotes.xml><?xml version="1.0" encoding="utf-8"?>
+<w:footnotes xmlns:w="http://schemas.openxmlformats.org/wordprocessingml/2006/main" xmlns:m="http://schemas.openxmlformats.org/officeDocument/2006/math" xmlns:r="http://schemas.openxmlformats.org/officeDocument/2006/relationships" xmlns:o="urn:schemas-microsoft-com:office:office" xmlns:v="urn:schemas-microsoft-com:vml" xmlns:w10="urn:schemas-microsoft-com:office:word" xmlns:a="http://schemas.openxmlformats.org/drawingml/2006/main" xmlns:pic="http://schemas.openxmlformats.org/drawingml/2006/picture" xmlns:wp="http://schemas.openxmlformats.org/drawingml/2006/wordprocessingDrawing">
+  <w:footnote w:type="continuationSeparator" w:id="0">
+    <w:p>
+      <w:r>
+        <w:continuationSeparator/>
+      </w:r>
+    </w:p>
+  </w:footnote>
+  <w:footnote w:type="separator" w:id="-1">
+    <w:p>
+      <w:r>
+        <w:separator/>
+      </w:r>
+    </w:p>
+  </w:footnote>
+  <w:footnote w:id="9">
+    <w:p>
+      <w:pPr>
+        <w:pStyle w:val="FootnoteText"/>
+      </w:pPr>
+      <w:r>
+        <w:rPr>
+          <w:rStyle w:val="FootnoteReference"/>
+        </w:rPr>
+        <w:footnoteRef/>
+      </w:r>
+      <w:r>
+        <w:t xml:space="preserve"> </w:t>
+      </w:r>
+      <w:r>
+        <w:t xml:space="preserve">Appendix references shall be in the form</w:t>
+      </w:r>
+      <w:r>
+        <w:t xml:space="preserve"> </w:t>
+      </w:r>
+      <w:r>
+        <w:t xml:space="preserve">“App. X:YY”</w:t>
+      </w:r>
+      <w:r>
+        <w:t xml:space="preserve"> </w:t>
+      </w:r>
+      <w:r>
+        <w:t xml:space="preserve">with the first number being the PDF number of the item and the second number being the page number in the Appendix.</w:t>
+      </w:r>
+    </w:p>
+  </w:footnote>
+</w:footnotes>
+</file>
+
+<file path=word/ftr-add.xml><?xml version="1.0" encoding="utf-8"?>
 <w:ftr xmlns:w="http://schemas.openxmlformats.org/wordprocessingml/2006/main" xmlns:r="http://schemas.openxmlformats.org/officeDocument/2006/relationships">
   <w:p>
     <w:pPr>
-      <w:pStyle w:val="Footer"/>
+      <w:spacing w:before="0" w:after="0"/>
+      <w:jc w:val="center"/>
     </w:pPr>
+    <w:r>
+      <w:t>Add-</w:t>
+    </w:r>
     <w:r>
       <w:fldChar w:fldCharType="begin"/>
     </w:r>
     <w:r>
-      <w:instrText xml:space="preserve"> PAGE \* roman </w:instrText>
+      <w:instrText xml:space="preserve"> PAGE </w:instrText>
     </w:r>
     <w:r>
       <w:fldChar w:fldCharType="separate"/>
     </w:r>
     <w:r>
-      <w:t>i</w:t>
+      <w:t>1</w:t>
     </w:r>
     <w:r>
       <w:fldChar w:fldCharType="end"/>
@@ -1428,64 +5534,41 @@
 </w:ftr>
 </file>
 
-<file path=word/footer3.xml><?xml version="1.0" encoding="utf-8"?>
+<file path=word/ftr-none.xml><?xml version="1.0" encoding="utf-8"?>
 <w:ftr xmlns:w="http://schemas.openxmlformats.org/wordprocessingml/2006/main" xmlns:r="http://schemas.openxmlformats.org/officeDocument/2006/relationships">
   <w:p>
     <w:pPr>
-      <w:pStyle w:val="Footer"/>
+      <w:spacing w:before="0" w:after="0"/>
+      <w:jc w:val="center"/>
     </w:pPr>
   </w:p>
 </w:ftr>
 </file>
 
-<file path=word/footnotes.xml><?xml version="1.0" encoding="utf-8"?>
-<w:footnotes xmlns:w="http://schemas.openxmlformats.org/wordprocessingml/2006/main" xmlns:m="http://schemas.openxmlformats.org/officeDocument/2006/math" xmlns:r="http://schemas.openxmlformats.org/officeDocument/2006/relationships" xmlns:o="urn:schemas-microsoft-com:office:office" xmlns:v="urn:schemas-microsoft-com:vml" xmlns:w10="urn:schemas-microsoft-com:office:word" xmlns:a="http://schemas.openxmlformats.org/drawingml/2006/main" xmlns:pic="http://schemas.openxmlformats.org/drawingml/2006/picture" xmlns:wp="http://schemas.openxmlformats.org/drawingml/2006/wordprocessingDrawing">
-  <w:footnote w:type="continuationSeparator" w:id="0">
-    <w:p>
-      <w:r>
-        <w:continuationSeparator/>
-      </w:r>
-    </w:p>
-  </w:footnote>
-  <w:footnote w:type="separator" w:id="-1">
-    <w:p>
-      <w:r>
-        <w:separator/>
-      </w:r>
-    </w:p>
-  </w:footnote>
-  <w:footnote w:id="113">
-    <w:p>
-      <w:pPr>
-        <w:pStyle w:val="FootnoteText"/>
-      </w:pPr>
-      <w:r>
-        <w:rPr>
-          <w:rStyle w:val="FootnoteReference"/>
-        </w:rPr>
-        <w:footnoteRef/>
-      </w:r>
-      <w:r>
-        <w:t xml:space="preserve"> </w:t>
-      </w:r>
-      <w:r>
-        <w:t xml:space="preserve">Appendix references shall be in the form</w:t>
-      </w:r>
-      <w:r>
-        <w:t xml:space="preserve"> </w:t>
-      </w:r>
-      <w:r>
-        <w:t xml:space="preserve">“App. X:YY”</w:t>
-      </w:r>
-      <w:r>
-        <w:t xml:space="preserve"> </w:t>
-      </w:r>
-      <w:r>
-        <w:t xml:space="preserve">with the first number being the PDF number of the item and the second number being the page number in the Appendix.</w:t>
-      </w:r>
-    </w:p>
-  </w:footnote>
-</w:footnotes>
+<file path=word/ftr-page.xml><?xml version="1.0" encoding="utf-8"?>
+<w:ftr xmlns:w="http://schemas.openxmlformats.org/wordprocessingml/2006/main" xmlns:r="http://schemas.openxmlformats.org/officeDocument/2006/relationships">
+  <w:p>
+    <w:pPr>
+      <w:spacing w:before="0" w:after="0"/>
+      <w:jc w:val="center"/>
+    </w:pPr>
+    <w:r>
+      <w:fldChar w:fldCharType="begin"/>
+    </w:r>
+    <w:r>
+      <w:instrText xml:space="preserve"> PAGE </w:instrText>
+    </w:r>
+    <w:r>
+      <w:fldChar w:fldCharType="separate"/>
+    </w:r>
+    <w:r>
+      <w:t>1</w:t>
+    </w:r>
+    <w:r>
+      <w:fldChar w:fldCharType="end"/>
+    </w:r>
+  </w:p>
+</w:ftr>
 </file>
 
 <file path=word/numbering.xml><?xml version="1.0" encoding="utf-8"?>
@@ -1566,123 +5649,8 @@
       </w:pPr>
     </w:lvl>
   </w:abstractNum>
-  <w:abstractNum w:abstractNumId="99411">
-    <w:nsid w:val="00A99411"/>
-    <w:multiLevelType w:val="multilevel"/>
-    <w:lvl w:ilvl="0">
-      <w:start w:val="1"/>
-      <w:numFmt w:val="decimal"/>
-      <w:lvlText w:val="%1."/>
-      <w:lvlJc w:val="left"/>
-      <w:pPr>
-        <w:ind w:left="720" w:hanging="360"/>
-      </w:pPr>
-    </w:lvl>
-    <w:lvl w:ilvl="1">
-      <w:start w:val="1"/>
-      <w:numFmt w:val="decimal"/>
-      <w:lvlText w:val="%2."/>
-      <w:lvlJc w:val="left"/>
-      <w:pPr>
-        <w:ind w:left="1440" w:hanging="360"/>
-      </w:pPr>
-    </w:lvl>
-    <w:lvl w:ilvl="2">
-      <w:start w:val="1"/>
-      <w:numFmt w:val="decimal"/>
-      <w:lvlText w:val="%3."/>
-      <w:lvlJc w:val="left"/>
-      <w:pPr>
-        <w:ind w:left="2160" w:hanging="360"/>
-      </w:pPr>
-    </w:lvl>
-    <w:lvl w:ilvl="3">
-      <w:start w:val="1"/>
-      <w:numFmt w:val="decimal"/>
-      <w:lvlText w:val="%4."/>
-      <w:lvlJc w:val="left"/>
-      <w:pPr>
-        <w:ind w:left="2880" w:hanging="360"/>
-      </w:pPr>
-    </w:lvl>
-    <w:lvl w:ilvl="4">
-      <w:start w:val="1"/>
-      <w:numFmt w:val="decimal"/>
-      <w:lvlText w:val="%5."/>
-      <w:lvlJc w:val="left"/>
-      <w:pPr>
-        <w:ind w:left="3600" w:hanging="360"/>
-      </w:pPr>
-    </w:lvl>
-    <w:lvl w:ilvl="5">
-      <w:start w:val="1"/>
-      <w:numFmt w:val="decimal"/>
-      <w:lvlText w:val="%6."/>
-      <w:lvlJc w:val="left"/>
-      <w:pPr>
-        <w:ind w:left="4320" w:hanging="360"/>
-      </w:pPr>
-    </w:lvl>
-    <w:lvl w:ilvl="6">
-      <w:start w:val="1"/>
-      <w:numFmt w:val="decimal"/>
-      <w:lvlText w:val="%7."/>
-      <w:lvlJc w:val="left"/>
-      <w:pPr>
-        <w:ind w:left="5040" w:hanging="360"/>
-      </w:pPr>
-    </w:lvl>
-    <w:lvl w:ilvl="7">
-      <w:start w:val="1"/>
-      <w:numFmt w:val="decimal"/>
-      <w:lvlText w:val="%8."/>
-      <w:lvlJc w:val="left"/>
-      <w:pPr>
-        <w:ind w:left="5760" w:hanging="360"/>
-      </w:pPr>
-    </w:lvl>
-    <w:lvl w:ilvl="8">
-      <w:start w:val="1"/>
-      <w:numFmt w:val="decimal"/>
-      <w:lvlText w:val="%9."/>
-      <w:lvlJc w:val="left"/>
-      <w:pPr>
-        <w:ind w:left="6480" w:hanging="360"/>
-      </w:pPr>
-    </w:lvl>
-  </w:abstractNum>
   <w:num w:numId="1000">
     <w:abstractNumId w:val="990"/>
-  </w:num>
-  <w:num w:numId="1001">
-    <w:abstractNumId w:val="99411"/>
-    <w:lvlOverride w:ilvl="0">
-      <w:startOverride w:val="1"/>
-    </w:lvlOverride>
-    <w:lvlOverride w:ilvl="1">
-      <w:startOverride w:val="1"/>
-    </w:lvlOverride>
-    <w:lvlOverride w:ilvl="2">
-      <w:startOverride w:val="1"/>
-    </w:lvlOverride>
-    <w:lvlOverride w:ilvl="3">
-      <w:startOverride w:val="1"/>
-    </w:lvlOverride>
-    <w:lvlOverride w:ilvl="4">
-      <w:startOverride w:val="1"/>
-    </w:lvlOverride>
-    <w:lvlOverride w:ilvl="5">
-      <w:startOverride w:val="1"/>
-    </w:lvlOverride>
-    <w:lvlOverride w:ilvl="6">
-      <w:startOverride w:val="1"/>
-    </w:lvlOverride>
-    <w:lvlOverride w:ilvl="7">
-      <w:startOverride w:val="1"/>
-    </w:lvlOverride>
-    <w:lvlOverride w:ilvl="8">
-      <w:startOverride w:val="1"/>
-    </w:lvlOverride>
   </w:num>
 </w:numbering>
 </file>
@@ -1692,7 +5660,7 @@
   <w:docDefaults>
     <w:rPrDefault>
       <w:rPr>
-        <w:rFonts w:ascii="EB Garamond" w:hAnsi="EB Garamond" w:eastAsia="EB Garamond" w:cs="EB Garamond"/>
+        <w:rFonts w:ascii="Times New Roman" w:hAnsi="Times New Roman" w:eastAsia="Times New Roman" w:cs="Times New Roman"/>
         <w:sz w:val="28"/>
         <w:szCs w:val="28"/>
         <w:lang w:val="en-US" w:eastAsia="zh-CN" w:bidi="ar-SA"/>
@@ -1700,7 +5668,8 @@
     </w:rPrDefault>
     <w:pPrDefault>
       <w:pPr>
-        <w:spacing w:before="0" w:after="0" w:line="240" w:lineRule="auto"/>
+        <w:widowControl/>
+        <w:spacing w:after="0"/>
       </w:pPr>
     </w:pPrDefault>
   </w:docDefaults>
@@ -1708,16 +5677,14 @@
   <w:style w:type="paragraph" w:default="1" w:styleId="Normal">
     <w:name w:val="Normal"/>
     <w:qFormat/>
-    <w:pPr>
-      <w:spacing w:before="0" w:after="0" w:line="240" w:lineRule="auto"/>
-    </w:pPr>
   </w:style>
   <w:style w:type="paragraph" w:styleId="BodyText">
     <w:name w:val="Body Text"/>
     <w:basedOn w:val="Normal"/>
+    <w:link w:val="BodyTextChar"/>
     <w:qFormat/>
     <w:pPr>
-      <w:spacing w:before="0" w:after="364" w:line="730" w:lineRule="exact"/>
+      <w:spacing w:before="0" w:after="0" w:line="620" w:lineRule="exact"/>
       <w:ind w:firstLine="720"/>
     </w:pPr>
   </w:style>
@@ -1732,8 +5699,7 @@
     <w:basedOn w:val="BodyText"/>
     <w:qFormat/>
     <w:pPr>
-      <w:spacing w:before="0" w:after="0" w:line="730" w:lineRule="exact"/>
-      <w:ind w:firstLine="0"/>
+      <w:spacing w:before="36" w:after="36"/>
     </w:pPr>
   </w:style>
   <w:style w:type="paragraph" w:styleId="Title">
@@ -1873,17 +5839,47 @@
     <w:name w:val="heading 1"/>
     <w:basedOn w:val="Normal"/>
     <w:next w:val="BodyText"/>
+    <w:link w:val="Heading1Char"/>
     <w:uiPriority w:val="9"/>
     <w:qFormat/>
+    <w:rsid w:val="00A10FD9"/>
     <w:pPr>
       <w:keepNext/>
       <w:keepLines/>
-      <w:spacing w:before="336" w:after="308" w:line="240" w:lineRule="auto"/>
-      <w:ind w:left="0" w:firstLine="0"/>
+      <w:spacing w:before="240" w:after="120" w:line="340" w:lineRule="exact"/>
+      <w:ind w:firstLine="0"/>
       <w:jc w:val="center"/>
       <w:outlineLvl w:val="0"/>
     </w:pPr>
     <w:rPr>
+      <w:rFonts w:ascii="Times New Roman" w:hAnsi="Times New Roman" w:eastAsia="Times New Roman" w:cs="Times New Roman"/>
+      <w:b/>
+      <w:bCs/>
+      <w:caps/>
+      <w:color w:val="000000"/>
+      <w:sz w:val="28"/>
+      <w:szCs w:val="28"/>
+    </w:rPr>
+  </w:style>
+  <w:style w:type="paragraph" w:styleId="Heading2">
+    <w:name w:val="heading 2"/>
+    <w:basedOn w:val="Normal"/>
+    <w:next w:val="BodyText"/>
+    <w:link w:val="Heading2Char"/>
+    <w:uiPriority w:val="9"/>
+    <w:semiHidden/>
+    <w:unhideWhenUsed/>
+    <w:qFormat/>
+    <w:rsid w:val="00A10FD9"/>
+    <w:pPr>
+      <w:keepNext/>
+      <w:keepLines/>
+      <w:spacing w:before="240" w:after="120" w:line="340" w:lineRule="exact"/>
+      <w:ind w:firstLine="0"/>
+      <w:outlineLvl w:val="1"/>
+    </w:pPr>
+    <w:rPr>
+      <w:rFonts w:ascii="Times New Roman" w:hAnsi="Times New Roman" w:eastAsia="Times New Roman" w:cs="Times New Roman"/>
       <w:b/>
       <w:bCs/>
       <w:color w:val="000000"/>
@@ -1891,41 +5887,25 @@
       <w:szCs w:val="28"/>
     </w:rPr>
   </w:style>
-  <w:style w:type="paragraph" w:styleId="Heading2">
-    <w:name w:val="heading 2"/>
-    <w:basedOn w:val="Normal"/>
-    <w:next w:val="BodyText"/>
-    <w:uiPriority w:val="9"/>
-    <w:qFormat/>
-    <w:pPr>
-      <w:keepNext/>
-      <w:keepLines/>
-      <w:spacing w:before="280" w:after="252" w:line="240" w:lineRule="auto"/>
-      <w:ind w:left="720" w:hanging="720"/>
-      <w:outlineLvl w:val="1"/>
-    </w:pPr>
-    <w:rPr>
-      <w:b/>
-      <w:bCs/>
-      <w:color w:val="000000"/>
-      <w:sz w:val="28"/>
-      <w:szCs w:val="28"/>
-    </w:rPr>
-  </w:style>
   <w:style w:type="paragraph" w:styleId="Heading3">
     <w:name w:val="heading 3"/>
     <w:basedOn w:val="Normal"/>
     <w:next w:val="BodyText"/>
+    <w:link w:val="Heading3Char"/>
     <w:uiPriority w:val="9"/>
+    <w:semiHidden/>
+    <w:unhideWhenUsed/>
     <w:qFormat/>
+    <w:rsid w:val="00A10FD9"/>
     <w:pPr>
       <w:keepNext/>
       <w:keepLines/>
-      <w:spacing w:before="252" w:after="224" w:line="240" w:lineRule="auto"/>
-      <w:ind w:left="720" w:hanging="720"/>
+      <w:spacing w:before="240" w:after="120" w:line="340" w:lineRule="exact"/>
+      <w:ind w:firstLine="0"/>
       <w:outlineLvl w:val="2"/>
     </w:pPr>
     <w:rPr>
+      <w:rFonts w:ascii="Times New Roman" w:hAnsi="Times New Roman" w:eastAsia="Times New Roman" w:cs="Times New Roman"/>
       <w:b/>
       <w:bCs/>
       <w:color w:val="000000"/>
@@ -1946,14 +5926,18 @@
     <w:pPr>
       <w:keepNext/>
       <w:keepLines/>
-      <w:spacing w:before="80" w:after="40"/>
+      <w:spacing w:before="240" w:after="120" w:line="340" w:lineRule="exact"/>
+      <w:ind w:firstLine="0"/>
       <w:outlineLvl w:val="3"/>
     </w:pPr>
     <w:rPr>
-      <w:rFonts w:eastAsiaTheme="majorEastAsia" w:cstheme="majorBidi"/>
+      <w:rFonts w:ascii="Times New Roman" w:hAnsi="Times New Roman" w:eastAsia="Times New Roman" w:cs="Times New Roman"/>
+      <w:b/>
+      <w:bCs/>
       <w:i/>
-      <w:iCs/>
-      <w:color w:val="0F4761" w:themeColor="accent1" w:themeShade="BF"/>
+      <w:color w:val="000000"/>
+      <w:sz w:val="28"/>
+      <w:szCs w:val="28"/>
     </w:rPr>
   </w:style>
   <w:style w:type="paragraph" w:styleId="Heading5">
@@ -1969,12 +5953,18 @@
     <w:pPr>
       <w:keepNext/>
       <w:keepLines/>
-      <w:spacing w:before="80" w:after="40"/>
+      <w:spacing w:before="240" w:after="120" w:line="340" w:lineRule="exact"/>
+      <w:ind w:firstLine="0"/>
       <w:outlineLvl w:val="4"/>
     </w:pPr>
     <w:rPr>
-      <w:rFonts w:eastAsiaTheme="majorEastAsia" w:cstheme="majorBidi"/>
-      <w:color w:val="0F4761" w:themeColor="accent1" w:themeShade="BF"/>
+      <w:rFonts w:ascii="Times New Roman" w:hAnsi="Times New Roman" w:eastAsia="Times New Roman" w:cs="Times New Roman"/>
+      <w:b/>
+      <w:bCs/>
+      <w:i/>
+      <w:color w:val="000000"/>
+      <w:sz w:val="28"/>
+      <w:szCs w:val="28"/>
     </w:rPr>
   </w:style>
   <w:style w:type="paragraph" w:styleId="Heading6">
@@ -2184,24 +6174,37 @@
       <w:color w:val="272727" w:themeColor="text1" w:themeTint="D8"/>
     </w:rPr>
   </w:style>
+  <w:style w:type="paragraph" w:customStyle="1" w:styleId="ListItem">
+    <w:name w:val="List Item"/>
+    <w:basedOn w:val="BodyText"/>
+    <w:qFormat/>
+    <w:pPr>
+      <w:spacing w:before="0" w:after="0" w:line="620" w:lineRule="exact"/>
+      <w:ind w:left="720" w:hanging="720"/>
+    </w:pPr>
+  </w:style>
   <w:style w:type="paragraph" w:styleId="BlockText">
     <w:name w:val="Block Text"/>
-    <w:basedOn w:val="Normal"/>
+    <w:basedOn w:val="BodyText"/>
     <w:next w:val="BodyText"/>
+    <w:uiPriority w:val="9"/>
+    <w:unhideWhenUsed/>
     <w:qFormat/>
     <w:pPr>
-      <w:spacing w:before="280" w:after="280" w:line="240" w:lineRule="auto"/>
-      <w:ind w:left="720" w:right="720" w:firstLine="0"/>
+      <w:spacing w:before="240" w:after="240" w:line="340" w:lineRule="exact"/>
+      <w:ind w:firstLine="0" w:left="720" w:right="720"/>
     </w:pPr>
   </w:style>
   <w:style w:type="paragraph" w:styleId="FootnoteText">
-    <w:name w:val="footnote text"/>
+    <w:name w:val="Footnote Text"/>
     <w:basedOn w:val="Normal"/>
+    <w:next w:val="FootnoteText"/>
     <w:uiPriority w:val="9"/>
     <w:unhideWhenUsed/>
+    <w:qFormat/>
     <w:pPr>
-      <w:spacing w:before="0" w:after="100" w:line="240" w:lineRule="auto"/>
-      <w:ind w:firstLine="0"/>
+      <w:keepLines/>
+      <w:spacing w:before="0" w:after="140" w:line="340" w:lineRule="exact"/>
     </w:pPr>
     <w:rPr>
       <w:sz w:val="28"/>
@@ -2216,8 +6219,8 @@
     <w:unhideWhenUsed/>
     <w:qFormat/>
     <w:pPr>
-      <w:spacing w:before="100" w:after="100"/>
-      <w:ind w:firstLine="0" w:left="480" w:right="480"/>
+      <w:spacing w:before="240" w:after="240"/>
+      <w:ind w:firstLine="0" w:left="720" w:right="720"/>
     </w:pPr>
   </w:style>
   <w:style w:type="character" w:default="1" w:styleId="DefaultParagraphFont">
@@ -2325,7 +6328,7 @@
     <w:name w:val="Hyperlink"/>
     <w:basedOn w:val="BodyTextChar"/>
     <w:rPr>
-      <w:color w:val="4F81BD" w:themeColor="accent1"/>
+      <w:color w:val="000000"/>
     </w:rPr>
   </w:style>
   <w:style w:type="paragraph" w:styleId="TOCHeading">
@@ -2345,112 +6348,6 @@
       <w:bCs w:val="0"/>
       <w:color w:val="365F91" w:themeColor="accent1" w:themeShade="BF"/>
     </w:rPr>
-  </w:style>
-  <w:style w:type="paragraph" w:customStyle="1" w:styleId="Centered">
-    <w:name w:val="Centered"/>
-    <w:basedOn w:val="Normal"/>
-    <w:qFormat/>
-    <w:pPr>
-      <w:spacing w:before="0" w:after="0" w:line="240" w:lineRule="auto"/>
-      <w:ind w:firstLine="0"/>
-      <w:jc w:val="center"/>
-    </w:pPr>
-  </w:style>
-  <w:style w:type="paragraph" w:customStyle="1" w:styleId="CenterGap">
-    <w:name w:val="Center Gap"/>
-    <w:basedOn w:val="Centered"/>
-    <w:qFormat/>
-    <w:pPr>
-      <w:spacing w:before="252"/>
-    </w:pPr>
-  </w:style>
-  <w:style w:type="paragraph" w:customStyle="1" w:styleId="SectionTitle">
-    <w:name w:val="Section Title"/>
-    <w:basedOn w:val="Centered"/>
-    <w:qFormat/>
-    <w:pPr>
-      <w:keepNext/>
-      <w:spacing w:before="336" w:after="252"/>
-    </w:pPr>
-  </w:style>
-  <w:style w:type="paragraph" w:customStyle="1" w:styleId="Single">
-    <w:name w:val="Single"/>
-    <w:basedOn w:val="Normal"/>
-    <w:qFormat/>
-    <w:pPr>
-      <w:spacing w:before="0" w:after="200" w:line="240" w:lineRule="auto"/>
-      <w:ind w:firstLine="0"/>
-    </w:pPr>
-  </w:style>
-  <w:style w:type="paragraph" w:customStyle="1" w:styleId="Hanging">
-    <w:name w:val="Hanging"/>
-    <w:basedOn w:val="Single"/>
-    <w:qFormat/>
-    <w:pPr>
-      <w:spacing w:after="160"/>
-      <w:ind w:left="576" w:hanging="576"/>
-    </w:pPr>
-  </w:style>
-  <w:style w:type="paragraph" w:customStyle="1" w:styleId="TOCLevel2">
-    <w:name w:val="TOC Level 2"/>
-    <w:basedOn w:val="Single"/>
-    <w:qFormat/>
-    <w:pPr>
-      <w:ind w:left="720" w:firstLine="0"/>
-    </w:pPr>
-  </w:style>
-  <w:style w:type="paragraph" w:customStyle="1" w:styleId="Signature">
-    <w:name w:val="Signature"/>
-    <w:basedOn w:val="Normal"/>
-    <w:qFormat/>
-    <w:pPr>
-      <w:keepNext/>
-      <w:keepLines/>
-      <w:spacing w:before="0" w:after="0" w:line="240" w:lineRule="auto"/>
-      <w:ind w:left="4320" w:firstLine="0"/>
-    </w:pPr>
-  </w:style>
-  <w:style w:type="paragraph" w:customStyle="1" w:styleId="KeepWithNext">
-    <w:name w:val="Keep With Next"/>
-    <w:basedOn w:val="BodyText"/>
-    <w:qFormat/>
-    <w:pPr>
-      <w:keepNext/>
-      <w:keepLines/>
-    </w:pPr>
-  </w:style>
-  <w:style w:type="paragraph" w:styleId="Footer">
-    <w:name w:val="footer"/>
-    <w:basedOn w:val="Normal"/>
-    <w:pPr>
-      <w:spacing w:before="0" w:after="0" w:line="240" w:lineRule="auto"/>
-      <w:ind w:firstLine="0"/>
-      <w:jc w:val="center"/>
-    </w:pPr>
-    <w:rPr>
-      <w:sz w:val="28"/>
-      <w:szCs w:val="28"/>
-    </w:rPr>
-  </w:style>
-  <w:style w:type="paragraph" w:customStyle="1" w:styleId="CenterGap">
-    <w:name w:val="CenterGap"/>
-    <w:basedOn w:val="BodyText"/>
-    <w:qFormat/>
-  </w:style>
-  <w:style w:type="paragraph" w:customStyle="1" w:styleId="KeepWithNext">
-    <w:name w:val="KeepWithNext"/>
-    <w:basedOn w:val="BodyText"/>
-    <w:qFormat/>
-  </w:style>
-  <w:style w:type="paragraph" w:customStyle="1" w:styleId="SectionTitle">
-    <w:name w:val="SectionTitle"/>
-    <w:basedOn w:val="BodyText"/>
-    <w:qFormat/>
-  </w:style>
-  <w:style w:type="paragraph" w:customStyle="1" w:styleId="TOCLevel2">
-    <w:name w:val="TOCLevel2"/>
-    <w:basedOn w:val="BodyText"/>
-    <w:qFormat/>
   </w:style>
   <w:style w:type="paragraph" w:customStyle="1" w:styleId="SourceCode">
     <w:name w:val="Source Code"/>

--- a/courts/ninth-circuit/bankruptcy-appellate-panel/opening-brief/usage/OUTPUT-opening-brief.docx
+++ b/courts/ninth-circuit/bankruptcy-appellate-panel/opening-brief/usage/OUTPUT-opening-brief.docx
@@ -5656,7 +5656,7 @@
 </file>
 
 <file path=word/styles.xml><?xml version="1.0" encoding="utf-8"?>
-<w:styles xmlns:r="http://schemas.openxmlformats.org/officeDocument/2006/relationships" xmlns:w="http://schemas.openxmlformats.org/wordprocessingml/2006/main">
+<w:styles xmlns:w="http://schemas.openxmlformats.org/wordprocessingml/2006/main" xmlns:r="http://schemas.openxmlformats.org/officeDocument/2006/relationships">
   <w:docDefaults>
     <w:rPrDefault>
       <w:rPr>
@@ -5716,7 +5716,7 @@
       <w:jc w:val="center"/>
     </w:pPr>
     <w:rPr>
-      <w:rFonts w:asciiTheme="majorHAnsi" w:eastAsiaTheme="majorEastAsia" w:hAnsiTheme="majorHAnsi" w:cstheme="majorBidi"/>
+      <w:rFonts w:cstheme="majorBidi"/>
       <w:sz w:val="56"/>
       <w:szCs w:val="56"/>
     </w:rPr>
@@ -5728,7 +5728,7 @@
     <w:uiPriority w:val="10"/>
     <w:rsid w:val="00A10FD9"/>
     <w:rPr>
-      <w:rFonts w:asciiTheme="majorHAnsi" w:eastAsiaTheme="majorEastAsia" w:hAnsiTheme="majorHAnsi" w:cstheme="majorBidi"/>
+      <w:rFonts w:cstheme="majorBidi"/>
       <w:sz w:val="56"/>
       <w:szCs w:val="56"/>
     </w:rPr>
@@ -5747,7 +5747,7 @@
       </w:numPr>
     </w:pPr>
     <w:rPr>
-      <w:rFonts w:eastAsiaTheme="majorEastAsia" w:cstheme="majorBidi"/>
+      <w:rFonts w:cstheme="majorBidi"/>
       <w:spacing w:val="15"/>
       <w:sz w:val="28"/>
       <w:szCs w:val="28"/>
@@ -5760,7 +5760,7 @@
     <w:uiPriority w:val="11"/>
     <w:rsid w:val="00A10FD9"/>
     <w:rPr>
-      <w:rFonts w:eastAsiaTheme="majorEastAsia" w:cstheme="majorBidi"/>
+      <w:rFonts w:cstheme="majorBidi"/>
       <w:color w:val="595959" w:themeColor="text1" w:themeTint="A6"/>
       <w:spacing w:val="15"/>
       <w:sz w:val="28"/>
@@ -5984,7 +5984,7 @@
       <w:outlineLvl w:val="5"/>
     </w:pPr>
     <w:rPr>
-      <w:rFonts w:eastAsiaTheme="majorEastAsia" w:cstheme="majorBidi"/>
+      <w:rFonts w:cstheme="majorBidi"/>
       <w:i/>
       <w:iCs/>
       <w:color w:val="595959" w:themeColor="text1" w:themeTint="A6"/>
@@ -6007,7 +6007,7 @@
       <w:outlineLvl w:val="6"/>
     </w:pPr>
     <w:rPr>
-      <w:rFonts w:eastAsiaTheme="majorEastAsia" w:cstheme="majorBidi"/>
+      <w:rFonts w:cstheme="majorBidi"/>
       <w:color w:val="595959" w:themeColor="text1" w:themeTint="A6"/>
     </w:rPr>
   </w:style>
@@ -6028,7 +6028,7 @@
       <w:outlineLvl w:val="7"/>
     </w:pPr>
     <w:rPr>
-      <w:rFonts w:eastAsiaTheme="majorEastAsia" w:cstheme="majorBidi"/>
+      <w:rFonts w:cstheme="majorBidi"/>
       <w:i/>
       <w:iCs/>
       <w:color w:val="272727" w:themeColor="text1" w:themeTint="D8"/>
@@ -6051,7 +6051,7 @@
       <w:outlineLvl w:val="8"/>
     </w:pPr>
     <w:rPr>
-      <w:rFonts w:eastAsiaTheme="majorEastAsia" w:cstheme="majorBidi"/>
+      <w:rFonts w:cstheme="majorBidi"/>
       <w:color w:val="272727" w:themeColor="text1" w:themeTint="D8"/>
     </w:rPr>
   </w:style>
@@ -6062,7 +6062,7 @@
     <w:uiPriority w:val="9"/>
     <w:rsid w:val="00A10FD9"/>
     <w:rPr>
-      <w:rFonts w:asciiTheme="majorHAnsi" w:eastAsiaTheme="majorEastAsia" w:hAnsiTheme="majorHAnsi" w:cstheme="majorBidi"/>
+      <w:rFonts w:cstheme="majorBidi"/>
       <w:color w:val="0F4761" w:themeColor="accent1" w:themeShade="BF"/>
       <w:sz w:val="40"/>
       <w:szCs w:val="40"/>
@@ -6076,7 +6076,7 @@
     <w:semiHidden/>
     <w:rsid w:val="00A10FD9"/>
     <w:rPr>
-      <w:rFonts w:asciiTheme="majorHAnsi" w:eastAsiaTheme="majorEastAsia" w:hAnsiTheme="majorHAnsi" w:cstheme="majorBidi"/>
+      <w:rFonts w:cstheme="majorBidi"/>
       <w:color w:val="0F4761" w:themeColor="accent1" w:themeShade="BF"/>
       <w:sz w:val="32"/>
       <w:szCs w:val="32"/>
@@ -6090,7 +6090,7 @@
     <w:semiHidden/>
     <w:rsid w:val="00A10FD9"/>
     <w:rPr>
-      <w:rFonts w:eastAsiaTheme="majorEastAsia" w:cstheme="majorBidi"/>
+      <w:rFonts w:cstheme="majorBidi"/>
       <w:color w:val="0F4761" w:themeColor="accent1" w:themeShade="BF"/>
       <w:sz w:val="28"/>
       <w:szCs w:val="28"/>
@@ -6104,7 +6104,7 @@
     <w:semiHidden/>
     <w:rsid w:val="00A10FD9"/>
     <w:rPr>
-      <w:rFonts w:eastAsiaTheme="majorEastAsia" w:cstheme="majorBidi"/>
+      <w:rFonts w:cstheme="majorBidi"/>
       <w:i/>
       <w:iCs/>
       <w:color w:val="0F4761" w:themeColor="accent1" w:themeShade="BF"/>
@@ -6118,7 +6118,7 @@
     <w:semiHidden/>
     <w:rsid w:val="00A10FD9"/>
     <w:rPr>
-      <w:rFonts w:eastAsiaTheme="majorEastAsia" w:cstheme="majorBidi"/>
+      <w:rFonts w:cstheme="majorBidi"/>
       <w:color w:val="0F4761" w:themeColor="accent1" w:themeShade="BF"/>
     </w:rPr>
   </w:style>
@@ -6130,7 +6130,7 @@
     <w:semiHidden/>
     <w:rsid w:val="00A10FD9"/>
     <w:rPr>
-      <w:rFonts w:eastAsiaTheme="majorEastAsia" w:cstheme="majorBidi"/>
+      <w:rFonts w:cstheme="majorBidi"/>
       <w:i/>
       <w:iCs/>
       <w:color w:val="595959" w:themeColor="text1" w:themeTint="A6"/>
@@ -6144,7 +6144,7 @@
     <w:semiHidden/>
     <w:rsid w:val="00A10FD9"/>
     <w:rPr>
-      <w:rFonts w:eastAsiaTheme="majorEastAsia" w:cstheme="majorBidi"/>
+      <w:rFonts w:cstheme="majorBidi"/>
       <w:color w:val="595959" w:themeColor="text1" w:themeTint="A6"/>
     </w:rPr>
   </w:style>
@@ -6156,7 +6156,7 @@
     <w:semiHidden/>
     <w:rsid w:val="00A10FD9"/>
     <w:rPr>
-      <w:rFonts w:eastAsiaTheme="majorEastAsia" w:cstheme="majorBidi"/>
+      <w:rFonts w:cstheme="majorBidi"/>
       <w:i/>
       <w:iCs/>
       <w:color w:val="272727" w:themeColor="text1" w:themeTint="D8"/>
@@ -6170,7 +6170,7 @@
     <w:semiHidden/>
     <w:rsid w:val="00A10FD9"/>
     <w:rPr>
-      <w:rFonts w:eastAsiaTheme="majorEastAsia" w:cstheme="majorBidi"/>
+      <w:rFonts w:cstheme="majorBidi"/>
       <w:color w:val="272727" w:themeColor="text1" w:themeTint="D8"/>
     </w:rPr>
   </w:style>
@@ -6343,7 +6343,7 @@
       <w:outlineLvl w:val="9"/>
     </w:pPr>
     <w:rPr>
-      <w:rFonts w:asciiTheme="majorHAnsi" w:eastAsiaTheme="majorEastAsia" w:hAnsiTheme="majorHAnsi" w:cstheme="majorBidi"/>
+      <w:rFonts w:cstheme="majorBidi"/>
       <w:b w:val="0"/>
       <w:bCs w:val="0"/>
       <w:color w:val="365F91" w:themeColor="accent1" w:themeShade="BF"/>
@@ -6629,7 +6629,7 @@
     </a:clrScheme>
     <a:fontScheme name="Office">
       <a:majorFont>
-        <a:latin typeface="Aptos Display" panose="02110004020202020204"/>
+        <a:latin typeface="Times New Roman" panose="02110004020202020204"/>
         <a:ea typeface=""/>
         <a:cs typeface=""/>
         <a:font script="Jpan" typeface="游ゴシック Light"/>
@@ -6681,7 +6681,7 @@
         <a:font script="Tfng" typeface="Ebrima"/>
       </a:majorFont>
       <a:minorFont>
-        <a:latin typeface="Aptos" panose="02110004020202020204"/>
+        <a:latin typeface="Times New Roman" panose="02110004020202020204"/>
         <a:ea typeface=""/>
         <a:cs typeface=""/>
         <a:font script="Jpan" typeface="游明朝"/>
